--- a/templates_docx/Due_Notice_SMF.docx
+++ b/templates_docx/Due_Notice_SMF.docx
@@ -16,8 +16,10 @@
         <w:pStyle w:val="BodyText"/>
         <w:spacing w:before="23"/>
         <w:rPr>
+          <w:rFonts w:ascii="Arial" w:hAnsi="Arial" w:cs="Arial"/>
           <w:b w:val="0"/>
-          <w:sz w:val="19"/>
+          <w:sz w:val="21"/>
+          <w:szCs w:val="21"/>
         </w:rPr>
       </w:pPr>
     </w:p>
@@ -25,75 +27,102 @@
       <w:pPr>
         <w:spacing w:before="1"/>
         <w:ind w:right="95"/>
-        <w:jc w:val="right"/>
-        <w:rPr>
-          <w:spacing w:val="-2"/>
-          <w:w w:val="90"/>
-          <w:sz w:val="19"/>
+        <w:jc w:val="center"/>
+        <w:rPr>
+          <w:rFonts w:ascii="Arial" w:hAnsi="Arial" w:cs="Arial"/>
+          <w:spacing w:val="-2"/>
+          <w:w w:val="90"/>
+          <w:sz w:val="21"/>
+          <w:szCs w:val="21"/>
         </w:rPr>
       </w:pPr>
       <w:r>
         <w:rPr>
-          <w:spacing w:val="-2"/>
-          <w:w w:val="90"/>
-          <w:sz w:val="19"/>
+          <w:rFonts w:ascii="Arial" w:hAnsi="Arial" w:cs="Arial"/>
+          <w:spacing w:val="-2"/>
+          <w:w w:val="90"/>
+          <w:sz w:val="21"/>
+          <w:szCs w:val="21"/>
+        </w:rPr>
+        <w:t xml:space="preserve">                                                                                                                                     </w:t>
+      </w:r>
+      <w:r>
+        <w:rPr>
+          <w:rFonts w:ascii="Arial" w:hAnsi="Arial" w:cs="Arial"/>
+          <w:spacing w:val="-2"/>
+          <w:w w:val="90"/>
+          <w:sz w:val="21"/>
+          <w:szCs w:val="21"/>
         </w:rPr>
         <w:t>Date:</w:t>
       </w:r>
       <w:r>
         <w:rPr>
+          <w:rFonts w:ascii="Arial" w:hAnsi="Arial" w:cs="Arial"/>
           <w:spacing w:val="-6"/>
-          <w:sz w:val="19"/>
-        </w:rPr>
-        <w:t xml:space="preserve"> </w:t>
-      </w:r>
-      <w:r>
-        <w:rPr>
-          <w:spacing w:val="-2"/>
-          <w:w w:val="90"/>
-          <w:sz w:val="19"/>
+          <w:sz w:val="21"/>
+          <w:szCs w:val="21"/>
+        </w:rPr>
+        <w:t xml:space="preserve"> </w:t>
+      </w:r>
+      <w:r>
+        <w:rPr>
+          <w:rFonts w:ascii="Arial" w:hAnsi="Arial" w:cs="Arial"/>
+          <w:spacing w:val="-2"/>
+          <w:w w:val="90"/>
+          <w:sz w:val="21"/>
+          <w:szCs w:val="21"/>
         </w:rPr>
         <w:t>{{</w:t>
       </w:r>
       <w:proofErr w:type="spellStart"/>
       <w:r>
         <w:rPr>
-          <w:spacing w:val="-2"/>
-          <w:w w:val="90"/>
-          <w:sz w:val="19"/>
+          <w:rFonts w:ascii="Arial" w:hAnsi="Arial" w:cs="Arial"/>
+          <w:spacing w:val="-2"/>
+          <w:w w:val="90"/>
+          <w:sz w:val="21"/>
+          <w:szCs w:val="21"/>
         </w:rPr>
         <w:t>notice_date</w:t>
       </w:r>
       <w:proofErr w:type="spellEnd"/>
       <w:r>
         <w:rPr>
-          <w:spacing w:val="-2"/>
-          <w:w w:val="90"/>
-          <w:sz w:val="19"/>
+          <w:rFonts w:ascii="Arial" w:hAnsi="Arial" w:cs="Arial"/>
+          <w:spacing w:val="-2"/>
+          <w:w w:val="90"/>
+          <w:sz w:val="21"/>
+          <w:szCs w:val="21"/>
         </w:rPr>
         <w:t>}}</w:t>
       </w:r>
     </w:p>
     <w:p>
       <w:pPr>
-        <w:spacing w:before="1"/>
         <w:ind w:right="95"/>
         <w:rPr>
-          <w:sz w:val="19"/>
+          <w:rFonts w:ascii="Arial" w:hAnsi="Arial" w:cs="Arial"/>
+          <w:sz w:val="21"/>
+          <w:szCs w:val="21"/>
         </w:rPr>
       </w:pPr>
       <w:r>
         <w:rPr>
-          <w:spacing w:val="-2"/>
-          <w:w w:val="90"/>
-          <w:sz w:val="19"/>
+          <w:rFonts w:ascii="Arial" w:hAnsi="Arial" w:cs="Arial"/>
+          <w:spacing w:val="-2"/>
+          <w:w w:val="90"/>
+          <w:sz w:val="21"/>
+          <w:szCs w:val="21"/>
         </w:rPr>
         <w:t xml:space="preserve">    </w:t>
       </w:r>
       <w:r>
         <w:rPr>
+          <w:rFonts w:ascii="Arial" w:hAnsi="Arial" w:cs="Arial"/>
           <w:spacing w:val="-5"/>
-          <w:sz w:val="19"/>
+          <w:sz w:val="21"/>
+          <w:szCs w:val="21"/>
         </w:rPr>
         <w:t>To</w:t>
       </w:r>
@@ -101,154 +130,272 @@
     <w:p>
       <w:pPr>
         <w:pStyle w:val="BodyText"/>
-        <w:spacing w:before="217"/>
+        <w:spacing w:before="120"/>
+        <w:rPr>
+          <w:rFonts w:ascii="Arial" w:hAnsi="Arial" w:cs="Arial"/>
+          <w:sz w:val="21"/>
+          <w:szCs w:val="21"/>
+        </w:rPr>
       </w:pPr>
       <w:r>
         <w:rPr>
+          <w:rFonts w:ascii="Arial" w:hAnsi="Arial" w:cs="Arial"/>
           <w:spacing w:val="-18"/>
           <w:w w:val="90"/>
+          <w:sz w:val="21"/>
+          <w:szCs w:val="21"/>
         </w:rPr>
         <w:t xml:space="preserve">     {{</w:t>
       </w:r>
       <w:proofErr w:type="spellStart"/>
       <w:r>
         <w:rPr>
+          <w:rFonts w:ascii="Arial" w:hAnsi="Arial" w:cs="Arial"/>
           <w:spacing w:val="-18"/>
           <w:w w:val="90"/>
+          <w:sz w:val="21"/>
+          <w:szCs w:val="21"/>
         </w:rPr>
         <w:t>borrower_name</w:t>
       </w:r>
       <w:proofErr w:type="spellEnd"/>
       <w:r>
         <w:rPr>
+          <w:rFonts w:ascii="Arial" w:hAnsi="Arial" w:cs="Arial"/>
           <w:spacing w:val="-18"/>
           <w:w w:val="90"/>
-        </w:rPr>
-        <w:t>}}</w:t>
-      </w:r>
-      <w:r>
-        <w:rPr>
-          <w:spacing w:val="-18"/>
-          <w:w w:val="90"/>
-        </w:rPr>
-        <w:t>,</w:t>
+          <w:sz w:val="21"/>
+          <w:szCs w:val="21"/>
+        </w:rPr>
+        <w:t>}},</w:t>
       </w:r>
     </w:p>
     <w:p>
       <w:pPr>
-        <w:spacing w:before="211" w:line="434" w:lineRule="auto"/>
+        <w:spacing w:before="120"/>
         <w:ind w:left="150" w:right="5211"/>
         <w:rPr>
-          <w:spacing w:val="-4"/>
-          <w:w w:val="90"/>
-          <w:sz w:val="19"/>
+          <w:rFonts w:ascii="Arial" w:hAnsi="Arial" w:cs="Arial"/>
+          <w:b/>
+          <w:bCs/>
+          <w:spacing w:val="-4"/>
+          <w:w w:val="90"/>
+          <w:sz w:val="21"/>
+          <w:szCs w:val="21"/>
         </w:rPr>
       </w:pPr>
       <w:r>
         <w:rPr>
-          <w:spacing w:val="-4"/>
-          <w:w w:val="90"/>
-          <w:sz w:val="19"/>
+          <w:rFonts w:ascii="Arial" w:hAnsi="Arial" w:cs="Arial"/>
+          <w:b/>
+          <w:bCs/>
+          <w:spacing w:val="-4"/>
+          <w:w w:val="90"/>
+          <w:sz w:val="21"/>
+          <w:szCs w:val="21"/>
         </w:rPr>
         <w:t>H.NO</w:t>
       </w:r>
       <w:r>
         <w:rPr>
+          <w:rFonts w:ascii="Arial" w:hAnsi="Arial" w:cs="Arial"/>
+          <w:b/>
+          <w:bCs/>
           <w:spacing w:val="-8"/>
-          <w:sz w:val="19"/>
-        </w:rPr>
-        <w:t xml:space="preserve"> </w:t>
-      </w:r>
-      <w:r>
-        <w:rPr>
-          <w:spacing w:val="-4"/>
-          <w:w w:val="90"/>
-          <w:sz w:val="19"/>
+          <w:sz w:val="21"/>
+          <w:szCs w:val="21"/>
+        </w:rPr>
+        <w:t xml:space="preserve"> </w:t>
+      </w:r>
+      <w:r>
+        <w:rPr>
+          <w:rFonts w:ascii="Arial" w:hAnsi="Arial" w:cs="Arial"/>
+          <w:b/>
+          <w:bCs/>
+          <w:spacing w:val="-4"/>
+          <w:w w:val="90"/>
+          <w:sz w:val="21"/>
+          <w:szCs w:val="21"/>
         </w:rPr>
         <w:t>{{</w:t>
       </w:r>
       <w:proofErr w:type="spellStart"/>
       <w:r>
         <w:rPr>
-          <w:spacing w:val="-4"/>
-          <w:w w:val="90"/>
-          <w:sz w:val="19"/>
+          <w:rFonts w:ascii="Arial" w:hAnsi="Arial" w:cs="Arial"/>
+          <w:b/>
+          <w:bCs/>
+          <w:spacing w:val="-4"/>
+          <w:w w:val="90"/>
+          <w:sz w:val="21"/>
+          <w:szCs w:val="21"/>
         </w:rPr>
         <w:t>borrower_address</w:t>
       </w:r>
       <w:proofErr w:type="spellEnd"/>
       <w:r>
         <w:rPr>
-          <w:spacing w:val="-4"/>
-          <w:w w:val="90"/>
-          <w:sz w:val="19"/>
+          <w:rFonts w:ascii="Arial" w:hAnsi="Arial" w:cs="Arial"/>
+          <w:b/>
+          <w:bCs/>
+          <w:spacing w:val="-4"/>
+          <w:w w:val="90"/>
+          <w:sz w:val="21"/>
+          <w:szCs w:val="21"/>
+        </w:rPr>
+        <w:t>}}</w:t>
+      </w:r>
+      <w:r>
+        <w:rPr>
+          <w:rFonts w:ascii="Arial" w:hAnsi="Arial" w:cs="Arial"/>
+          <w:b/>
+          <w:bCs/>
+          <w:spacing w:val="-4"/>
+          <w:w w:val="90"/>
+          <w:sz w:val="21"/>
+          <w:szCs w:val="21"/>
+        </w:rPr>
+        <w:t xml:space="preserve">, </w:t>
+      </w:r>
+      <w:proofErr w:type="spellStart"/>
+      <w:r>
+        <w:rPr>
+          <w:rFonts w:ascii="Arial" w:hAnsi="Arial" w:cs="Arial"/>
+          <w:b/>
+          <w:bCs/>
+          <w:spacing w:val="-4"/>
+          <w:w w:val="90"/>
+          <w:sz w:val="21"/>
+          <w:szCs w:val="21"/>
+        </w:rPr>
+        <w:t>pincode</w:t>
+      </w:r>
+      <w:proofErr w:type="spellEnd"/>
+      <w:r>
+        <w:rPr>
+          <w:rFonts w:ascii="Arial" w:hAnsi="Arial" w:cs="Arial"/>
+          <w:b/>
+          <w:bCs/>
+          <w:spacing w:val="-4"/>
+          <w:w w:val="90"/>
+          <w:sz w:val="21"/>
+          <w:szCs w:val="21"/>
+        </w:rPr>
+        <w:t>-{{</w:t>
+      </w:r>
+      <w:proofErr w:type="spellStart"/>
+      <w:r>
+        <w:rPr>
+          <w:rFonts w:ascii="Arial" w:hAnsi="Arial" w:cs="Arial"/>
+          <w:b/>
+          <w:bCs/>
+          <w:spacing w:val="-4"/>
+          <w:w w:val="90"/>
+          <w:sz w:val="21"/>
+          <w:szCs w:val="21"/>
+        </w:rPr>
+        <w:t>pincode</w:t>
+      </w:r>
+      <w:proofErr w:type="spellEnd"/>
+      <w:r>
+        <w:rPr>
+          <w:rFonts w:ascii="Arial" w:hAnsi="Arial" w:cs="Arial"/>
+          <w:b/>
+          <w:bCs/>
+          <w:spacing w:val="-4"/>
+          <w:w w:val="90"/>
+          <w:sz w:val="21"/>
+          <w:szCs w:val="21"/>
         </w:rPr>
         <w:t>}}</w:t>
       </w:r>
     </w:p>
     <w:p>
       <w:pPr>
-        <w:spacing w:before="211" w:line="434" w:lineRule="auto"/>
+        <w:spacing w:before="40"/>
         <w:ind w:left="150" w:right="5211"/>
         <w:rPr>
-          <w:sz w:val="19"/>
+          <w:rFonts w:ascii="Arial" w:hAnsi="Arial" w:cs="Arial"/>
+          <w:b/>
+          <w:bCs/>
+          <w:sz w:val="21"/>
+          <w:szCs w:val="21"/>
         </w:rPr>
       </w:pPr>
       <w:r>
         <w:rPr>
-          <w:w w:val="90"/>
-          <w:sz w:val="19"/>
-        </w:rPr>
-        <w:t xml:space="preserve"> </w:t>
-      </w:r>
-      <w:r>
-        <w:rPr>
-          <w:sz w:val="19"/>
+          <w:rFonts w:ascii="Arial" w:hAnsi="Arial" w:cs="Arial"/>
+          <w:b/>
+          <w:bCs/>
+          <w:w w:val="90"/>
+          <w:sz w:val="21"/>
+          <w:szCs w:val="21"/>
+        </w:rPr>
+        <w:t xml:space="preserve"> </w:t>
+      </w:r>
+      <w:r>
+        <w:rPr>
+          <w:rFonts w:ascii="Arial" w:hAnsi="Arial" w:cs="Arial"/>
+          <w:b/>
+          <w:bCs/>
+          <w:sz w:val="21"/>
+          <w:szCs w:val="21"/>
         </w:rPr>
         <w:t>Ph:</w:t>
       </w:r>
       <w:r>
         <w:rPr>
+          <w:rFonts w:ascii="Arial" w:hAnsi="Arial" w:cs="Arial"/>
+          <w:b/>
+          <w:bCs/>
           <w:spacing w:val="-12"/>
-          <w:sz w:val="19"/>
-        </w:rPr>
-        <w:t xml:space="preserve"> </w:t>
-      </w:r>
-      <w:r>
-        <w:rPr>
-          <w:sz w:val="19"/>
+          <w:sz w:val="21"/>
+          <w:szCs w:val="21"/>
+        </w:rPr>
+        <w:t xml:space="preserve"> </w:t>
+      </w:r>
+      <w:r>
+        <w:rPr>
+          <w:rFonts w:ascii="Arial" w:hAnsi="Arial" w:cs="Arial"/>
+          <w:b/>
+          <w:bCs/>
+          <w:sz w:val="21"/>
+          <w:szCs w:val="21"/>
         </w:rPr>
         <w:t>{{</w:t>
       </w:r>
       <w:proofErr w:type="spellStart"/>
       <w:r>
         <w:rPr>
-          <w:sz w:val="19"/>
+          <w:rFonts w:ascii="Arial" w:hAnsi="Arial" w:cs="Arial"/>
+          <w:b/>
+          <w:bCs/>
+          <w:sz w:val="21"/>
+          <w:szCs w:val="21"/>
         </w:rPr>
         <w:t>borrower_mobile</w:t>
       </w:r>
       <w:proofErr w:type="spellEnd"/>
       <w:r>
         <w:rPr>
-          <w:sz w:val="19"/>
+          <w:rFonts w:ascii="Arial" w:hAnsi="Arial" w:cs="Arial"/>
+          <w:b/>
+          <w:bCs/>
+          <w:sz w:val="21"/>
+          <w:szCs w:val="21"/>
         </w:rPr>
         <w:t>}}</w:t>
       </w:r>
       <w:r>
         <w:rPr>
-          <w:sz w:val="19"/>
+          <w:rFonts w:ascii="Arial" w:hAnsi="Arial" w:cs="Arial"/>
+          <w:b/>
+          <w:bCs/>
+          <w:sz w:val="21"/>
+          <w:szCs w:val="21"/>
         </w:rPr>
         <w:t>.</w:t>
       </w:r>
-    </w:p>
-    <w:p>
-      <w:pPr>
-        <w:pStyle w:val="BodyText"/>
-        <w:rPr>
-          <w:b w:val="0"/>
-          <w:sz w:val="19"/>
-        </w:rPr>
-      </w:pPr>
     </w:p>
     <w:p>
       <w:pPr>
@@ -263,204 +410,301 @@
       <w:pPr>
         <w:pStyle w:val="BodyText"/>
         <w:ind w:left="150"/>
+        <w:rPr>
+          <w:rFonts w:ascii="Arial" w:hAnsi="Arial" w:cs="Arial"/>
+          <w:sz w:val="21"/>
+          <w:szCs w:val="21"/>
+        </w:rPr>
       </w:pPr>
       <w:r>
         <w:rPr>
+          <w:rFonts w:ascii="Arial" w:hAnsi="Arial" w:cs="Arial"/>
           <w:spacing w:val="-6"/>
           <w:w w:val="90"/>
+          <w:sz w:val="21"/>
+          <w:szCs w:val="21"/>
         </w:rPr>
         <w:t>Subject</w:t>
       </w:r>
       <w:r>
         <w:rPr>
+          <w:rFonts w:ascii="Arial" w:hAnsi="Arial" w:cs="Arial"/>
           <w:b w:val="0"/>
           <w:spacing w:val="-6"/>
           <w:w w:val="90"/>
-          <w:sz w:val="19"/>
+          <w:sz w:val="21"/>
+          <w:szCs w:val="21"/>
         </w:rPr>
         <w:t>:</w:t>
       </w:r>
       <w:r>
         <w:rPr>
+          <w:rFonts w:ascii="Arial" w:hAnsi="Arial" w:cs="Arial"/>
           <w:b w:val="0"/>
           <w:spacing w:val="-7"/>
           <w:w w:val="90"/>
-          <w:sz w:val="19"/>
-        </w:rPr>
-        <w:t xml:space="preserve"> </w:t>
-      </w:r>
-      <w:r>
-        <w:rPr>
+          <w:sz w:val="21"/>
+          <w:szCs w:val="21"/>
+        </w:rPr>
+        <w:t xml:space="preserve"> </w:t>
+      </w:r>
+      <w:r>
+        <w:rPr>
+          <w:rFonts w:ascii="Arial" w:hAnsi="Arial" w:cs="Arial"/>
           <w:spacing w:val="-6"/>
           <w:w w:val="90"/>
+          <w:sz w:val="21"/>
+          <w:szCs w:val="21"/>
         </w:rPr>
         <w:t>Notice</w:t>
       </w:r>
       <w:r>
-        <w:t xml:space="preserve"> </w:t>
-      </w:r>
-      <w:r>
-        <w:rPr>
+        <w:rPr>
+          <w:rFonts w:ascii="Arial" w:hAnsi="Arial" w:cs="Arial"/>
+          <w:sz w:val="21"/>
+          <w:szCs w:val="21"/>
+        </w:rPr>
+        <w:t xml:space="preserve"> </w:t>
+      </w:r>
+      <w:r>
+        <w:rPr>
+          <w:rFonts w:ascii="Arial" w:hAnsi="Arial" w:cs="Arial"/>
           <w:spacing w:val="-6"/>
           <w:w w:val="90"/>
+          <w:sz w:val="21"/>
+          <w:szCs w:val="21"/>
         </w:rPr>
         <w:t>of</w:t>
       </w:r>
       <w:r>
         <w:rPr>
-          <w:spacing w:val="-4"/>
-        </w:rPr>
-        <w:t xml:space="preserve"> </w:t>
-      </w:r>
-      <w:r>
-        <w:rPr>
+          <w:rFonts w:ascii="Arial" w:hAnsi="Arial" w:cs="Arial"/>
+          <w:spacing w:val="-4"/>
+          <w:sz w:val="21"/>
+          <w:szCs w:val="21"/>
+        </w:rPr>
+        <w:t xml:space="preserve"> </w:t>
+      </w:r>
+      <w:r>
+        <w:rPr>
+          <w:rFonts w:ascii="Arial" w:hAnsi="Arial" w:cs="Arial"/>
           <w:spacing w:val="-6"/>
           <w:w w:val="90"/>
+          <w:sz w:val="21"/>
+          <w:szCs w:val="21"/>
         </w:rPr>
         <w:t>Arrears</w:t>
       </w:r>
       <w:r>
         <w:rPr>
+          <w:rFonts w:ascii="Arial" w:hAnsi="Arial" w:cs="Arial"/>
           <w:spacing w:val="-1"/>
-        </w:rPr>
-        <w:t xml:space="preserve"> </w:t>
-      </w:r>
-      <w:r>
-        <w:rPr>
+          <w:sz w:val="21"/>
+          <w:szCs w:val="21"/>
+        </w:rPr>
+        <w:t xml:space="preserve"> </w:t>
+      </w:r>
+      <w:r>
+        <w:rPr>
+          <w:rFonts w:ascii="Arial" w:hAnsi="Arial" w:cs="Arial"/>
           <w:spacing w:val="-6"/>
           <w:w w:val="90"/>
+          <w:sz w:val="21"/>
+          <w:szCs w:val="21"/>
         </w:rPr>
         <w:t>on</w:t>
       </w:r>
       <w:r>
         <w:rPr>
+          <w:rFonts w:ascii="Arial" w:hAnsi="Arial" w:cs="Arial"/>
           <w:spacing w:val="-9"/>
-        </w:rPr>
-        <w:t xml:space="preserve"> </w:t>
-      </w:r>
-      <w:r>
-        <w:rPr>
+          <w:sz w:val="21"/>
+          <w:szCs w:val="21"/>
+        </w:rPr>
+        <w:t xml:space="preserve"> </w:t>
+      </w:r>
+      <w:r>
+        <w:rPr>
+          <w:rFonts w:ascii="Arial" w:hAnsi="Arial" w:cs="Arial"/>
           <w:spacing w:val="-6"/>
           <w:w w:val="90"/>
+          <w:sz w:val="21"/>
+          <w:szCs w:val="21"/>
         </w:rPr>
         <w:t>Vehicle</w:t>
       </w:r>
       <w:r>
-        <w:t xml:space="preserve"> </w:t>
-      </w:r>
-      <w:r>
-        <w:rPr>
+        <w:rPr>
+          <w:rFonts w:ascii="Arial" w:hAnsi="Arial" w:cs="Arial"/>
+          <w:sz w:val="21"/>
+          <w:szCs w:val="21"/>
+        </w:rPr>
+        <w:t xml:space="preserve"> </w:t>
+      </w:r>
+      <w:r>
+        <w:rPr>
+          <w:rFonts w:ascii="Arial" w:hAnsi="Arial" w:cs="Arial"/>
           <w:spacing w:val="-6"/>
           <w:w w:val="90"/>
+          <w:sz w:val="21"/>
+          <w:szCs w:val="21"/>
         </w:rPr>
         <w:t>Loan</w:t>
       </w:r>
       <w:r>
         <w:rPr>
+          <w:rFonts w:ascii="Arial" w:hAnsi="Arial" w:cs="Arial"/>
           <w:spacing w:val="-8"/>
-        </w:rPr>
-        <w:t xml:space="preserve"> </w:t>
-      </w:r>
-      <w:r>
-        <w:rPr>
+          <w:sz w:val="21"/>
+          <w:szCs w:val="21"/>
+        </w:rPr>
+        <w:t xml:space="preserve"> </w:t>
+      </w:r>
+      <w:r>
+        <w:rPr>
+          <w:rFonts w:ascii="Arial" w:hAnsi="Arial" w:cs="Arial"/>
           <w:spacing w:val="-6"/>
           <w:w w:val="90"/>
+          <w:sz w:val="21"/>
+          <w:szCs w:val="21"/>
         </w:rPr>
         <w:t>–</w:t>
       </w:r>
       <w:r>
         <w:rPr>
+          <w:rFonts w:ascii="Arial" w:hAnsi="Arial" w:cs="Arial"/>
           <w:spacing w:val="-11"/>
-        </w:rPr>
-        <w:t xml:space="preserve"> </w:t>
-      </w:r>
-      <w:r>
-        <w:rPr>
+          <w:sz w:val="21"/>
+          <w:szCs w:val="21"/>
+        </w:rPr>
+        <w:t xml:space="preserve"> </w:t>
+      </w:r>
+      <w:r>
+        <w:rPr>
+          <w:rFonts w:ascii="Arial" w:hAnsi="Arial" w:cs="Arial"/>
           <w:spacing w:val="-6"/>
           <w:w w:val="90"/>
+          <w:sz w:val="21"/>
+          <w:szCs w:val="21"/>
         </w:rPr>
         <w:t>Request</w:t>
       </w:r>
       <w:r>
         <w:rPr>
-          <w:spacing w:val="-4"/>
-        </w:rPr>
-        <w:t xml:space="preserve"> </w:t>
-      </w:r>
-      <w:r>
-        <w:rPr>
+          <w:rFonts w:ascii="Arial" w:hAnsi="Arial" w:cs="Arial"/>
+          <w:spacing w:val="-4"/>
+          <w:sz w:val="21"/>
+          <w:szCs w:val="21"/>
+        </w:rPr>
+        <w:t xml:space="preserve"> </w:t>
+      </w:r>
+      <w:r>
+        <w:rPr>
+          <w:rFonts w:ascii="Arial" w:hAnsi="Arial" w:cs="Arial"/>
           <w:spacing w:val="-6"/>
           <w:w w:val="90"/>
+          <w:sz w:val="21"/>
+          <w:szCs w:val="21"/>
         </w:rPr>
         <w:t>for</w:t>
       </w:r>
       <w:r>
         <w:rPr>
+          <w:rFonts w:ascii="Arial" w:hAnsi="Arial" w:cs="Arial"/>
           <w:spacing w:val="-7"/>
           <w:w w:val="90"/>
-        </w:rPr>
-        <w:t xml:space="preserve"> </w:t>
-      </w:r>
-      <w:r>
-        <w:rPr>
+          <w:sz w:val="21"/>
+          <w:szCs w:val="21"/>
+        </w:rPr>
+        <w:t xml:space="preserve"> </w:t>
+      </w:r>
+      <w:r>
+        <w:rPr>
+          <w:rFonts w:ascii="Arial" w:hAnsi="Arial" w:cs="Arial"/>
           <w:spacing w:val="-6"/>
           <w:w w:val="90"/>
+          <w:sz w:val="21"/>
+          <w:szCs w:val="21"/>
         </w:rPr>
         <w:t>Payment</w:t>
       </w:r>
       <w:r>
         <w:rPr>
+          <w:rFonts w:ascii="Arial" w:hAnsi="Arial" w:cs="Arial"/>
           <w:spacing w:val="-3"/>
-        </w:rPr>
-        <w:t xml:space="preserve"> </w:t>
-      </w:r>
-      <w:r>
-        <w:rPr>
+          <w:sz w:val="21"/>
+          <w:szCs w:val="21"/>
+        </w:rPr>
+        <w:t xml:space="preserve"> </w:t>
+      </w:r>
+      <w:r>
+        <w:rPr>
+          <w:rFonts w:ascii="Arial" w:hAnsi="Arial" w:cs="Arial"/>
           <w:spacing w:val="-6"/>
           <w:w w:val="90"/>
+          <w:sz w:val="21"/>
+          <w:szCs w:val="21"/>
         </w:rPr>
         <w:t>of</w:t>
       </w:r>
       <w:r>
         <w:rPr>
-          <w:spacing w:val="-4"/>
-        </w:rPr>
-        <w:t xml:space="preserve"> </w:t>
-      </w:r>
-      <w:r>
-        <w:rPr>
+          <w:rFonts w:ascii="Arial" w:hAnsi="Arial" w:cs="Arial"/>
+          <w:spacing w:val="-4"/>
+          <w:sz w:val="21"/>
+          <w:szCs w:val="21"/>
+        </w:rPr>
+        <w:t xml:space="preserve"> </w:t>
+      </w:r>
+      <w:r>
+        <w:rPr>
+          <w:rFonts w:ascii="Arial" w:hAnsi="Arial" w:cs="Arial"/>
           <w:spacing w:val="-6"/>
           <w:w w:val="90"/>
+          <w:sz w:val="21"/>
+          <w:szCs w:val="21"/>
           <w:u w:val="single"/>
         </w:rPr>
         <w:t>Vehicle</w:t>
       </w:r>
       <w:r>
         <w:rPr>
+          <w:rFonts w:ascii="Arial" w:hAnsi="Arial" w:cs="Arial"/>
           <w:spacing w:val="1"/>
+          <w:sz w:val="21"/>
+          <w:szCs w:val="21"/>
           <w:u w:val="single"/>
         </w:rPr>
         <w:t xml:space="preserve"> </w:t>
       </w:r>
       <w:r>
         <w:rPr>
+          <w:rFonts w:ascii="Arial" w:hAnsi="Arial" w:cs="Arial"/>
           <w:spacing w:val="-6"/>
           <w:w w:val="90"/>
+          <w:sz w:val="21"/>
+          <w:szCs w:val="21"/>
           <w:u w:val="single"/>
         </w:rPr>
         <w:t>No:</w:t>
       </w:r>
       <w:r>
         <w:rPr>
-          <w:spacing w:val="-4"/>
+          <w:rFonts w:ascii="Arial" w:hAnsi="Arial" w:cs="Arial"/>
+          <w:spacing w:val="-4"/>
+          <w:sz w:val="21"/>
+          <w:szCs w:val="21"/>
           <w:u w:val="single"/>
         </w:rPr>
         <w:t xml:space="preserve"> </w:t>
       </w:r>
       <w:r>
         <w:rPr>
+          <w:rFonts w:ascii="Arial" w:hAnsi="Arial" w:cs="Arial"/>
           <w:spacing w:val="-6"/>
           <w:w w:val="90"/>
+          <w:sz w:val="21"/>
+          <w:szCs w:val="21"/>
           <w:u w:val="single"/>
         </w:rPr>
         <w:t>{{</w:t>
@@ -468,8 +712,11 @@
       <w:proofErr w:type="spellStart"/>
       <w:r>
         <w:rPr>
+          <w:rFonts w:ascii="Arial" w:hAnsi="Arial" w:cs="Arial"/>
           <w:spacing w:val="-6"/>
           <w:w w:val="90"/>
+          <w:sz w:val="21"/>
+          <w:szCs w:val="21"/>
           <w:u w:val="single"/>
         </w:rPr>
         <w:t>vehicle_no</w:t>
@@ -477,95 +724,108 @@
       <w:proofErr w:type="spellEnd"/>
       <w:r>
         <w:rPr>
+          <w:rFonts w:ascii="Arial" w:hAnsi="Arial" w:cs="Arial"/>
           <w:spacing w:val="-6"/>
           <w:w w:val="90"/>
+          <w:sz w:val="21"/>
+          <w:szCs w:val="21"/>
           <w:u w:val="single"/>
         </w:rPr>
-        <w:t>}</w:t>
+        <w:t>}}</w:t>
+      </w:r>
+      <w:r>
+        <w:rPr>
+          <w:rFonts w:ascii="Arial" w:hAnsi="Arial" w:cs="Arial"/>
+          <w:spacing w:val="-6"/>
+          <w:w w:val="90"/>
+          <w:sz w:val="21"/>
+          <w:szCs w:val="21"/>
+          <w:u w:val="single"/>
+        </w:rPr>
+        <w:t>,</w:t>
+      </w:r>
+      <w:r>
+        <w:rPr>
+          <w:rFonts w:ascii="Arial" w:hAnsi="Arial" w:cs="Arial"/>
+          <w:spacing w:val="1"/>
+          <w:sz w:val="21"/>
+          <w:szCs w:val="21"/>
+          <w:u w:val="single"/>
+        </w:rPr>
+        <w:t xml:space="preserve"> </w:t>
+      </w:r>
+      <w:r>
+        <w:rPr>
+          <w:rFonts w:ascii="Arial" w:hAnsi="Arial" w:cs="Arial"/>
+          <w:spacing w:val="-6"/>
+          <w:w w:val="90"/>
+          <w:sz w:val="21"/>
+          <w:szCs w:val="21"/>
+          <w:u w:val="single"/>
+        </w:rPr>
+        <w:t>Loan</w:t>
+      </w:r>
+      <w:r>
+        <w:rPr>
+          <w:rFonts w:ascii="Arial" w:hAnsi="Arial" w:cs="Arial"/>
+          <w:spacing w:val="-9"/>
+          <w:sz w:val="21"/>
+          <w:szCs w:val="21"/>
+          <w:u w:val="single"/>
+        </w:rPr>
+        <w:t xml:space="preserve"> </w:t>
       </w:r>
       <w:proofErr w:type="gramStart"/>
       <w:r>
         <w:rPr>
+          <w:rFonts w:ascii="Arial" w:hAnsi="Arial" w:cs="Arial"/>
           <w:spacing w:val="-6"/>
           <w:w w:val="90"/>
+          <w:sz w:val="21"/>
+          <w:szCs w:val="21"/>
           <w:u w:val="single"/>
         </w:rPr>
-        <w:t>}</w:t>
-      </w:r>
-      <w:r>
-        <w:rPr>
-          <w:spacing w:val="-11"/>
+        <w:t>No:</w:t>
+      </w:r>
+      <w:r>
+        <w:rPr>
+          <w:rFonts w:ascii="Arial" w:hAnsi="Arial" w:cs="Arial"/>
+          <w:spacing w:val="-4"/>
+          <w:sz w:val="21"/>
+          <w:szCs w:val="21"/>
           <w:u w:val="single"/>
         </w:rPr>
-        <w:t xml:space="preserve"> </w:t>
-      </w:r>
-      <w:r>
-        <w:rPr>
-          <w:spacing w:val="-6"/>
-          <w:w w:val="90"/>
+        <w:t>{</w:t>
+      </w:r>
+      <w:proofErr w:type="gramEnd"/>
+      <w:r>
+        <w:rPr>
+          <w:rFonts w:ascii="Arial" w:hAnsi="Arial" w:cs="Arial"/>
+          <w:spacing w:val="-4"/>
+          <w:sz w:val="21"/>
+          <w:szCs w:val="21"/>
           <w:u w:val="single"/>
         </w:rPr>
-        <w:t>,</w:t>
-      </w:r>
-      <w:proofErr w:type="gramEnd"/>
-      <w:r>
-        <w:rPr>
-          <w:spacing w:val="1"/>
+        <w:t>{</w:t>
+      </w:r>
+      <w:proofErr w:type="spellStart"/>
+      <w:r>
+        <w:rPr>
+          <w:rFonts w:ascii="Arial" w:hAnsi="Arial" w:cs="Arial"/>
+          <w:spacing w:val="-4"/>
+          <w:sz w:val="21"/>
+          <w:szCs w:val="21"/>
           <w:u w:val="single"/>
         </w:rPr>
-        <w:t xml:space="preserve"> </w:t>
-      </w:r>
-      <w:r>
-        <w:rPr>
-          <w:spacing w:val="-6"/>
-          <w:w w:val="90"/>
-          <w:u w:val="single"/>
-        </w:rPr>
-        <w:t>Loan</w:t>
-      </w:r>
-      <w:r>
-        <w:rPr>
-          <w:spacing w:val="-9"/>
-          <w:u w:val="single"/>
-        </w:rPr>
-        <w:t xml:space="preserve"> </w:t>
-      </w:r>
-      <w:proofErr w:type="gramStart"/>
-      <w:r>
-        <w:rPr>
-          <w:spacing w:val="-6"/>
-          <w:w w:val="90"/>
-          <w:u w:val="single"/>
-        </w:rPr>
-        <w:t>No:</w:t>
-      </w:r>
-      <w:r>
-        <w:rPr>
-          <w:spacing w:val="-4"/>
-          <w:u w:val="single"/>
-        </w:rPr>
-        <w:t>{</w:t>
-      </w:r>
-      <w:proofErr w:type="gramEnd"/>
-      <w:r>
-        <w:rPr>
-          <w:spacing w:val="-4"/>
-          <w:u w:val="single"/>
-        </w:rPr>
-        <w:t>{</w:t>
-      </w:r>
-      <w:proofErr w:type="spellStart"/>
-      <w:r>
-        <w:rPr>
-          <w:spacing w:val="-4"/>
-          <w:u w:val="single"/>
-        </w:rPr>
         <w:t>loan_account</w:t>
       </w:r>
       <w:proofErr w:type="spellEnd"/>
       <w:r>
         <w:rPr>
-          <w:spacing w:val="-4"/>
+          <w:rFonts w:ascii="Arial" w:hAnsi="Arial" w:cs="Arial"/>
+          <w:spacing w:val="-4"/>
+          <w:sz w:val="21"/>
+          <w:szCs w:val="21"/>
           <w:u w:val="single"/>
         </w:rPr>
         <w:t>}}</w:t>
@@ -576,457 +836,584 @@
         <w:spacing w:before="176"/>
         <w:ind w:left="186"/>
         <w:rPr>
-          <w:sz w:val="19"/>
+          <w:rFonts w:ascii="Arial" w:hAnsi="Arial" w:cs="Arial"/>
+          <w:sz w:val="21"/>
+          <w:szCs w:val="21"/>
         </w:rPr>
       </w:pPr>
       <w:r>
         <w:rPr>
+          <w:rFonts w:ascii="Arial" w:hAnsi="Arial" w:cs="Arial"/>
           <w:spacing w:val="-6"/>
           <w:w w:val="90"/>
-          <w:sz w:val="19"/>
+          <w:sz w:val="21"/>
+          <w:szCs w:val="21"/>
         </w:rPr>
         <w:t>Dear</w:t>
       </w:r>
       <w:r>
         <w:rPr>
+          <w:rFonts w:ascii="Arial" w:hAnsi="Arial" w:cs="Arial"/>
           <w:spacing w:val="-6"/>
-          <w:sz w:val="19"/>
-        </w:rPr>
-        <w:t xml:space="preserve"> </w:t>
-      </w:r>
-      <w:r>
-        <w:rPr>
+          <w:sz w:val="21"/>
+          <w:szCs w:val="21"/>
+        </w:rPr>
+        <w:t xml:space="preserve"> </w:t>
+      </w:r>
+      <w:r>
+        <w:rPr>
+          <w:rFonts w:ascii="Arial" w:hAnsi="Arial" w:cs="Arial"/>
           <w:spacing w:val="-6"/>
           <w:w w:val="90"/>
-          <w:sz w:val="19"/>
+          <w:sz w:val="21"/>
+          <w:szCs w:val="21"/>
         </w:rPr>
         <w:t>{{</w:t>
       </w:r>
       <w:proofErr w:type="spellStart"/>
       <w:r>
         <w:rPr>
+          <w:rFonts w:ascii="Arial" w:hAnsi="Arial" w:cs="Arial"/>
           <w:spacing w:val="-6"/>
           <w:w w:val="90"/>
-          <w:sz w:val="19"/>
+          <w:sz w:val="21"/>
+          <w:szCs w:val="21"/>
         </w:rPr>
         <w:t>borrower_name</w:t>
       </w:r>
       <w:proofErr w:type="spellEnd"/>
       <w:r>
         <w:rPr>
+          <w:rFonts w:ascii="Arial" w:hAnsi="Arial" w:cs="Arial"/>
           <w:spacing w:val="-6"/>
           <w:w w:val="90"/>
-          <w:sz w:val="19"/>
-        </w:rPr>
-        <w:t>}</w:t>
-      </w:r>
-      <w:proofErr w:type="gramStart"/>
-      <w:r>
-        <w:rPr>
-          <w:spacing w:val="-6"/>
-          <w:w w:val="90"/>
-          <w:sz w:val="19"/>
-        </w:rPr>
-        <w:t>}</w:t>
-      </w:r>
-      <w:r>
-        <w:rPr>
-          <w:spacing w:val="-8"/>
-          <w:sz w:val="19"/>
-        </w:rPr>
-        <w:t xml:space="preserve"> </w:t>
-      </w:r>
-      <w:r>
-        <w:rPr>
+          <w:sz w:val="21"/>
+          <w:szCs w:val="21"/>
+        </w:rPr>
+        <w:t>}}</w:t>
+      </w:r>
+      <w:r>
+        <w:rPr>
+          <w:rFonts w:ascii="Arial" w:hAnsi="Arial" w:cs="Arial"/>
           <w:spacing w:val="-12"/>
           <w:w w:val="90"/>
-          <w:sz w:val="19"/>
+          <w:sz w:val="21"/>
+          <w:szCs w:val="21"/>
         </w:rPr>
         <w:t>,</w:t>
       </w:r>
-      <w:proofErr w:type="gramEnd"/>
     </w:p>
     <w:p>
       <w:pPr>
-        <w:spacing w:before="190" w:line="223" w:lineRule="auto"/>
+        <w:spacing w:before="190"/>
         <w:ind w:left="150" w:right="223"/>
         <w:rPr>
-          <w:sz w:val="19"/>
+          <w:rFonts w:ascii="Arial" w:hAnsi="Arial" w:cs="Arial"/>
+          <w:sz w:val="21"/>
+          <w:szCs w:val="21"/>
         </w:rPr>
       </w:pPr>
       <w:r>
         <w:rPr>
-          <w:spacing w:val="-2"/>
-          <w:w w:val="90"/>
-          <w:sz w:val="19"/>
+          <w:rFonts w:ascii="Arial" w:hAnsi="Arial" w:cs="Arial"/>
+          <w:spacing w:val="-2"/>
+          <w:w w:val="90"/>
+          <w:sz w:val="21"/>
+          <w:szCs w:val="21"/>
         </w:rPr>
         <w:t>This</w:t>
       </w:r>
       <w:r>
         <w:rPr>
-          <w:sz w:val="19"/>
-        </w:rPr>
-        <w:t xml:space="preserve"> </w:t>
-      </w:r>
-      <w:r>
-        <w:rPr>
-          <w:spacing w:val="-2"/>
-          <w:w w:val="90"/>
-          <w:sz w:val="19"/>
+          <w:rFonts w:ascii="Arial" w:hAnsi="Arial" w:cs="Arial"/>
+          <w:sz w:val="21"/>
+          <w:szCs w:val="21"/>
+        </w:rPr>
+        <w:t xml:space="preserve"> </w:t>
+      </w:r>
+      <w:r>
+        <w:rPr>
+          <w:rFonts w:ascii="Arial" w:hAnsi="Arial" w:cs="Arial"/>
+          <w:spacing w:val="-2"/>
+          <w:w w:val="90"/>
+          <w:sz w:val="21"/>
+          <w:szCs w:val="21"/>
         </w:rPr>
         <w:t>notice is</w:t>
       </w:r>
       <w:r>
         <w:rPr>
-          <w:sz w:val="19"/>
-        </w:rPr>
-        <w:t xml:space="preserve"> </w:t>
-      </w:r>
-      <w:r>
-        <w:rPr>
-          <w:spacing w:val="-2"/>
-          <w:w w:val="90"/>
-          <w:sz w:val="19"/>
-        </w:rPr>
-        <w:t>issued pursuant to the loan agreement executed between you and Hinduja Leyland Finance Ltd executed by SREE</w:t>
-      </w:r>
-      <w:r>
-        <w:rPr>
+          <w:rFonts w:ascii="Arial" w:hAnsi="Arial" w:cs="Arial"/>
+          <w:sz w:val="21"/>
+          <w:szCs w:val="21"/>
+        </w:rPr>
+        <w:t xml:space="preserve"> </w:t>
+      </w:r>
+      <w:r>
+        <w:rPr>
+          <w:rFonts w:ascii="Arial" w:hAnsi="Arial" w:cs="Arial"/>
+          <w:spacing w:val="-2"/>
+          <w:w w:val="90"/>
+          <w:sz w:val="21"/>
+          <w:szCs w:val="21"/>
+        </w:rPr>
+        <w:t>issued pursuant to the loan agreement executed between you and Hinduja Leyland Finance Ltd executed by</w:t>
+      </w:r>
+      <w:r>
+        <w:rPr>
+          <w:rFonts w:ascii="Arial" w:hAnsi="Arial" w:cs="Arial"/>
+          <w:spacing w:val="-2"/>
+          <w:w w:val="90"/>
+          <w:sz w:val="21"/>
+          <w:szCs w:val="21"/>
+        </w:rPr>
+        <w:t xml:space="preserve"> M/s</w:t>
+      </w:r>
+      <w:r>
+        <w:rPr>
+          <w:rFonts w:ascii="Arial" w:hAnsi="Arial" w:cs="Arial"/>
+          <w:spacing w:val="-2"/>
+          <w:w w:val="90"/>
+          <w:sz w:val="21"/>
+          <w:szCs w:val="21"/>
+        </w:rPr>
+        <w:t xml:space="preserve"> SREE</w:t>
+      </w:r>
+      <w:r>
+        <w:rPr>
+          <w:rFonts w:ascii="Arial" w:hAnsi="Arial" w:cs="Arial"/>
           <w:spacing w:val="-6"/>
           <w:w w:val="90"/>
-          <w:sz w:val="19"/>
-        </w:rPr>
-        <w:t xml:space="preserve"> </w:t>
-      </w:r>
-      <w:r>
-        <w:rPr>
-          <w:spacing w:val="-2"/>
-          <w:w w:val="90"/>
-          <w:sz w:val="19"/>
+          <w:sz w:val="21"/>
+          <w:szCs w:val="21"/>
+        </w:rPr>
+        <w:t xml:space="preserve"> </w:t>
+      </w:r>
+      <w:r>
+        <w:rPr>
+          <w:rFonts w:ascii="Arial" w:hAnsi="Arial" w:cs="Arial"/>
+          <w:spacing w:val="-2"/>
+          <w:w w:val="90"/>
+          <w:sz w:val="21"/>
+          <w:szCs w:val="21"/>
         </w:rPr>
         <w:t>MANI</w:t>
       </w:r>
       <w:r>
         <w:rPr>
-          <w:sz w:val="19"/>
-        </w:rPr>
-        <w:t xml:space="preserve"> </w:t>
-      </w:r>
-      <w:r>
-        <w:rPr>
-          <w:spacing w:val="-2"/>
-          <w:w w:val="90"/>
-          <w:sz w:val="19"/>
+          <w:rFonts w:ascii="Arial" w:hAnsi="Arial" w:cs="Arial"/>
+          <w:sz w:val="21"/>
+          <w:szCs w:val="21"/>
+        </w:rPr>
+        <w:t xml:space="preserve"> </w:t>
+      </w:r>
+      <w:r>
+        <w:rPr>
+          <w:rFonts w:ascii="Arial" w:hAnsi="Arial" w:cs="Arial"/>
+          <w:spacing w:val="-2"/>
+          <w:w w:val="90"/>
+          <w:sz w:val="21"/>
+          <w:szCs w:val="21"/>
         </w:rPr>
         <w:t>FINANCE.</w:t>
       </w:r>
       <w:r>
         <w:rPr>
-          <w:sz w:val="19"/>
-        </w:rPr>
-        <w:t xml:space="preserve"> </w:t>
-      </w:r>
-      <w:r>
-        <w:rPr>
-          <w:spacing w:val="-2"/>
-          <w:w w:val="90"/>
-          <w:sz w:val="19"/>
+          <w:rFonts w:ascii="Arial" w:hAnsi="Arial" w:cs="Arial"/>
+          <w:sz w:val="21"/>
+          <w:szCs w:val="21"/>
+        </w:rPr>
+        <w:t xml:space="preserve"> </w:t>
+      </w:r>
+      <w:r>
+        <w:rPr>
+          <w:rFonts w:ascii="Arial" w:hAnsi="Arial" w:cs="Arial"/>
+          <w:spacing w:val="-2"/>
+          <w:w w:val="90"/>
+          <w:sz w:val="21"/>
+          <w:szCs w:val="21"/>
         </w:rPr>
         <w:t xml:space="preserve">We </w:t>
       </w:r>
       <w:r>
         <w:rPr>
+          <w:rFonts w:ascii="Arial" w:hAnsi="Arial" w:cs="Arial"/>
           <w:spacing w:val="-8"/>
-          <w:sz w:val="19"/>
-        </w:rPr>
-        <w:t>wish</w:t>
-      </w:r>
-      <w:r>
-        <w:rPr>
+          <w:sz w:val="21"/>
+          <w:szCs w:val="21"/>
+        </w:rPr>
+        <w:t>are</w:t>
+      </w:r>
+      <w:r>
+        <w:rPr>
+          <w:rFonts w:ascii="Arial" w:hAnsi="Arial" w:cs="Arial"/>
           <w:spacing w:val="-3"/>
-          <w:sz w:val="19"/>
-        </w:rPr>
-        <w:t xml:space="preserve"> </w:t>
-      </w:r>
-      <w:r>
-        <w:rPr>
+          <w:sz w:val="21"/>
+          <w:szCs w:val="21"/>
+        </w:rPr>
+        <w:t xml:space="preserve"> </w:t>
+      </w:r>
+      <w:r>
+        <w:rPr>
+          <w:rFonts w:ascii="Arial" w:hAnsi="Arial" w:cs="Arial"/>
           <w:spacing w:val="-8"/>
-          <w:sz w:val="19"/>
+          <w:sz w:val="21"/>
+          <w:szCs w:val="21"/>
         </w:rPr>
         <w:t>to</w:t>
       </w:r>
       <w:r>
         <w:rPr>
+          <w:rFonts w:ascii="Arial" w:hAnsi="Arial" w:cs="Arial"/>
           <w:spacing w:val="-3"/>
-          <w:sz w:val="19"/>
-        </w:rPr>
-        <w:t xml:space="preserve"> </w:t>
-      </w:r>
-      <w:r>
-        <w:rPr>
+          <w:sz w:val="21"/>
+          <w:szCs w:val="21"/>
+        </w:rPr>
+        <w:t xml:space="preserve"> </w:t>
+      </w:r>
+      <w:r>
+        <w:rPr>
+          <w:rFonts w:ascii="Arial" w:hAnsi="Arial" w:cs="Arial"/>
           <w:spacing w:val="-8"/>
-          <w:sz w:val="19"/>
+          <w:sz w:val="21"/>
+          <w:szCs w:val="21"/>
         </w:rPr>
         <w:t>inform</w:t>
       </w:r>
       <w:r>
         <w:rPr>
+          <w:rFonts w:ascii="Arial" w:hAnsi="Arial" w:cs="Arial"/>
           <w:spacing w:val="-3"/>
-          <w:sz w:val="19"/>
-        </w:rPr>
-        <w:t xml:space="preserve"> </w:t>
-      </w:r>
-      <w:r>
-        <w:rPr>
+          <w:sz w:val="21"/>
+          <w:szCs w:val="21"/>
+        </w:rPr>
+        <w:t xml:space="preserve"> </w:t>
+      </w:r>
+      <w:r>
+        <w:rPr>
+          <w:rFonts w:ascii="Arial" w:hAnsi="Arial" w:cs="Arial"/>
           <w:spacing w:val="-8"/>
-          <w:sz w:val="19"/>
+          <w:sz w:val="21"/>
+          <w:szCs w:val="21"/>
         </w:rPr>
         <w:t>you</w:t>
       </w:r>
       <w:r>
         <w:rPr>
+          <w:rFonts w:ascii="Arial" w:hAnsi="Arial" w:cs="Arial"/>
           <w:spacing w:val="-3"/>
-          <w:sz w:val="19"/>
-        </w:rPr>
-        <w:t xml:space="preserve"> </w:t>
-      </w:r>
-      <w:r>
-        <w:rPr>
+          <w:sz w:val="21"/>
+          <w:szCs w:val="21"/>
+        </w:rPr>
+        <w:t xml:space="preserve"> </w:t>
+      </w:r>
+      <w:r>
+        <w:rPr>
+          <w:rFonts w:ascii="Arial" w:hAnsi="Arial" w:cs="Arial"/>
           <w:spacing w:val="-8"/>
-          <w:sz w:val="19"/>
+          <w:sz w:val="21"/>
+          <w:szCs w:val="21"/>
         </w:rPr>
         <w:t>that</w:t>
       </w:r>
       <w:r>
         <w:rPr>
-          <w:sz w:val="19"/>
-        </w:rPr>
-        <w:t xml:space="preserve"> </w:t>
-      </w:r>
-      <w:r>
-        <w:rPr>
+          <w:rFonts w:ascii="Arial" w:hAnsi="Arial" w:cs="Arial"/>
+          <w:sz w:val="21"/>
+          <w:szCs w:val="21"/>
+        </w:rPr>
+        <w:t xml:space="preserve"> </w:t>
+      </w:r>
+      <w:r>
+        <w:rPr>
+          <w:rFonts w:ascii="Arial" w:hAnsi="Arial" w:cs="Arial"/>
           <w:spacing w:val="-8"/>
-          <w:sz w:val="19"/>
+          <w:sz w:val="21"/>
+          <w:szCs w:val="21"/>
         </w:rPr>
         <w:t>you</w:t>
       </w:r>
       <w:r>
         <w:rPr>
+          <w:rFonts w:ascii="Arial" w:hAnsi="Arial" w:cs="Arial"/>
           <w:spacing w:val="-3"/>
-          <w:sz w:val="19"/>
-        </w:rPr>
-        <w:t xml:space="preserve"> </w:t>
-      </w:r>
-      <w:r>
-        <w:rPr>
+          <w:sz w:val="21"/>
+          <w:szCs w:val="21"/>
+        </w:rPr>
+        <w:t xml:space="preserve"> </w:t>
+      </w:r>
+      <w:r>
+        <w:rPr>
+          <w:rFonts w:ascii="Arial" w:hAnsi="Arial" w:cs="Arial"/>
           <w:spacing w:val="-8"/>
-          <w:sz w:val="19"/>
+          <w:sz w:val="21"/>
+          <w:szCs w:val="21"/>
         </w:rPr>
         <w:t>are</w:t>
       </w:r>
       <w:r>
         <w:rPr>
+          <w:rFonts w:ascii="Arial" w:hAnsi="Arial" w:cs="Arial"/>
           <w:spacing w:val="-5"/>
-          <w:sz w:val="19"/>
-        </w:rPr>
-        <w:t xml:space="preserve"> </w:t>
-      </w:r>
-      <w:r>
-        <w:rPr>
+          <w:sz w:val="21"/>
+          <w:szCs w:val="21"/>
+        </w:rPr>
+        <w:t xml:space="preserve"> </w:t>
+      </w:r>
+      <w:r>
+        <w:rPr>
+          <w:rFonts w:ascii="Arial" w:hAnsi="Arial" w:cs="Arial"/>
           <w:spacing w:val="-8"/>
-          <w:sz w:val="19"/>
+          <w:sz w:val="21"/>
+          <w:szCs w:val="21"/>
         </w:rPr>
         <w:t>currently</w:t>
       </w:r>
       <w:r>
         <w:rPr>
+          <w:rFonts w:ascii="Arial" w:hAnsi="Arial" w:cs="Arial"/>
           <w:spacing w:val="-3"/>
-          <w:sz w:val="19"/>
-        </w:rPr>
-        <w:t xml:space="preserve"> </w:t>
-      </w:r>
-      <w:r>
-        <w:rPr>
+          <w:sz w:val="21"/>
+          <w:szCs w:val="21"/>
+        </w:rPr>
+        <w:t xml:space="preserve"> </w:t>
+      </w:r>
+      <w:r>
+        <w:rPr>
+          <w:rFonts w:ascii="Arial" w:hAnsi="Arial" w:cs="Arial"/>
           <w:spacing w:val="-8"/>
-          <w:sz w:val="19"/>
+          <w:sz w:val="21"/>
+          <w:szCs w:val="21"/>
         </w:rPr>
         <w:t>in</w:t>
       </w:r>
       <w:r>
         <w:rPr>
+          <w:rFonts w:ascii="Arial" w:hAnsi="Arial" w:cs="Arial"/>
           <w:spacing w:val="-3"/>
-          <w:sz w:val="19"/>
-        </w:rPr>
-        <w:t xml:space="preserve"> </w:t>
-      </w:r>
-      <w:r>
-        <w:rPr>
+          <w:sz w:val="21"/>
+          <w:szCs w:val="21"/>
+        </w:rPr>
+        <w:t xml:space="preserve"> </w:t>
+      </w:r>
+      <w:r>
+        <w:rPr>
+          <w:rFonts w:ascii="Arial" w:hAnsi="Arial" w:cs="Arial"/>
           <w:spacing w:val="-8"/>
-          <w:sz w:val="19"/>
+          <w:sz w:val="21"/>
+          <w:szCs w:val="21"/>
         </w:rPr>
         <w:t>arrears</w:t>
       </w:r>
       <w:r>
         <w:rPr>
+          <w:rFonts w:ascii="Arial" w:hAnsi="Arial" w:cs="Arial"/>
           <w:spacing w:val="5"/>
-          <w:sz w:val="19"/>
-        </w:rPr>
-        <w:t xml:space="preserve"> </w:t>
-      </w:r>
-      <w:r>
-        <w:rPr>
+          <w:sz w:val="21"/>
+          <w:szCs w:val="21"/>
+        </w:rPr>
+        <w:t xml:space="preserve"> </w:t>
+      </w:r>
+      <w:r>
+        <w:rPr>
+          <w:rFonts w:ascii="Arial" w:hAnsi="Arial" w:cs="Arial"/>
           <w:spacing w:val="-8"/>
-          <w:sz w:val="19"/>
+          <w:sz w:val="21"/>
+          <w:szCs w:val="21"/>
         </w:rPr>
         <w:t>concerning</w:t>
       </w:r>
       <w:r>
         <w:rPr>
+          <w:rFonts w:ascii="Arial" w:hAnsi="Arial" w:cs="Arial"/>
           <w:spacing w:val="-3"/>
-          <w:sz w:val="19"/>
-        </w:rPr>
-        <w:t xml:space="preserve"> </w:t>
-      </w:r>
-      <w:r>
-        <w:rPr>
+          <w:sz w:val="21"/>
+          <w:szCs w:val="21"/>
+        </w:rPr>
+        <w:t xml:space="preserve"> </w:t>
+      </w:r>
+      <w:r>
+        <w:rPr>
+          <w:rFonts w:ascii="Arial" w:hAnsi="Arial" w:cs="Arial"/>
           <w:spacing w:val="-8"/>
-          <w:sz w:val="19"/>
+          <w:sz w:val="21"/>
+          <w:szCs w:val="21"/>
         </w:rPr>
         <w:t>the</w:t>
       </w:r>
       <w:r>
         <w:rPr>
+          <w:rFonts w:ascii="Arial" w:hAnsi="Arial" w:cs="Arial"/>
           <w:spacing w:val="-5"/>
-          <w:sz w:val="19"/>
-        </w:rPr>
-        <w:t xml:space="preserve"> </w:t>
-      </w:r>
-      <w:r>
-        <w:rPr>
+          <w:sz w:val="21"/>
+          <w:szCs w:val="21"/>
+        </w:rPr>
+        <w:t xml:space="preserve"> </w:t>
+      </w:r>
+      <w:r>
+        <w:rPr>
+          <w:rFonts w:ascii="Arial" w:hAnsi="Arial" w:cs="Arial"/>
           <w:spacing w:val="-8"/>
-          <w:sz w:val="19"/>
+          <w:sz w:val="21"/>
+          <w:szCs w:val="21"/>
         </w:rPr>
         <w:t>repayment</w:t>
       </w:r>
       <w:r>
         <w:rPr>
-          <w:sz w:val="19"/>
-        </w:rPr>
-        <w:t xml:space="preserve"> </w:t>
-      </w:r>
-      <w:r>
-        <w:rPr>
+          <w:rFonts w:ascii="Arial" w:hAnsi="Arial" w:cs="Arial"/>
+          <w:sz w:val="21"/>
+          <w:szCs w:val="21"/>
+        </w:rPr>
+        <w:t xml:space="preserve"> </w:t>
+      </w:r>
+      <w:r>
+        <w:rPr>
+          <w:rFonts w:ascii="Arial" w:hAnsi="Arial" w:cs="Arial"/>
           <w:spacing w:val="-8"/>
-          <w:sz w:val="19"/>
+          <w:sz w:val="21"/>
+          <w:szCs w:val="21"/>
         </w:rPr>
         <w:t>of</w:t>
       </w:r>
       <w:r>
         <w:rPr>
-          <w:sz w:val="19"/>
-        </w:rPr>
-        <w:t xml:space="preserve"> </w:t>
-      </w:r>
-      <w:r>
-        <w:rPr>
+          <w:rFonts w:ascii="Arial" w:hAnsi="Arial" w:cs="Arial"/>
+          <w:sz w:val="21"/>
+          <w:szCs w:val="21"/>
+        </w:rPr>
+        <w:t xml:space="preserve"> </w:t>
+      </w:r>
+      <w:r>
+        <w:rPr>
+          <w:rFonts w:ascii="Arial" w:hAnsi="Arial" w:cs="Arial"/>
           <w:spacing w:val="-8"/>
-          <w:sz w:val="19"/>
+          <w:sz w:val="21"/>
+          <w:szCs w:val="21"/>
         </w:rPr>
         <w:t>the</w:t>
       </w:r>
       <w:r>
         <w:rPr>
+          <w:rFonts w:ascii="Arial" w:hAnsi="Arial" w:cs="Arial"/>
           <w:spacing w:val="-5"/>
-          <w:sz w:val="19"/>
-        </w:rPr>
-        <w:t xml:space="preserve"> </w:t>
-      </w:r>
-      <w:r>
-        <w:rPr>
+          <w:sz w:val="21"/>
+          <w:szCs w:val="21"/>
+        </w:rPr>
+        <w:t xml:space="preserve"> </w:t>
+      </w:r>
+      <w:r>
+        <w:rPr>
+          <w:rFonts w:ascii="Arial" w:hAnsi="Arial" w:cs="Arial"/>
           <w:spacing w:val="-8"/>
-          <w:sz w:val="19"/>
+          <w:sz w:val="21"/>
+          <w:szCs w:val="21"/>
         </w:rPr>
         <w:t>loan</w:t>
       </w:r>
       <w:r>
         <w:rPr>
+          <w:rFonts w:ascii="Arial" w:hAnsi="Arial" w:cs="Arial"/>
           <w:spacing w:val="-3"/>
-          <w:sz w:val="19"/>
-        </w:rPr>
-        <w:t xml:space="preserve"> </w:t>
-      </w:r>
-      <w:r>
-        <w:rPr>
+          <w:sz w:val="21"/>
+          <w:szCs w:val="21"/>
+        </w:rPr>
+        <w:t xml:space="preserve"> </w:t>
+      </w:r>
+      <w:r>
+        <w:rPr>
+          <w:rFonts w:ascii="Arial" w:hAnsi="Arial" w:cs="Arial"/>
           <w:spacing w:val="-8"/>
-          <w:sz w:val="19"/>
+          <w:sz w:val="21"/>
+          <w:szCs w:val="21"/>
         </w:rPr>
         <w:t>amount</w:t>
       </w:r>
       <w:r>
         <w:rPr>
-          <w:sz w:val="19"/>
-        </w:rPr>
-        <w:t xml:space="preserve"> </w:t>
-      </w:r>
-      <w:r>
-        <w:rPr>
+          <w:rFonts w:ascii="Arial" w:hAnsi="Arial" w:cs="Arial"/>
+          <w:sz w:val="21"/>
+          <w:szCs w:val="21"/>
+        </w:rPr>
+        <w:t xml:space="preserve"> </w:t>
+      </w:r>
+      <w:r>
+        <w:rPr>
+          <w:rFonts w:ascii="Arial" w:hAnsi="Arial" w:cs="Arial"/>
           <w:spacing w:val="-8"/>
-          <w:sz w:val="19"/>
+          <w:sz w:val="21"/>
+          <w:szCs w:val="21"/>
         </w:rPr>
         <w:t>extended</w:t>
       </w:r>
       <w:r>
         <w:rPr>
+          <w:rFonts w:ascii="Arial" w:hAnsi="Arial" w:cs="Arial"/>
           <w:spacing w:val="-3"/>
-          <w:sz w:val="19"/>
-        </w:rPr>
-        <w:t xml:space="preserve"> </w:t>
-      </w:r>
-      <w:r>
-        <w:rPr>
+          <w:sz w:val="21"/>
+          <w:szCs w:val="21"/>
+        </w:rPr>
+        <w:t xml:space="preserve"> </w:t>
+      </w:r>
+      <w:r>
+        <w:rPr>
+          <w:rFonts w:ascii="Arial" w:hAnsi="Arial" w:cs="Arial"/>
           <w:spacing w:val="-8"/>
-          <w:sz w:val="19"/>
+          <w:sz w:val="21"/>
+          <w:szCs w:val="21"/>
         </w:rPr>
         <w:t>under</w:t>
       </w:r>
       <w:r>
         <w:rPr>
-          <w:sz w:val="19"/>
-        </w:rPr>
-        <w:t xml:space="preserve"> </w:t>
-      </w:r>
-      <w:r>
-        <w:rPr>
+          <w:rFonts w:ascii="Arial" w:hAnsi="Arial" w:cs="Arial"/>
+          <w:sz w:val="21"/>
+          <w:szCs w:val="21"/>
+        </w:rPr>
+        <w:t xml:space="preserve"> </w:t>
+      </w:r>
+      <w:r>
+        <w:rPr>
+          <w:rFonts w:ascii="Arial" w:hAnsi="Arial" w:cs="Arial"/>
           <w:spacing w:val="-8"/>
-          <w:sz w:val="19"/>
+          <w:sz w:val="21"/>
+          <w:szCs w:val="21"/>
         </w:rPr>
         <w:t>the</w:t>
       </w:r>
       <w:r>
         <w:rPr>
+          <w:rFonts w:ascii="Arial" w:hAnsi="Arial" w:cs="Arial"/>
           <w:spacing w:val="-5"/>
-          <w:sz w:val="19"/>
-        </w:rPr>
-        <w:t xml:space="preserve"> </w:t>
-      </w:r>
-      <w:r>
-        <w:rPr>
+          <w:sz w:val="21"/>
+          <w:szCs w:val="21"/>
+        </w:rPr>
+        <w:t xml:space="preserve"> </w:t>
+      </w:r>
+      <w:r>
+        <w:rPr>
+          <w:rFonts w:ascii="Arial" w:hAnsi="Arial" w:cs="Arial"/>
           <w:spacing w:val="-8"/>
-          <w:sz w:val="19"/>
+          <w:sz w:val="21"/>
+          <w:szCs w:val="21"/>
         </w:rPr>
         <w:t>referenced</w:t>
       </w:r>
       <w:r>
         <w:rPr>
+          <w:rFonts w:ascii="Arial" w:hAnsi="Arial" w:cs="Arial"/>
           <w:spacing w:val="-3"/>
-          <w:sz w:val="19"/>
-        </w:rPr>
-        <w:t xml:space="preserve"> </w:t>
-      </w:r>
-      <w:r>
-        <w:rPr>
+          <w:sz w:val="21"/>
+          <w:szCs w:val="21"/>
+        </w:rPr>
+        <w:t xml:space="preserve"> </w:t>
+      </w:r>
+      <w:r>
+        <w:rPr>
+          <w:rFonts w:ascii="Arial" w:hAnsi="Arial" w:cs="Arial"/>
           <w:spacing w:val="-8"/>
-          <w:sz w:val="19"/>
+          <w:sz w:val="21"/>
+          <w:szCs w:val="21"/>
         </w:rPr>
         <w:t>agreement.</w:t>
       </w:r>
@@ -1036,358 +1423,454 @@
         <w:spacing w:before="181"/>
         <w:ind w:left="90"/>
         <w:rPr>
-          <w:sz w:val="19"/>
+          <w:rFonts w:ascii="Arial" w:hAnsi="Arial" w:cs="Arial"/>
+          <w:sz w:val="21"/>
+          <w:szCs w:val="21"/>
         </w:rPr>
       </w:pPr>
       <w:r>
         <w:rPr>
-          <w:spacing w:val="-2"/>
-          <w:w w:val="90"/>
-          <w:sz w:val="19"/>
+          <w:rFonts w:ascii="Arial" w:hAnsi="Arial" w:cs="Arial"/>
+          <w:spacing w:val="-2"/>
+          <w:w w:val="90"/>
+          <w:sz w:val="21"/>
+          <w:szCs w:val="21"/>
         </w:rPr>
         <w:t>The</w:t>
       </w:r>
       <w:r>
         <w:rPr>
+          <w:rFonts w:ascii="Arial" w:hAnsi="Arial" w:cs="Arial"/>
           <w:spacing w:val="-6"/>
-          <w:sz w:val="19"/>
-        </w:rPr>
-        <w:t xml:space="preserve"> </w:t>
-      </w:r>
-      <w:r>
-        <w:rPr>
-          <w:spacing w:val="-2"/>
-          <w:w w:val="90"/>
-          <w:sz w:val="19"/>
+          <w:sz w:val="21"/>
+          <w:szCs w:val="21"/>
+        </w:rPr>
+        <w:t xml:space="preserve"> </w:t>
+      </w:r>
+      <w:r>
+        <w:rPr>
+          <w:rFonts w:ascii="Arial" w:hAnsi="Arial" w:cs="Arial"/>
+          <w:spacing w:val="-2"/>
+          <w:w w:val="90"/>
+          <w:sz w:val="21"/>
+          <w:szCs w:val="21"/>
         </w:rPr>
         <w:t>financier</w:t>
       </w:r>
       <w:r>
         <w:rPr>
+          <w:rFonts w:ascii="Arial" w:hAnsi="Arial" w:cs="Arial"/>
           <w:spacing w:val="2"/>
-          <w:sz w:val="19"/>
-        </w:rPr>
-        <w:t xml:space="preserve"> </w:t>
-      </w:r>
-      <w:r>
-        <w:rPr>
-          <w:spacing w:val="-2"/>
-          <w:w w:val="90"/>
-          <w:sz w:val="19"/>
+          <w:sz w:val="21"/>
+          <w:szCs w:val="21"/>
+        </w:rPr>
+        <w:t xml:space="preserve"> </w:t>
+      </w:r>
+      <w:r>
+        <w:rPr>
+          <w:rFonts w:ascii="Arial" w:hAnsi="Arial" w:cs="Arial"/>
+          <w:spacing w:val="-2"/>
+          <w:w w:val="90"/>
+          <w:sz w:val="21"/>
+          <w:szCs w:val="21"/>
         </w:rPr>
         <w:t>has</w:t>
       </w:r>
       <w:r>
         <w:rPr>
+          <w:rFonts w:ascii="Arial" w:hAnsi="Arial" w:cs="Arial"/>
           <w:spacing w:val="4"/>
-          <w:sz w:val="19"/>
-        </w:rPr>
-        <w:t xml:space="preserve"> </w:t>
-      </w:r>
-      <w:r>
-        <w:rPr>
-          <w:spacing w:val="-2"/>
-          <w:w w:val="90"/>
-          <w:sz w:val="19"/>
+          <w:sz w:val="21"/>
+          <w:szCs w:val="21"/>
+        </w:rPr>
+        <w:t xml:space="preserve"> </w:t>
+      </w:r>
+      <w:r>
+        <w:rPr>
+          <w:rFonts w:ascii="Arial" w:hAnsi="Arial" w:cs="Arial"/>
+          <w:spacing w:val="-2"/>
+          <w:w w:val="90"/>
+          <w:sz w:val="21"/>
+          <w:szCs w:val="21"/>
         </w:rPr>
         <w:t>extended</w:t>
       </w:r>
       <w:r>
         <w:rPr>
-          <w:spacing w:val="-4"/>
-          <w:sz w:val="19"/>
-        </w:rPr>
-        <w:t xml:space="preserve"> </w:t>
-      </w:r>
-      <w:r>
-        <w:rPr>
-          <w:spacing w:val="-2"/>
-          <w:w w:val="90"/>
-          <w:sz w:val="19"/>
+          <w:rFonts w:ascii="Arial" w:hAnsi="Arial" w:cs="Arial"/>
+          <w:spacing w:val="-4"/>
+          <w:sz w:val="21"/>
+          <w:szCs w:val="21"/>
+        </w:rPr>
+        <w:t xml:space="preserve"> </w:t>
+      </w:r>
+      <w:r>
+        <w:rPr>
+          <w:rFonts w:ascii="Arial" w:hAnsi="Arial" w:cs="Arial"/>
+          <w:spacing w:val="-2"/>
+          <w:w w:val="90"/>
+          <w:sz w:val="21"/>
+          <w:szCs w:val="21"/>
         </w:rPr>
         <w:t>a</w:t>
       </w:r>
       <w:r>
         <w:rPr>
+          <w:rFonts w:ascii="Arial" w:hAnsi="Arial" w:cs="Arial"/>
           <w:spacing w:val="-5"/>
-          <w:sz w:val="19"/>
-        </w:rPr>
-        <w:t xml:space="preserve"> </w:t>
-      </w:r>
-      <w:r>
-        <w:rPr>
-          <w:spacing w:val="-2"/>
-          <w:w w:val="90"/>
-          <w:sz w:val="19"/>
+          <w:sz w:val="21"/>
+          <w:szCs w:val="21"/>
+        </w:rPr>
+        <w:t xml:space="preserve"> </w:t>
+      </w:r>
+      <w:r>
+        <w:rPr>
+          <w:rFonts w:ascii="Arial" w:hAnsi="Arial" w:cs="Arial"/>
+          <w:spacing w:val="-2"/>
+          <w:w w:val="90"/>
+          <w:sz w:val="21"/>
+          <w:szCs w:val="21"/>
         </w:rPr>
         <w:t>loan</w:t>
       </w:r>
       <w:r>
         <w:rPr>
-          <w:spacing w:val="-4"/>
-          <w:sz w:val="19"/>
-        </w:rPr>
-        <w:t xml:space="preserve"> </w:t>
-      </w:r>
-      <w:r>
-        <w:rPr>
-          <w:spacing w:val="-2"/>
-          <w:w w:val="90"/>
-          <w:sz w:val="19"/>
+          <w:rFonts w:ascii="Arial" w:hAnsi="Arial" w:cs="Arial"/>
+          <w:spacing w:val="-4"/>
+          <w:sz w:val="21"/>
+          <w:szCs w:val="21"/>
+        </w:rPr>
+        <w:t xml:space="preserve"> </w:t>
+      </w:r>
+      <w:r>
+        <w:rPr>
+          <w:rFonts w:ascii="Arial" w:hAnsi="Arial" w:cs="Arial"/>
+          <w:spacing w:val="-2"/>
+          <w:w w:val="90"/>
+          <w:sz w:val="21"/>
+          <w:szCs w:val="21"/>
         </w:rPr>
         <w:t>under</w:t>
       </w:r>
       <w:r>
         <w:rPr>
+          <w:rFonts w:ascii="Arial" w:hAnsi="Arial" w:cs="Arial"/>
           <w:spacing w:val="2"/>
-          <w:sz w:val="19"/>
-        </w:rPr>
-        <w:t xml:space="preserve"> </w:t>
-      </w:r>
-      <w:r>
-        <w:rPr>
-          <w:spacing w:val="-2"/>
-          <w:w w:val="90"/>
-          <w:sz w:val="19"/>
+          <w:sz w:val="21"/>
+          <w:szCs w:val="21"/>
+        </w:rPr>
+        <w:t xml:space="preserve"> </w:t>
+      </w:r>
+      <w:r>
+        <w:rPr>
+          <w:rFonts w:ascii="Arial" w:hAnsi="Arial" w:cs="Arial"/>
+          <w:spacing w:val="-2"/>
+          <w:w w:val="90"/>
+          <w:sz w:val="21"/>
+          <w:szCs w:val="21"/>
         </w:rPr>
         <w:t>the</w:t>
       </w:r>
       <w:r>
         <w:rPr>
+          <w:rFonts w:ascii="Arial" w:hAnsi="Arial" w:cs="Arial"/>
           <w:spacing w:val="-6"/>
-          <w:sz w:val="19"/>
-        </w:rPr>
-        <w:t xml:space="preserve"> </w:t>
-      </w:r>
-      <w:r>
-        <w:rPr>
-          <w:spacing w:val="-2"/>
-          <w:w w:val="90"/>
-          <w:sz w:val="19"/>
+          <w:sz w:val="21"/>
+          <w:szCs w:val="21"/>
+        </w:rPr>
+        <w:t xml:space="preserve"> </w:t>
+      </w:r>
+      <w:r>
+        <w:rPr>
+          <w:rFonts w:ascii="Arial" w:hAnsi="Arial" w:cs="Arial"/>
+          <w:spacing w:val="-2"/>
+          <w:w w:val="90"/>
+          <w:sz w:val="21"/>
+          <w:szCs w:val="21"/>
         </w:rPr>
         <w:t>above-mentioned</w:t>
       </w:r>
       <w:r>
         <w:rPr>
+          <w:rFonts w:ascii="Arial" w:hAnsi="Arial" w:cs="Arial"/>
           <w:spacing w:val="-3"/>
-          <w:sz w:val="19"/>
-        </w:rPr>
-        <w:t xml:space="preserve"> </w:t>
-      </w:r>
-      <w:r>
-        <w:rPr>
-          <w:spacing w:val="-2"/>
-          <w:w w:val="90"/>
-          <w:sz w:val="19"/>
+          <w:sz w:val="21"/>
+          <w:szCs w:val="21"/>
+        </w:rPr>
+        <w:t xml:space="preserve"> </w:t>
+      </w:r>
+      <w:r>
+        <w:rPr>
+          <w:rFonts w:ascii="Arial" w:hAnsi="Arial" w:cs="Arial"/>
+          <w:spacing w:val="-2"/>
+          <w:w w:val="90"/>
+          <w:sz w:val="21"/>
+          <w:szCs w:val="21"/>
         </w:rPr>
         <w:t>loan</w:t>
       </w:r>
       <w:r>
         <w:rPr>
+          <w:rFonts w:ascii="Arial" w:hAnsi="Arial" w:cs="Arial"/>
           <w:spacing w:val="-3"/>
-          <w:sz w:val="19"/>
-        </w:rPr>
-        <w:t xml:space="preserve"> </w:t>
-      </w:r>
-      <w:r>
-        <w:rPr>
-          <w:spacing w:val="-2"/>
-          <w:w w:val="90"/>
-          <w:sz w:val="19"/>
+          <w:sz w:val="21"/>
+          <w:szCs w:val="21"/>
+        </w:rPr>
+        <w:t xml:space="preserve"> </w:t>
+      </w:r>
+      <w:r>
+        <w:rPr>
+          <w:rFonts w:ascii="Arial" w:hAnsi="Arial" w:cs="Arial"/>
+          <w:spacing w:val="-2"/>
+          <w:w w:val="90"/>
+          <w:sz w:val="21"/>
+          <w:szCs w:val="21"/>
         </w:rPr>
         <w:t>agreement.</w:t>
       </w:r>
       <w:r>
         <w:rPr>
+          <w:rFonts w:ascii="Arial" w:hAnsi="Arial" w:cs="Arial"/>
           <w:spacing w:val="4"/>
-          <w:sz w:val="19"/>
-        </w:rPr>
-        <w:t xml:space="preserve"> </w:t>
-      </w:r>
-      <w:r>
-        <w:rPr>
-          <w:spacing w:val="-2"/>
-          <w:w w:val="90"/>
-          <w:sz w:val="19"/>
+          <w:sz w:val="21"/>
+          <w:szCs w:val="21"/>
+        </w:rPr>
+        <w:t xml:space="preserve"> </w:t>
+      </w:r>
+      <w:r>
+        <w:rPr>
+          <w:rFonts w:ascii="Arial" w:hAnsi="Arial" w:cs="Arial"/>
+          <w:spacing w:val="-2"/>
+          <w:w w:val="90"/>
+          <w:sz w:val="21"/>
+          <w:szCs w:val="21"/>
         </w:rPr>
         <w:t>We</w:t>
       </w:r>
       <w:r>
         <w:rPr>
+          <w:rFonts w:ascii="Arial" w:hAnsi="Arial" w:cs="Arial"/>
           <w:spacing w:val="-6"/>
-          <w:sz w:val="19"/>
-        </w:rPr>
-        <w:t xml:space="preserve"> </w:t>
-      </w:r>
-      <w:r>
-        <w:rPr>
-          <w:spacing w:val="-2"/>
-          <w:w w:val="90"/>
-          <w:sz w:val="19"/>
+          <w:sz w:val="21"/>
+          <w:szCs w:val="21"/>
+        </w:rPr>
+        <w:t xml:space="preserve"> </w:t>
+      </w:r>
+      <w:r>
+        <w:rPr>
+          <w:rFonts w:ascii="Arial" w:hAnsi="Arial" w:cs="Arial"/>
+          <w:spacing w:val="-2"/>
+          <w:w w:val="90"/>
+          <w:sz w:val="21"/>
+          <w:szCs w:val="21"/>
         </w:rPr>
         <w:t>regret</w:t>
       </w:r>
       <w:r>
         <w:rPr>
-          <w:sz w:val="19"/>
-        </w:rPr>
-        <w:t xml:space="preserve"> </w:t>
-      </w:r>
-      <w:r>
-        <w:rPr>
-          <w:spacing w:val="-2"/>
-          <w:w w:val="90"/>
-          <w:sz w:val="19"/>
+          <w:rFonts w:ascii="Arial" w:hAnsi="Arial" w:cs="Arial"/>
+          <w:sz w:val="21"/>
+          <w:szCs w:val="21"/>
+        </w:rPr>
+        <w:t xml:space="preserve"> </w:t>
+      </w:r>
+      <w:r>
+        <w:rPr>
+          <w:rFonts w:ascii="Arial" w:hAnsi="Arial" w:cs="Arial"/>
+          <w:spacing w:val="-2"/>
+          <w:w w:val="90"/>
+          <w:sz w:val="21"/>
+          <w:szCs w:val="21"/>
         </w:rPr>
         <w:t>to</w:t>
       </w:r>
       <w:r>
         <w:rPr>
-          <w:spacing w:val="-4"/>
-          <w:sz w:val="19"/>
-        </w:rPr>
-        <w:t xml:space="preserve"> </w:t>
-      </w:r>
-      <w:r>
-        <w:rPr>
-          <w:spacing w:val="-2"/>
-          <w:w w:val="90"/>
-          <w:sz w:val="19"/>
+          <w:rFonts w:ascii="Arial" w:hAnsi="Arial" w:cs="Arial"/>
+          <w:spacing w:val="-4"/>
+          <w:sz w:val="21"/>
+          <w:szCs w:val="21"/>
+        </w:rPr>
+        <w:t xml:space="preserve"> </w:t>
+      </w:r>
+      <w:r>
+        <w:rPr>
+          <w:rFonts w:ascii="Arial" w:hAnsi="Arial" w:cs="Arial"/>
+          <w:spacing w:val="-2"/>
+          <w:w w:val="90"/>
+          <w:sz w:val="21"/>
+          <w:szCs w:val="21"/>
         </w:rPr>
         <w:t>note</w:t>
       </w:r>
       <w:r>
         <w:rPr>
+          <w:rFonts w:ascii="Arial" w:hAnsi="Arial" w:cs="Arial"/>
           <w:spacing w:val="-5"/>
-          <w:sz w:val="19"/>
-        </w:rPr>
-        <w:t xml:space="preserve"> </w:t>
-      </w:r>
-      <w:r>
-        <w:rPr>
-          <w:spacing w:val="-2"/>
-          <w:w w:val="90"/>
-          <w:sz w:val="19"/>
+          <w:sz w:val="21"/>
+          <w:szCs w:val="21"/>
+        </w:rPr>
+        <w:t xml:space="preserve"> </w:t>
+      </w:r>
+      <w:r>
+        <w:rPr>
+          <w:rFonts w:ascii="Arial" w:hAnsi="Arial" w:cs="Arial"/>
+          <w:spacing w:val="-2"/>
+          <w:w w:val="90"/>
+          <w:sz w:val="21"/>
+          <w:szCs w:val="21"/>
         </w:rPr>
         <w:t>that</w:t>
       </w:r>
       <w:r>
         <w:rPr>
+          <w:rFonts w:ascii="Arial" w:hAnsi="Arial" w:cs="Arial"/>
           <w:spacing w:val="-1"/>
-          <w:sz w:val="19"/>
-        </w:rPr>
-        <w:t xml:space="preserve"> </w:t>
-      </w:r>
-      <w:r>
-        <w:rPr>
-          <w:spacing w:val="-2"/>
-          <w:w w:val="90"/>
-          <w:sz w:val="19"/>
+          <w:sz w:val="21"/>
+          <w:szCs w:val="21"/>
+        </w:rPr>
+        <w:t xml:space="preserve"> </w:t>
+      </w:r>
+      <w:r>
+        <w:rPr>
+          <w:rFonts w:ascii="Arial" w:hAnsi="Arial" w:cs="Arial"/>
+          <w:spacing w:val="-2"/>
+          <w:w w:val="90"/>
+          <w:sz w:val="21"/>
+          <w:szCs w:val="21"/>
         </w:rPr>
         <w:t>you</w:t>
       </w:r>
       <w:r>
         <w:rPr>
+          <w:rFonts w:ascii="Arial" w:hAnsi="Arial" w:cs="Arial"/>
           <w:spacing w:val="-3"/>
-          <w:sz w:val="19"/>
-        </w:rPr>
-        <w:t xml:space="preserve"> </w:t>
-      </w:r>
-      <w:r>
-        <w:rPr>
-          <w:spacing w:val="-2"/>
-          <w:w w:val="90"/>
-          <w:sz w:val="19"/>
+          <w:sz w:val="21"/>
+          <w:szCs w:val="21"/>
+        </w:rPr>
+        <w:t xml:space="preserve"> </w:t>
+      </w:r>
+      <w:r>
+        <w:rPr>
+          <w:rFonts w:ascii="Arial" w:hAnsi="Arial" w:cs="Arial"/>
+          <w:spacing w:val="-2"/>
+          <w:w w:val="90"/>
+          <w:sz w:val="21"/>
+          <w:szCs w:val="21"/>
         </w:rPr>
         <w:t>are</w:t>
       </w:r>
       <w:r>
         <w:rPr>
+          <w:rFonts w:ascii="Arial" w:hAnsi="Arial" w:cs="Arial"/>
           <w:spacing w:val="-5"/>
-          <w:sz w:val="19"/>
-        </w:rPr>
-        <w:t xml:space="preserve"> </w:t>
-      </w:r>
-      <w:r>
-        <w:rPr>
-          <w:spacing w:val="-2"/>
-          <w:w w:val="90"/>
-          <w:sz w:val="19"/>
+          <w:sz w:val="21"/>
+          <w:szCs w:val="21"/>
+        </w:rPr>
+        <w:t xml:space="preserve"> </w:t>
+      </w:r>
+      <w:r>
+        <w:rPr>
+          <w:rFonts w:ascii="Arial" w:hAnsi="Arial" w:cs="Arial"/>
+          <w:spacing w:val="-2"/>
+          <w:w w:val="90"/>
+          <w:sz w:val="21"/>
+          <w:szCs w:val="21"/>
         </w:rPr>
         <w:t>irregular</w:t>
       </w:r>
       <w:r>
         <w:rPr>
+          <w:rFonts w:ascii="Arial" w:hAnsi="Arial" w:cs="Arial"/>
           <w:spacing w:val="1"/>
-          <w:sz w:val="19"/>
-        </w:rPr>
-        <w:t xml:space="preserve"> </w:t>
-      </w:r>
-      <w:r>
-        <w:rPr>
-          <w:spacing w:val="-2"/>
-          <w:w w:val="90"/>
-          <w:sz w:val="19"/>
+          <w:sz w:val="21"/>
+          <w:szCs w:val="21"/>
+        </w:rPr>
+        <w:t xml:space="preserve"> </w:t>
+      </w:r>
+      <w:r>
+        <w:rPr>
+          <w:rFonts w:ascii="Arial" w:hAnsi="Arial" w:cs="Arial"/>
+          <w:spacing w:val="-2"/>
+          <w:w w:val="90"/>
+          <w:sz w:val="21"/>
+          <w:szCs w:val="21"/>
         </w:rPr>
         <w:t>in</w:t>
       </w:r>
       <w:r>
         <w:rPr>
+          <w:rFonts w:ascii="Arial" w:hAnsi="Arial" w:cs="Arial"/>
           <w:spacing w:val="-3"/>
-          <w:sz w:val="19"/>
-        </w:rPr>
-        <w:t xml:space="preserve"> </w:t>
-      </w:r>
-      <w:r>
-        <w:rPr>
-          <w:spacing w:val="-2"/>
-          <w:w w:val="90"/>
-          <w:sz w:val="19"/>
+          <w:sz w:val="21"/>
+          <w:szCs w:val="21"/>
+        </w:rPr>
+        <w:t xml:space="preserve"> </w:t>
+      </w:r>
+      <w:r>
+        <w:rPr>
+          <w:rFonts w:ascii="Arial" w:hAnsi="Arial" w:cs="Arial"/>
+          <w:spacing w:val="-2"/>
+          <w:w w:val="90"/>
+          <w:sz w:val="21"/>
+          <w:szCs w:val="21"/>
         </w:rPr>
         <w:t>repayment</w:t>
       </w:r>
       <w:r>
         <w:rPr>
+          <w:rFonts w:ascii="Arial" w:hAnsi="Arial" w:cs="Arial"/>
           <w:spacing w:val="-1"/>
-          <w:sz w:val="19"/>
-        </w:rPr>
-        <w:t xml:space="preserve"> </w:t>
-      </w:r>
-      <w:r>
-        <w:rPr>
-          <w:spacing w:val="-2"/>
-          <w:w w:val="90"/>
-          <w:sz w:val="19"/>
+          <w:sz w:val="21"/>
+          <w:szCs w:val="21"/>
+        </w:rPr>
+        <w:t xml:space="preserve"> </w:t>
+      </w:r>
+      <w:r>
+        <w:rPr>
+          <w:rFonts w:ascii="Arial" w:hAnsi="Arial" w:cs="Arial"/>
+          <w:spacing w:val="-2"/>
+          <w:w w:val="90"/>
+          <w:sz w:val="21"/>
+          <w:szCs w:val="21"/>
         </w:rPr>
         <w:t>of</w:t>
       </w:r>
       <w:r>
         <w:rPr>
+          <w:rFonts w:ascii="Arial" w:hAnsi="Arial" w:cs="Arial"/>
           <w:spacing w:val="1"/>
-          <w:sz w:val="19"/>
-        </w:rPr>
-        <w:t xml:space="preserve"> </w:t>
-      </w:r>
-      <w:r>
-        <w:rPr>
-          <w:spacing w:val="-2"/>
-          <w:w w:val="90"/>
-          <w:sz w:val="19"/>
+          <w:sz w:val="21"/>
+          <w:szCs w:val="21"/>
+        </w:rPr>
+        <w:t xml:space="preserve"> </w:t>
+      </w:r>
+      <w:r>
+        <w:rPr>
+          <w:rFonts w:ascii="Arial" w:hAnsi="Arial" w:cs="Arial"/>
+          <w:spacing w:val="-2"/>
+          <w:w w:val="90"/>
+          <w:sz w:val="21"/>
+          <w:szCs w:val="21"/>
         </w:rPr>
         <w:t>the</w:t>
       </w:r>
       <w:r>
         <w:rPr>
+          <w:rFonts w:ascii="Arial" w:hAnsi="Arial" w:cs="Arial"/>
           <w:spacing w:val="-5"/>
-          <w:sz w:val="19"/>
-        </w:rPr>
-        <w:t xml:space="preserve"> </w:t>
-      </w:r>
-      <w:r>
-        <w:rPr>
-          <w:spacing w:val="-4"/>
-          <w:w w:val="90"/>
-          <w:sz w:val="19"/>
+          <w:sz w:val="21"/>
+          <w:szCs w:val="21"/>
+        </w:rPr>
+        <w:t xml:space="preserve"> </w:t>
+      </w:r>
+      <w:r>
+        <w:rPr>
+          <w:rFonts w:ascii="Arial" w:hAnsi="Arial" w:cs="Arial"/>
+          <w:spacing w:val="-4"/>
+          <w:w w:val="90"/>
+          <w:sz w:val="21"/>
+          <w:szCs w:val="21"/>
         </w:rPr>
         <w:t>dues.</w:t>
       </w:r>
@@ -1395,10 +1878,11 @@
     <w:p>
       <w:pPr>
         <w:pStyle w:val="BodyText"/>
-        <w:spacing w:before="4"/>
-        <w:rPr>
+        <w:rPr>
+          <w:rFonts w:ascii="Arial" w:hAnsi="Arial" w:cs="Arial"/>
           <w:b w:val="0"/>
-          <w:sz w:val="17"/>
+          <w:sz w:val="21"/>
+          <w:szCs w:val="21"/>
         </w:rPr>
       </w:pPr>
     </w:p>
@@ -1436,29 +1920,38 @@
           <w:p>
             <w:pPr>
               <w:pStyle w:val="TableParagraph"/>
+              <w:spacing w:line="240" w:lineRule="auto"/>
               <w:rPr>
-                <w:sz w:val="19"/>
+                <w:rFonts w:ascii="Arial" w:hAnsi="Arial" w:cs="Arial"/>
+                <w:sz w:val="21"/>
+                <w:szCs w:val="21"/>
               </w:rPr>
             </w:pPr>
             <w:r>
               <w:rPr>
+                <w:rFonts w:ascii="Arial" w:hAnsi="Arial" w:cs="Arial"/>
                 <w:w w:val="90"/>
-                <w:sz w:val="19"/>
+                <w:sz w:val="21"/>
+                <w:szCs w:val="21"/>
               </w:rPr>
               <w:t>Due</w:t>
             </w:r>
             <w:r>
               <w:rPr>
+                <w:rFonts w:ascii="Arial" w:hAnsi="Arial" w:cs="Arial"/>
                 <w:spacing w:val="-7"/>
                 <w:w w:val="90"/>
-                <w:sz w:val="19"/>
+                <w:sz w:val="21"/>
+                <w:szCs w:val="21"/>
               </w:rPr>
               <w:t xml:space="preserve"> </w:t>
             </w:r>
             <w:r>
               <w:rPr>
+                <w:rFonts w:ascii="Arial" w:hAnsi="Arial" w:cs="Arial"/>
                 <w:spacing w:val="-2"/>
-                <w:sz w:val="19"/>
+                <w:sz w:val="21"/>
+                <w:szCs w:val="21"/>
               </w:rPr>
               <w:t>installments</w:t>
             </w:r>
@@ -1474,35 +1967,46 @@
           <w:p>
             <w:pPr>
               <w:pStyle w:val="TableParagraph"/>
+              <w:spacing w:line="240" w:lineRule="auto"/>
               <w:rPr>
-                <w:sz w:val="19"/>
+                <w:rFonts w:ascii="Arial" w:hAnsi="Arial" w:cs="Arial"/>
+                <w:sz w:val="21"/>
+                <w:szCs w:val="21"/>
               </w:rPr>
             </w:pPr>
             <w:r>
               <w:rPr>
+                <w:rFonts w:ascii="Arial" w:hAnsi="Arial" w:cs="Arial"/>
                 <w:spacing w:val="-5"/>
-                <w:sz w:val="19"/>
+                <w:sz w:val="21"/>
+                <w:szCs w:val="21"/>
               </w:rPr>
               <w:t>Rs.</w:t>
             </w:r>
             <w:r>
               <w:rPr>
+                <w:rFonts w:ascii="Arial" w:hAnsi="Arial" w:cs="Arial"/>
                 <w:spacing w:val="-7"/>
-                <w:sz w:val="19"/>
+                <w:sz w:val="21"/>
+                <w:szCs w:val="21"/>
               </w:rPr>
               <w:t xml:space="preserve"> </w:t>
             </w:r>
             <w:r>
               <w:rPr>
+                <w:rFonts w:ascii="Arial" w:hAnsi="Arial" w:cs="Arial"/>
                 <w:spacing w:val="-7"/>
-                <w:sz w:val="19"/>
+                <w:sz w:val="21"/>
+                <w:szCs w:val="21"/>
               </w:rPr>
               <w:t>{{dues}}</w:t>
             </w:r>
             <w:r>
               <w:rPr>
+                <w:rFonts w:ascii="Arial" w:hAnsi="Arial" w:cs="Arial"/>
                 <w:spacing w:val="-2"/>
-                <w:sz w:val="19"/>
+                <w:sz w:val="21"/>
+                <w:szCs w:val="21"/>
               </w:rPr>
               <w:t>.00/-</w:t>
             </w:r>
@@ -1520,29 +2024,38 @@
           <w:p>
             <w:pPr>
               <w:pStyle w:val="TableParagraph"/>
+              <w:spacing w:line="240" w:lineRule="auto"/>
               <w:rPr>
-                <w:sz w:val="19"/>
+                <w:rFonts w:ascii="Arial" w:hAnsi="Arial" w:cs="Arial"/>
+                <w:sz w:val="21"/>
+                <w:szCs w:val="21"/>
               </w:rPr>
             </w:pPr>
             <w:r>
               <w:rPr>
+                <w:rFonts w:ascii="Arial" w:hAnsi="Arial" w:cs="Arial"/>
                 <w:w w:val="90"/>
-                <w:sz w:val="19"/>
+                <w:sz w:val="21"/>
+                <w:szCs w:val="21"/>
               </w:rPr>
               <w:t>Other</w:t>
             </w:r>
             <w:r>
               <w:rPr>
+                <w:rFonts w:ascii="Arial" w:hAnsi="Arial" w:cs="Arial"/>
                 <w:spacing w:val="-4"/>
                 <w:w w:val="90"/>
-                <w:sz w:val="19"/>
+                <w:sz w:val="21"/>
+                <w:szCs w:val="21"/>
               </w:rPr>
               <w:t xml:space="preserve"> </w:t>
             </w:r>
             <w:r>
               <w:rPr>
+                <w:rFonts w:ascii="Arial" w:hAnsi="Arial" w:cs="Arial"/>
                 <w:spacing w:val="-2"/>
-                <w:sz w:val="19"/>
+                <w:sz w:val="21"/>
+                <w:szCs w:val="21"/>
               </w:rPr>
               <w:t>expenses:</w:t>
             </w:r>
@@ -1558,35 +2071,46 @@
           <w:p>
             <w:pPr>
               <w:pStyle w:val="TableParagraph"/>
+              <w:spacing w:line="240" w:lineRule="auto"/>
               <w:rPr>
-                <w:sz w:val="19"/>
+                <w:rFonts w:ascii="Arial" w:hAnsi="Arial" w:cs="Arial"/>
+                <w:sz w:val="21"/>
+                <w:szCs w:val="21"/>
               </w:rPr>
             </w:pPr>
             <w:r>
               <w:rPr>
+                <w:rFonts w:ascii="Arial" w:hAnsi="Arial" w:cs="Arial"/>
                 <w:spacing w:val="-5"/>
-                <w:sz w:val="19"/>
+                <w:sz w:val="21"/>
+                <w:szCs w:val="21"/>
               </w:rPr>
               <w:t>Rs.</w:t>
             </w:r>
             <w:r>
               <w:rPr>
+                <w:rFonts w:ascii="Arial" w:hAnsi="Arial" w:cs="Arial"/>
                 <w:spacing w:val="-7"/>
-                <w:sz w:val="19"/>
+                <w:sz w:val="21"/>
+                <w:szCs w:val="21"/>
               </w:rPr>
               <w:t xml:space="preserve"> </w:t>
             </w:r>
             <w:r>
               <w:rPr>
+                <w:rFonts w:ascii="Arial" w:hAnsi="Arial" w:cs="Arial"/>
                 <w:spacing w:val="-2"/>
-                <w:sz w:val="19"/>
+                <w:sz w:val="21"/>
+                <w:szCs w:val="21"/>
               </w:rPr>
               <w:t>{{vas}}</w:t>
             </w:r>
             <w:r>
               <w:rPr>
+                <w:rFonts w:ascii="Arial" w:hAnsi="Arial" w:cs="Arial"/>
                 <w:spacing w:val="-2"/>
-                <w:sz w:val="19"/>
+                <w:sz w:val="21"/>
+                <w:szCs w:val="21"/>
               </w:rPr>
               <w:t>.00/-</w:t>
             </w:r>
@@ -1610,7 +2134,9 @@
               <w:spacing w:line="240" w:lineRule="auto"/>
               <w:ind w:left="0"/>
               <w:rPr>
-                <w:sz w:val="16"/>
+                <w:rFonts w:ascii="Arial" w:hAnsi="Arial" w:cs="Arial"/>
+                <w:sz w:val="21"/>
+                <w:szCs w:val="21"/>
               </w:rPr>
             </w:pPr>
           </w:p>
@@ -1629,7 +2155,9 @@
               <w:spacing w:line="240" w:lineRule="auto"/>
               <w:ind w:left="0"/>
               <w:rPr>
-                <w:sz w:val="16"/>
+                <w:rFonts w:ascii="Arial" w:hAnsi="Arial" w:cs="Arial"/>
+                <w:sz w:val="21"/>
+                <w:szCs w:val="21"/>
               </w:rPr>
             </w:pPr>
           </w:p>
@@ -1639,344 +2167,497 @@
     <w:p>
       <w:pPr>
         <w:pStyle w:val="BodyText"/>
-        <w:rPr>
+        <w:spacing w:before="174"/>
+        <w:rPr>
+          <w:rFonts w:ascii="Arial" w:hAnsi="Arial" w:cs="Arial"/>
           <w:b w:val="0"/>
-          <w:sz w:val="19"/>
+          <w:sz w:val="21"/>
+          <w:szCs w:val="21"/>
         </w:rPr>
       </w:pPr>
     </w:p>
     <w:p>
       <w:pPr>
         <w:pStyle w:val="BodyText"/>
-        <w:spacing w:before="174"/>
-        <w:rPr>
-          <w:b w:val="0"/>
-          <w:sz w:val="19"/>
+        <w:ind w:left="90"/>
+        <w:rPr>
+          <w:rFonts w:ascii="Arial" w:hAnsi="Arial" w:cs="Arial"/>
+          <w:sz w:val="21"/>
+          <w:szCs w:val="21"/>
         </w:rPr>
       </w:pPr>
-    </w:p>
-    <w:p>
-      <w:pPr>
-        <w:pStyle w:val="BodyText"/>
-        <w:spacing w:line="225" w:lineRule="auto"/>
-        <w:ind w:left="90"/>
-      </w:pPr>
-      <w:r>
-        <w:rPr>
-          <w:spacing w:val="-4"/>
-          <w:w w:val="90"/>
+      <w:r>
+        <w:rPr>
+          <w:rFonts w:ascii="Arial" w:hAnsi="Arial" w:cs="Arial"/>
+          <w:spacing w:val="-4"/>
+          <w:w w:val="90"/>
+          <w:sz w:val="21"/>
+          <w:szCs w:val="21"/>
         </w:rPr>
         <w:t>*Kindly</w:t>
       </w:r>
       <w:r>
         <w:rPr>
+          <w:rFonts w:ascii="Arial" w:hAnsi="Arial" w:cs="Arial"/>
           <w:spacing w:val="-6"/>
           <w:w w:val="90"/>
-        </w:rPr>
-        <w:t xml:space="preserve"> </w:t>
-      </w:r>
-      <w:r>
-        <w:rPr>
-          <w:spacing w:val="-4"/>
-          <w:w w:val="90"/>
+          <w:sz w:val="21"/>
+          <w:szCs w:val="21"/>
+        </w:rPr>
+        <w:t xml:space="preserve"> </w:t>
+      </w:r>
+      <w:r>
+        <w:rPr>
+          <w:rFonts w:ascii="Arial" w:hAnsi="Arial" w:cs="Arial"/>
+          <w:spacing w:val="-4"/>
+          <w:w w:val="90"/>
+          <w:sz w:val="21"/>
+          <w:szCs w:val="21"/>
         </w:rPr>
         <w:t>note</w:t>
       </w:r>
       <w:r>
         <w:rPr>
+          <w:rFonts w:ascii="Arial" w:hAnsi="Arial" w:cs="Arial"/>
           <w:spacing w:val="-3"/>
-        </w:rPr>
-        <w:t xml:space="preserve"> </w:t>
-      </w:r>
-      <w:r>
-        <w:rPr>
-          <w:spacing w:val="-4"/>
-          <w:w w:val="90"/>
+          <w:sz w:val="21"/>
+          <w:szCs w:val="21"/>
+        </w:rPr>
+        <w:t xml:space="preserve"> </w:t>
+      </w:r>
+      <w:r>
+        <w:rPr>
+          <w:rFonts w:ascii="Arial" w:hAnsi="Arial" w:cs="Arial"/>
+          <w:spacing w:val="-4"/>
+          <w:w w:val="90"/>
+          <w:sz w:val="21"/>
+          <w:szCs w:val="21"/>
         </w:rPr>
         <w:t>that</w:t>
       </w:r>
       <w:r>
         <w:rPr>
+          <w:rFonts w:ascii="Arial" w:hAnsi="Arial" w:cs="Arial"/>
           <w:spacing w:val="-5"/>
-        </w:rPr>
-        <w:t xml:space="preserve"> </w:t>
-      </w:r>
-      <w:r>
-        <w:rPr>
-          <w:spacing w:val="-4"/>
-          <w:w w:val="90"/>
+          <w:sz w:val="21"/>
+          <w:szCs w:val="21"/>
+        </w:rPr>
+        <w:t xml:space="preserve"> </w:t>
+      </w:r>
+      <w:r>
+        <w:rPr>
+          <w:rFonts w:ascii="Arial" w:hAnsi="Arial" w:cs="Arial"/>
+          <w:spacing w:val="-4"/>
+          <w:w w:val="90"/>
+          <w:sz w:val="21"/>
+          <w:szCs w:val="21"/>
         </w:rPr>
         <w:t>the</w:t>
       </w:r>
       <w:r>
         <w:rPr>
+          <w:rFonts w:ascii="Arial" w:hAnsi="Arial" w:cs="Arial"/>
           <w:spacing w:val="-1"/>
-        </w:rPr>
-        <w:t xml:space="preserve"> </w:t>
-      </w:r>
-      <w:r>
-        <w:rPr>
-          <w:spacing w:val="-4"/>
-          <w:w w:val="90"/>
+          <w:sz w:val="21"/>
+          <w:szCs w:val="21"/>
+        </w:rPr>
+        <w:t xml:space="preserve"> </w:t>
+      </w:r>
+      <w:r>
+        <w:rPr>
+          <w:rFonts w:ascii="Arial" w:hAnsi="Arial" w:cs="Arial"/>
+          <w:spacing w:val="-4"/>
+          <w:w w:val="90"/>
+          <w:sz w:val="21"/>
+          <w:szCs w:val="21"/>
         </w:rPr>
         <w:t>above-mentioned</w:t>
       </w:r>
       <w:r>
         <w:rPr>
+          <w:rFonts w:ascii="Arial" w:hAnsi="Arial" w:cs="Arial"/>
           <w:spacing w:val="-16"/>
           <w:w w:val="90"/>
-        </w:rPr>
-        <w:t xml:space="preserve"> </w:t>
-      </w:r>
-      <w:r>
-        <w:rPr>
-          <w:spacing w:val="-4"/>
-          <w:w w:val="90"/>
+          <w:sz w:val="21"/>
+          <w:szCs w:val="21"/>
+        </w:rPr>
+        <w:t xml:space="preserve"> </w:t>
+      </w:r>
+      <w:r>
+        <w:rPr>
+          <w:rFonts w:ascii="Arial" w:hAnsi="Arial" w:cs="Arial"/>
+          <w:spacing w:val="-4"/>
+          <w:w w:val="90"/>
+          <w:sz w:val="21"/>
+          <w:szCs w:val="21"/>
         </w:rPr>
         <w:t>amount</w:t>
       </w:r>
       <w:r>
         <w:rPr>
+          <w:rFonts w:ascii="Arial" w:hAnsi="Arial" w:cs="Arial"/>
           <w:spacing w:val="-5"/>
-        </w:rPr>
-        <w:t xml:space="preserve"> </w:t>
-      </w:r>
-      <w:r>
-        <w:rPr>
-          <w:spacing w:val="-4"/>
-          <w:w w:val="90"/>
+          <w:sz w:val="21"/>
+          <w:szCs w:val="21"/>
+        </w:rPr>
+        <w:t xml:space="preserve"> </w:t>
+      </w:r>
+      <w:r>
+        <w:rPr>
+          <w:rFonts w:ascii="Arial" w:hAnsi="Arial" w:cs="Arial"/>
+          <w:spacing w:val="-4"/>
+          <w:w w:val="90"/>
+          <w:sz w:val="21"/>
+          <w:szCs w:val="21"/>
         </w:rPr>
         <w:t>pertains</w:t>
       </w:r>
       <w:r>
         <w:rPr>
+          <w:rFonts w:ascii="Arial" w:hAnsi="Arial" w:cs="Arial"/>
           <w:spacing w:val="-3"/>
-        </w:rPr>
-        <w:t xml:space="preserve"> </w:t>
-      </w:r>
-      <w:r>
-        <w:rPr>
-          <w:spacing w:val="-4"/>
-          <w:w w:val="90"/>
+          <w:sz w:val="21"/>
+          <w:szCs w:val="21"/>
+        </w:rPr>
+        <w:t xml:space="preserve"> </w:t>
+      </w:r>
+      <w:r>
+        <w:rPr>
+          <w:rFonts w:ascii="Arial" w:hAnsi="Arial" w:cs="Arial"/>
+          <w:spacing w:val="-4"/>
+          <w:w w:val="90"/>
+          <w:sz w:val="21"/>
+          <w:szCs w:val="21"/>
         </w:rPr>
         <w:t>only</w:t>
       </w:r>
       <w:r>
         <w:rPr>
+          <w:rFonts w:ascii="Arial" w:hAnsi="Arial" w:cs="Arial"/>
           <w:spacing w:val="-6"/>
           <w:w w:val="90"/>
-        </w:rPr>
-        <w:t xml:space="preserve"> </w:t>
-      </w:r>
-      <w:r>
-        <w:rPr>
-          <w:spacing w:val="-4"/>
-          <w:w w:val="90"/>
+          <w:sz w:val="21"/>
+          <w:szCs w:val="21"/>
+        </w:rPr>
+        <w:t xml:space="preserve"> </w:t>
+      </w:r>
+      <w:r>
+        <w:rPr>
+          <w:rFonts w:ascii="Arial" w:hAnsi="Arial" w:cs="Arial"/>
+          <w:spacing w:val="-4"/>
+          <w:w w:val="90"/>
+          <w:sz w:val="21"/>
+          <w:szCs w:val="21"/>
         </w:rPr>
         <w:t>to</w:t>
       </w:r>
       <w:r>
         <w:rPr>
+          <w:rFonts w:ascii="Arial" w:hAnsi="Arial" w:cs="Arial"/>
           <w:spacing w:val="-6"/>
           <w:w w:val="90"/>
-        </w:rPr>
-        <w:t xml:space="preserve"> </w:t>
-      </w:r>
-      <w:r>
-        <w:rPr>
-          <w:spacing w:val="-4"/>
-          <w:w w:val="90"/>
+          <w:sz w:val="21"/>
+          <w:szCs w:val="21"/>
+        </w:rPr>
+        <w:t xml:space="preserve"> </w:t>
+      </w:r>
+      <w:r>
+        <w:rPr>
+          <w:rFonts w:ascii="Arial" w:hAnsi="Arial" w:cs="Arial"/>
+          <w:spacing w:val="-4"/>
+          <w:w w:val="90"/>
+          <w:sz w:val="21"/>
+          <w:szCs w:val="21"/>
         </w:rPr>
         <w:t>EMI</w:t>
       </w:r>
       <w:r>
         <w:rPr>
+          <w:rFonts w:ascii="Arial" w:hAnsi="Arial" w:cs="Arial"/>
           <w:spacing w:val="-3"/>
-        </w:rPr>
-        <w:t xml:space="preserve"> </w:t>
-      </w:r>
-      <w:r>
-        <w:rPr>
-          <w:spacing w:val="-4"/>
-          <w:w w:val="90"/>
+          <w:sz w:val="21"/>
+          <w:szCs w:val="21"/>
+        </w:rPr>
+        <w:t xml:space="preserve"> </w:t>
+      </w:r>
+      <w:r>
+        <w:rPr>
+          <w:rFonts w:ascii="Arial" w:hAnsi="Arial" w:cs="Arial"/>
+          <w:spacing w:val="-4"/>
+          <w:w w:val="90"/>
+          <w:sz w:val="21"/>
+          <w:szCs w:val="21"/>
         </w:rPr>
         <w:t>dues.</w:t>
       </w:r>
       <w:r>
         <w:rPr>
+          <w:rFonts w:ascii="Arial" w:hAnsi="Arial" w:cs="Arial"/>
           <w:spacing w:val="-1"/>
-        </w:rPr>
-        <w:t xml:space="preserve"> </w:t>
-      </w:r>
-      <w:r>
-        <w:rPr>
-          <w:spacing w:val="-4"/>
-          <w:w w:val="90"/>
+          <w:sz w:val="21"/>
+          <w:szCs w:val="21"/>
+        </w:rPr>
+        <w:t xml:space="preserve"> </w:t>
+      </w:r>
+      <w:r>
+        <w:rPr>
+          <w:rFonts w:ascii="Arial" w:hAnsi="Arial" w:cs="Arial"/>
+          <w:spacing w:val="-4"/>
+          <w:w w:val="90"/>
+          <w:sz w:val="21"/>
+          <w:szCs w:val="21"/>
         </w:rPr>
         <w:t>For</w:t>
       </w:r>
       <w:r>
         <w:rPr>
+          <w:rFonts w:ascii="Arial" w:hAnsi="Arial" w:cs="Arial"/>
           <w:spacing w:val="-7"/>
           <w:w w:val="90"/>
-        </w:rPr>
-        <w:t xml:space="preserve"> </w:t>
-      </w:r>
-      <w:r>
-        <w:rPr>
-          <w:spacing w:val="-4"/>
-          <w:w w:val="90"/>
+          <w:sz w:val="21"/>
+          <w:szCs w:val="21"/>
+        </w:rPr>
+        <w:t xml:space="preserve"> </w:t>
+      </w:r>
+      <w:r>
+        <w:rPr>
+          <w:rFonts w:ascii="Arial" w:hAnsi="Arial" w:cs="Arial"/>
+          <w:spacing w:val="-4"/>
+          <w:w w:val="90"/>
+          <w:sz w:val="21"/>
+          <w:szCs w:val="21"/>
         </w:rPr>
         <w:t>details</w:t>
       </w:r>
       <w:r>
         <w:rPr>
+          <w:rFonts w:ascii="Arial" w:hAnsi="Arial" w:cs="Arial"/>
           <w:spacing w:val="-3"/>
-        </w:rPr>
-        <w:t xml:space="preserve"> </w:t>
-      </w:r>
-      <w:r>
-        <w:rPr>
-          <w:spacing w:val="-4"/>
-          <w:w w:val="90"/>
+          <w:sz w:val="21"/>
+          <w:szCs w:val="21"/>
+        </w:rPr>
+        <w:t xml:space="preserve"> </w:t>
+      </w:r>
+      <w:r>
+        <w:rPr>
+          <w:rFonts w:ascii="Arial" w:hAnsi="Arial" w:cs="Arial"/>
+          <w:spacing w:val="-4"/>
+          <w:w w:val="90"/>
+          <w:sz w:val="21"/>
+          <w:szCs w:val="21"/>
         </w:rPr>
         <w:t>regarding</w:t>
       </w:r>
       <w:r>
         <w:rPr>
+          <w:rFonts w:ascii="Arial" w:hAnsi="Arial" w:cs="Arial"/>
           <w:spacing w:val="-6"/>
           <w:w w:val="90"/>
-        </w:rPr>
-        <w:t xml:space="preserve"> </w:t>
-      </w:r>
-      <w:r>
-        <w:rPr>
-          <w:spacing w:val="-4"/>
-          <w:w w:val="90"/>
+          <w:sz w:val="21"/>
+          <w:szCs w:val="21"/>
+        </w:rPr>
+        <w:t xml:space="preserve"> </w:t>
+      </w:r>
+      <w:r>
+        <w:rPr>
+          <w:rFonts w:ascii="Arial" w:hAnsi="Arial" w:cs="Arial"/>
+          <w:spacing w:val="-4"/>
+          <w:w w:val="90"/>
+          <w:sz w:val="21"/>
+          <w:szCs w:val="21"/>
         </w:rPr>
         <w:t>the</w:t>
       </w:r>
       <w:r>
         <w:rPr>
+          <w:rFonts w:ascii="Arial" w:hAnsi="Arial" w:cs="Arial"/>
           <w:spacing w:val="-1"/>
-        </w:rPr>
-        <w:t xml:space="preserve"> </w:t>
-      </w:r>
-      <w:r>
-        <w:rPr>
-          <w:spacing w:val="-4"/>
-          <w:w w:val="90"/>
+          <w:sz w:val="21"/>
+          <w:szCs w:val="21"/>
+        </w:rPr>
+        <w:t xml:space="preserve"> </w:t>
+      </w:r>
+      <w:r>
+        <w:rPr>
+          <w:rFonts w:ascii="Arial" w:hAnsi="Arial" w:cs="Arial"/>
+          <w:spacing w:val="-4"/>
+          <w:w w:val="90"/>
+          <w:sz w:val="21"/>
+          <w:szCs w:val="21"/>
         </w:rPr>
         <w:t>Total</w:t>
       </w:r>
       <w:r>
         <w:rPr>
+          <w:rFonts w:ascii="Arial" w:hAnsi="Arial" w:cs="Arial"/>
           <w:spacing w:val="-7"/>
-        </w:rPr>
-        <w:t xml:space="preserve"> </w:t>
-      </w:r>
-      <w:r>
-        <w:rPr>
-          <w:spacing w:val="-4"/>
-          <w:w w:val="90"/>
+          <w:sz w:val="21"/>
+          <w:szCs w:val="21"/>
+        </w:rPr>
+        <w:t xml:space="preserve"> </w:t>
+      </w:r>
+      <w:r>
+        <w:rPr>
+          <w:rFonts w:ascii="Arial" w:hAnsi="Arial" w:cs="Arial"/>
+          <w:spacing w:val="-4"/>
+          <w:w w:val="90"/>
+          <w:sz w:val="21"/>
+          <w:szCs w:val="21"/>
         </w:rPr>
         <w:t>outstanding</w:t>
       </w:r>
       <w:r>
         <w:rPr>
+          <w:rFonts w:ascii="Arial" w:hAnsi="Arial" w:cs="Arial"/>
           <w:spacing w:val="-6"/>
           <w:w w:val="90"/>
-        </w:rPr>
-        <w:t xml:space="preserve"> </w:t>
-      </w:r>
-      <w:r>
-        <w:rPr>
-          <w:spacing w:val="-4"/>
-          <w:w w:val="90"/>
+          <w:sz w:val="21"/>
+          <w:szCs w:val="21"/>
+        </w:rPr>
+        <w:t xml:space="preserve"> </w:t>
+      </w:r>
+      <w:r>
+        <w:rPr>
+          <w:rFonts w:ascii="Arial" w:hAnsi="Arial" w:cs="Arial"/>
+          <w:spacing w:val="-4"/>
+          <w:w w:val="90"/>
+          <w:sz w:val="21"/>
+          <w:szCs w:val="21"/>
         </w:rPr>
         <w:t>amount,</w:t>
       </w:r>
       <w:r>
         <w:rPr>
+          <w:rFonts w:ascii="Arial" w:hAnsi="Arial" w:cs="Arial"/>
           <w:spacing w:val="-1"/>
-        </w:rPr>
-        <w:t xml:space="preserve"> </w:t>
-      </w:r>
-      <w:r>
-        <w:rPr>
-          <w:spacing w:val="-4"/>
-          <w:w w:val="90"/>
+          <w:sz w:val="21"/>
+          <w:szCs w:val="21"/>
+        </w:rPr>
+        <w:t xml:space="preserve"> </w:t>
+      </w:r>
+      <w:r>
+        <w:rPr>
+          <w:rFonts w:ascii="Arial" w:hAnsi="Arial" w:cs="Arial"/>
+          <w:spacing w:val="-4"/>
+          <w:w w:val="90"/>
+          <w:sz w:val="21"/>
+          <w:szCs w:val="21"/>
         </w:rPr>
         <w:t>kindly</w:t>
       </w:r>
       <w:r>
         <w:rPr>
+          <w:rFonts w:ascii="Arial" w:hAnsi="Arial" w:cs="Arial"/>
           <w:spacing w:val="-6"/>
           <w:w w:val="90"/>
-        </w:rPr>
-        <w:t xml:space="preserve"> </w:t>
-      </w:r>
-      <w:r>
-        <w:rPr>
-          <w:spacing w:val="-4"/>
-          <w:w w:val="90"/>
+          <w:sz w:val="21"/>
+          <w:szCs w:val="21"/>
+        </w:rPr>
+        <w:t xml:space="preserve"> </w:t>
+      </w:r>
+      <w:r>
+        <w:rPr>
+          <w:rFonts w:ascii="Arial" w:hAnsi="Arial" w:cs="Arial"/>
+          <w:spacing w:val="-4"/>
+          <w:w w:val="90"/>
+          <w:sz w:val="21"/>
+          <w:szCs w:val="21"/>
         </w:rPr>
         <w:t xml:space="preserve">contact </w:t>
       </w:r>
       <w:r>
         <w:rPr>
+          <w:rFonts w:ascii="Arial" w:hAnsi="Arial" w:cs="Arial"/>
           <w:spacing w:val="-10"/>
+          <w:sz w:val="21"/>
+          <w:szCs w:val="21"/>
         </w:rPr>
         <w:t>concerned</w:t>
       </w:r>
       <w:r>
         <w:rPr>
+          <w:rFonts w:ascii="Arial" w:hAnsi="Arial" w:cs="Arial"/>
           <w:spacing w:val="-15"/>
-        </w:rPr>
-        <w:t xml:space="preserve"> </w:t>
-      </w:r>
-      <w:r>
-        <w:rPr>
+          <w:sz w:val="21"/>
+          <w:szCs w:val="21"/>
+        </w:rPr>
+        <w:t xml:space="preserve"> </w:t>
+      </w:r>
+      <w:r>
+        <w:rPr>
+          <w:rFonts w:ascii="Arial" w:hAnsi="Arial" w:cs="Arial"/>
           <w:spacing w:val="-10"/>
+          <w:sz w:val="21"/>
+          <w:szCs w:val="21"/>
         </w:rPr>
         <w:t>zonal</w:t>
       </w:r>
       <w:r>
-        <w:t xml:space="preserve"> </w:t>
-      </w:r>
-      <w:r>
-        <w:rPr>
+        <w:rPr>
+          <w:rFonts w:ascii="Arial" w:hAnsi="Arial" w:cs="Arial"/>
+          <w:sz w:val="21"/>
+          <w:szCs w:val="21"/>
+        </w:rPr>
+        <w:t xml:space="preserve"> </w:t>
+      </w:r>
+      <w:r>
+        <w:rPr>
+          <w:rFonts w:ascii="Arial" w:hAnsi="Arial" w:cs="Arial"/>
           <w:spacing w:val="-10"/>
+          <w:sz w:val="21"/>
+          <w:szCs w:val="21"/>
         </w:rPr>
         <w:t>collection</w:t>
       </w:r>
       <w:r>
-        <w:t xml:space="preserve"> </w:t>
-      </w:r>
-      <w:r>
-        <w:rPr>
+        <w:rPr>
+          <w:rFonts w:ascii="Arial" w:hAnsi="Arial" w:cs="Arial"/>
+          <w:sz w:val="21"/>
+          <w:szCs w:val="21"/>
+        </w:rPr>
+        <w:t xml:space="preserve"> </w:t>
+      </w:r>
+      <w:r>
+        <w:rPr>
+          <w:rFonts w:ascii="Arial" w:hAnsi="Arial" w:cs="Arial"/>
           <w:spacing w:val="-10"/>
+          <w:sz w:val="21"/>
+          <w:szCs w:val="21"/>
         </w:rPr>
         <w:t>manager or visit</w:t>
       </w:r>
       <w:r>
-        <w:t xml:space="preserve"> </w:t>
-      </w:r>
-      <w:r>
-        <w:rPr>
+        <w:rPr>
+          <w:rFonts w:ascii="Arial" w:hAnsi="Arial" w:cs="Arial"/>
+          <w:sz w:val="21"/>
+          <w:szCs w:val="21"/>
+        </w:rPr>
+        <w:t xml:space="preserve"> </w:t>
+      </w:r>
+      <w:r>
+        <w:rPr>
+          <w:rFonts w:ascii="Arial" w:hAnsi="Arial" w:cs="Arial"/>
           <w:spacing w:val="-10"/>
+          <w:sz w:val="21"/>
+          <w:szCs w:val="21"/>
         </w:rPr>
         <w:t>our registered</w:t>
       </w:r>
       <w:r>
         <w:rPr>
+          <w:rFonts w:ascii="Arial" w:hAnsi="Arial" w:cs="Arial"/>
           <w:spacing w:val="-15"/>
-        </w:rPr>
-        <w:t xml:space="preserve"> </w:t>
-      </w:r>
-      <w:r>
-        <w:rPr>
+          <w:sz w:val="21"/>
+          <w:szCs w:val="21"/>
+        </w:rPr>
+        <w:t xml:space="preserve"> </w:t>
+      </w:r>
+      <w:r>
+        <w:rPr>
+          <w:rFonts w:ascii="Arial" w:hAnsi="Arial" w:cs="Arial"/>
           <w:spacing w:val="-10"/>
+          <w:sz w:val="21"/>
+          <w:szCs w:val="21"/>
         </w:rPr>
         <w:t>office.</w:t>
       </w:r>
@@ -1986,287 +2667,423 @@
         <w:pStyle w:val="BodyText"/>
         <w:spacing w:before="181"/>
         <w:ind w:left="90"/>
+        <w:rPr>
+          <w:rFonts w:ascii="Arial" w:hAnsi="Arial" w:cs="Arial"/>
+          <w:sz w:val="21"/>
+          <w:szCs w:val="21"/>
+        </w:rPr>
       </w:pPr>
       <w:r>
         <w:rPr>
-          <w:spacing w:val="-4"/>
-          <w:w w:val="90"/>
+          <w:rFonts w:ascii="Arial" w:hAnsi="Arial" w:cs="Arial"/>
+          <w:spacing w:val="-4"/>
+          <w:w w:val="90"/>
+          <w:sz w:val="21"/>
+          <w:szCs w:val="21"/>
         </w:rPr>
         <w:t>*Kindly</w:t>
       </w:r>
       <w:r>
         <w:rPr>
+          <w:rFonts w:ascii="Arial" w:hAnsi="Arial" w:cs="Arial"/>
           <w:spacing w:val="-6"/>
           <w:w w:val="90"/>
-        </w:rPr>
-        <w:t xml:space="preserve"> </w:t>
-      </w:r>
-      <w:r>
-        <w:rPr>
-          <w:spacing w:val="-4"/>
-          <w:w w:val="90"/>
+          <w:sz w:val="21"/>
+          <w:szCs w:val="21"/>
+        </w:rPr>
+        <w:t xml:space="preserve"> </w:t>
+      </w:r>
+      <w:r>
+        <w:rPr>
+          <w:rFonts w:ascii="Arial" w:hAnsi="Arial" w:cs="Arial"/>
+          <w:spacing w:val="-4"/>
+          <w:w w:val="90"/>
+          <w:sz w:val="21"/>
+          <w:szCs w:val="21"/>
         </w:rPr>
         <w:t>note</w:t>
       </w:r>
       <w:r>
         <w:rPr>
+          <w:rFonts w:ascii="Arial" w:hAnsi="Arial" w:cs="Arial"/>
           <w:spacing w:val="1"/>
-        </w:rPr>
-        <w:t xml:space="preserve"> </w:t>
-      </w:r>
-      <w:r>
-        <w:rPr>
-          <w:spacing w:val="-4"/>
-          <w:w w:val="90"/>
+          <w:sz w:val="21"/>
+          <w:szCs w:val="21"/>
+        </w:rPr>
+        <w:t xml:space="preserve"> </w:t>
+      </w:r>
+      <w:r>
+        <w:rPr>
+          <w:rFonts w:ascii="Arial" w:hAnsi="Arial" w:cs="Arial"/>
+          <w:spacing w:val="-4"/>
+          <w:w w:val="90"/>
+          <w:sz w:val="21"/>
+          <w:szCs w:val="21"/>
         </w:rPr>
         <w:t>per</w:t>
       </w:r>
       <w:r>
         <w:rPr>
+          <w:rFonts w:ascii="Arial" w:hAnsi="Arial" w:cs="Arial"/>
           <w:spacing w:val="-7"/>
           <w:w w:val="90"/>
-        </w:rPr>
-        <w:t xml:space="preserve"> </w:t>
-      </w:r>
-      <w:r>
-        <w:rPr>
-          <w:spacing w:val="-4"/>
-          <w:w w:val="90"/>
+          <w:sz w:val="21"/>
+          <w:szCs w:val="21"/>
+        </w:rPr>
+        <w:t xml:space="preserve"> </w:t>
+      </w:r>
+      <w:r>
+        <w:rPr>
+          <w:rFonts w:ascii="Arial" w:hAnsi="Arial" w:cs="Arial"/>
+          <w:spacing w:val="-4"/>
+          <w:w w:val="90"/>
+          <w:sz w:val="21"/>
+          <w:szCs w:val="21"/>
         </w:rPr>
         <w:t>day</w:t>
       </w:r>
       <w:r>
         <w:rPr>
+          <w:rFonts w:ascii="Arial" w:hAnsi="Arial" w:cs="Arial"/>
           <w:spacing w:val="-6"/>
           <w:w w:val="90"/>
-        </w:rPr>
-        <w:t xml:space="preserve"> </w:t>
-      </w:r>
-      <w:r>
-        <w:rPr>
-          <w:spacing w:val="-4"/>
-          <w:w w:val="90"/>
+          <w:sz w:val="21"/>
+          <w:szCs w:val="21"/>
+        </w:rPr>
+        <w:t xml:space="preserve"> </w:t>
+      </w:r>
+      <w:r>
+        <w:rPr>
+          <w:rFonts w:ascii="Arial" w:hAnsi="Arial" w:cs="Arial"/>
+          <w:spacing w:val="-4"/>
+          <w:w w:val="90"/>
+          <w:sz w:val="21"/>
+          <w:szCs w:val="21"/>
         </w:rPr>
         <w:t>default</w:t>
       </w:r>
       <w:r>
         <w:rPr>
+          <w:rFonts w:ascii="Arial" w:hAnsi="Arial" w:cs="Arial"/>
           <w:spacing w:val="-3"/>
-        </w:rPr>
-        <w:t xml:space="preserve"> </w:t>
-      </w:r>
-      <w:r>
-        <w:rPr>
-          <w:spacing w:val="-4"/>
-          <w:w w:val="90"/>
+          <w:sz w:val="21"/>
+          <w:szCs w:val="21"/>
+        </w:rPr>
+        <w:t xml:space="preserve"> </w:t>
+      </w:r>
+      <w:r>
+        <w:rPr>
+          <w:rFonts w:ascii="Arial" w:hAnsi="Arial" w:cs="Arial"/>
+          <w:spacing w:val="-4"/>
+          <w:w w:val="90"/>
+          <w:sz w:val="21"/>
+          <w:szCs w:val="21"/>
         </w:rPr>
         <w:t>interest</w:t>
       </w:r>
       <w:r>
         <w:rPr>
+          <w:rFonts w:ascii="Arial" w:hAnsi="Arial" w:cs="Arial"/>
           <w:spacing w:val="-3"/>
-        </w:rPr>
-        <w:t xml:space="preserve"> </w:t>
-      </w:r>
-      <w:r>
-        <w:rPr>
-          <w:spacing w:val="-4"/>
-          <w:w w:val="90"/>
+          <w:sz w:val="21"/>
+          <w:szCs w:val="21"/>
+        </w:rPr>
+        <w:t xml:space="preserve"> </w:t>
+      </w:r>
+      <w:r>
+        <w:rPr>
+          <w:rFonts w:ascii="Arial" w:hAnsi="Arial" w:cs="Arial"/>
+          <w:spacing w:val="-4"/>
+          <w:w w:val="90"/>
+          <w:sz w:val="21"/>
+          <w:szCs w:val="21"/>
         </w:rPr>
         <w:t>will</w:t>
       </w:r>
       <w:r>
         <w:rPr>
+          <w:rFonts w:ascii="Arial" w:hAnsi="Arial" w:cs="Arial"/>
           <w:spacing w:val="-6"/>
-        </w:rPr>
-        <w:t xml:space="preserve"> </w:t>
-      </w:r>
-      <w:r>
-        <w:rPr>
-          <w:spacing w:val="-4"/>
-          <w:w w:val="90"/>
+          <w:sz w:val="21"/>
+          <w:szCs w:val="21"/>
+        </w:rPr>
+        <w:t xml:space="preserve"> </w:t>
+      </w:r>
+      <w:r>
+        <w:rPr>
+          <w:rFonts w:ascii="Arial" w:hAnsi="Arial" w:cs="Arial"/>
+          <w:spacing w:val="-4"/>
+          <w:w w:val="90"/>
+          <w:sz w:val="21"/>
+          <w:szCs w:val="21"/>
         </w:rPr>
         <w:t>be</w:t>
       </w:r>
       <w:r>
         <w:rPr>
+          <w:rFonts w:ascii="Arial" w:hAnsi="Arial" w:cs="Arial"/>
           <w:spacing w:val="1"/>
-        </w:rPr>
-        <w:t xml:space="preserve"> </w:t>
-      </w:r>
-      <w:r>
-        <w:rPr>
-          <w:spacing w:val="-4"/>
-          <w:w w:val="90"/>
+          <w:sz w:val="21"/>
+          <w:szCs w:val="21"/>
+        </w:rPr>
+        <w:t xml:space="preserve"> </w:t>
+      </w:r>
+      <w:r>
+        <w:rPr>
+          <w:rFonts w:ascii="Arial" w:hAnsi="Arial" w:cs="Arial"/>
+          <w:spacing w:val="-4"/>
+          <w:w w:val="90"/>
+          <w:sz w:val="21"/>
+          <w:szCs w:val="21"/>
         </w:rPr>
         <w:t>charged</w:t>
       </w:r>
       <w:r>
         <w:rPr>
+          <w:rFonts w:ascii="Arial" w:hAnsi="Arial" w:cs="Arial"/>
           <w:spacing w:val="-16"/>
           <w:w w:val="90"/>
-        </w:rPr>
-        <w:t xml:space="preserve"> </w:t>
-      </w:r>
-      <w:r>
-        <w:rPr>
-          <w:spacing w:val="-4"/>
-          <w:w w:val="90"/>
+          <w:sz w:val="21"/>
+          <w:szCs w:val="21"/>
+        </w:rPr>
+        <w:t xml:space="preserve"> </w:t>
+      </w:r>
+      <w:r>
+        <w:rPr>
+          <w:rFonts w:ascii="Arial" w:hAnsi="Arial" w:cs="Arial"/>
+          <w:spacing w:val="-4"/>
+          <w:w w:val="90"/>
+          <w:sz w:val="21"/>
+          <w:szCs w:val="21"/>
         </w:rPr>
         <w:t>on</w:t>
       </w:r>
       <w:r>
         <w:rPr>
+          <w:rFonts w:ascii="Arial" w:hAnsi="Arial" w:cs="Arial"/>
           <w:spacing w:val="-9"/>
-        </w:rPr>
-        <w:t xml:space="preserve"> </w:t>
-      </w:r>
-      <w:r>
-        <w:rPr>
-          <w:spacing w:val="-4"/>
-          <w:w w:val="90"/>
+          <w:sz w:val="21"/>
+          <w:szCs w:val="21"/>
+        </w:rPr>
+        <w:t xml:space="preserve"> </w:t>
+      </w:r>
+      <w:r>
+        <w:rPr>
+          <w:rFonts w:ascii="Arial" w:hAnsi="Arial" w:cs="Arial"/>
+          <w:spacing w:val="-4"/>
+          <w:w w:val="90"/>
+          <w:sz w:val="21"/>
+          <w:szCs w:val="21"/>
         </w:rPr>
         <w:t>daily</w:t>
       </w:r>
       <w:r>
         <w:rPr>
+          <w:rFonts w:ascii="Arial" w:hAnsi="Arial" w:cs="Arial"/>
           <w:spacing w:val="-5"/>
           <w:w w:val="90"/>
-        </w:rPr>
-        <w:t xml:space="preserve"> </w:t>
-      </w:r>
-      <w:r>
-        <w:rPr>
-          <w:spacing w:val="-4"/>
-          <w:w w:val="90"/>
+          <w:sz w:val="21"/>
+          <w:szCs w:val="21"/>
+        </w:rPr>
+        <w:t xml:space="preserve"> </w:t>
+      </w:r>
+      <w:r>
+        <w:rPr>
+          <w:rFonts w:ascii="Arial" w:hAnsi="Arial" w:cs="Arial"/>
+          <w:spacing w:val="-4"/>
+          <w:w w:val="90"/>
+          <w:sz w:val="21"/>
+          <w:szCs w:val="21"/>
         </w:rPr>
         <w:t>basis</w:t>
       </w:r>
       <w:r>
         <w:rPr>
-          <w:spacing w:val="-2"/>
-        </w:rPr>
-        <w:t xml:space="preserve"> </w:t>
-      </w:r>
-      <w:r>
-        <w:rPr>
-          <w:spacing w:val="-4"/>
-          <w:w w:val="90"/>
+          <w:rFonts w:ascii="Arial" w:hAnsi="Arial" w:cs="Arial"/>
+          <w:spacing w:val="-2"/>
+          <w:sz w:val="21"/>
+          <w:szCs w:val="21"/>
+        </w:rPr>
+        <w:t xml:space="preserve"> </w:t>
+      </w:r>
+      <w:r>
+        <w:rPr>
+          <w:rFonts w:ascii="Arial" w:hAnsi="Arial" w:cs="Arial"/>
+          <w:spacing w:val="-4"/>
+          <w:w w:val="90"/>
+          <w:sz w:val="21"/>
+          <w:szCs w:val="21"/>
         </w:rPr>
         <w:t>till</w:t>
       </w:r>
       <w:r>
         <w:rPr>
+          <w:rFonts w:ascii="Arial" w:hAnsi="Arial" w:cs="Arial"/>
           <w:spacing w:val="-5"/>
-        </w:rPr>
-        <w:t xml:space="preserve"> </w:t>
-      </w:r>
-      <w:r>
-        <w:rPr>
-          <w:spacing w:val="-4"/>
-          <w:w w:val="90"/>
+          <w:sz w:val="21"/>
+          <w:szCs w:val="21"/>
+        </w:rPr>
+        <w:t xml:space="preserve"> </w:t>
+      </w:r>
+      <w:r>
+        <w:rPr>
+          <w:rFonts w:ascii="Arial" w:hAnsi="Arial" w:cs="Arial"/>
+          <w:spacing w:val="-4"/>
+          <w:w w:val="90"/>
+          <w:sz w:val="21"/>
+          <w:szCs w:val="21"/>
         </w:rPr>
         <w:t>the</w:t>
       </w:r>
       <w:r>
         <w:rPr>
+          <w:rFonts w:ascii="Arial" w:hAnsi="Arial" w:cs="Arial"/>
           <w:spacing w:val="1"/>
-        </w:rPr>
-        <w:t xml:space="preserve"> </w:t>
-      </w:r>
-      <w:r>
-        <w:rPr>
-          <w:spacing w:val="-4"/>
-          <w:w w:val="90"/>
+          <w:sz w:val="21"/>
+          <w:szCs w:val="21"/>
+        </w:rPr>
+        <w:t xml:space="preserve"> </w:t>
+      </w:r>
+      <w:r>
+        <w:rPr>
+          <w:rFonts w:ascii="Arial" w:hAnsi="Arial" w:cs="Arial"/>
+          <w:spacing w:val="-4"/>
+          <w:w w:val="90"/>
+          <w:sz w:val="21"/>
+          <w:szCs w:val="21"/>
         </w:rPr>
         <w:t>date</w:t>
       </w:r>
       <w:r>
-        <w:t xml:space="preserve"> </w:t>
-      </w:r>
-      <w:r>
-        <w:rPr>
-          <w:spacing w:val="-4"/>
-          <w:w w:val="90"/>
+        <w:rPr>
+          <w:rFonts w:ascii="Arial" w:hAnsi="Arial" w:cs="Arial"/>
+          <w:sz w:val="21"/>
+          <w:szCs w:val="21"/>
+        </w:rPr>
+        <w:t xml:space="preserve"> </w:t>
+      </w:r>
+      <w:r>
+        <w:rPr>
+          <w:rFonts w:ascii="Arial" w:hAnsi="Arial" w:cs="Arial"/>
+          <w:spacing w:val="-4"/>
+          <w:w w:val="90"/>
+          <w:sz w:val="21"/>
+          <w:szCs w:val="21"/>
         </w:rPr>
         <w:t>of</w:t>
       </w:r>
       <w:r>
         <w:rPr>
+          <w:rFonts w:ascii="Arial" w:hAnsi="Arial" w:cs="Arial"/>
           <w:spacing w:val="-3"/>
-        </w:rPr>
-        <w:t xml:space="preserve"> </w:t>
-      </w:r>
-      <w:r>
-        <w:rPr>
-          <w:spacing w:val="-4"/>
-          <w:w w:val="90"/>
+          <w:sz w:val="21"/>
+          <w:szCs w:val="21"/>
+        </w:rPr>
+        <w:t xml:space="preserve"> </w:t>
+      </w:r>
+      <w:r>
+        <w:rPr>
+          <w:rFonts w:ascii="Arial" w:hAnsi="Arial" w:cs="Arial"/>
+          <w:spacing w:val="-4"/>
+          <w:w w:val="90"/>
+          <w:sz w:val="21"/>
+          <w:szCs w:val="21"/>
         </w:rPr>
         <w:t>receipt</w:t>
       </w:r>
       <w:r>
         <w:rPr>
-          <w:spacing w:val="-4"/>
-        </w:rPr>
-        <w:t xml:space="preserve"> </w:t>
-      </w:r>
-      <w:r>
-        <w:rPr>
-          <w:spacing w:val="-4"/>
-          <w:w w:val="90"/>
+          <w:rFonts w:ascii="Arial" w:hAnsi="Arial" w:cs="Arial"/>
+          <w:spacing w:val="-4"/>
+          <w:sz w:val="21"/>
+          <w:szCs w:val="21"/>
+        </w:rPr>
+        <w:t xml:space="preserve"> </w:t>
+      </w:r>
+      <w:r>
+        <w:rPr>
+          <w:rFonts w:ascii="Arial" w:hAnsi="Arial" w:cs="Arial"/>
+          <w:spacing w:val="-4"/>
+          <w:w w:val="90"/>
+          <w:sz w:val="21"/>
+          <w:szCs w:val="21"/>
         </w:rPr>
         <w:t>of</w:t>
       </w:r>
       <w:r>
         <w:rPr>
+          <w:rFonts w:ascii="Arial" w:hAnsi="Arial" w:cs="Arial"/>
           <w:spacing w:val="-3"/>
-        </w:rPr>
-        <w:t xml:space="preserve"> </w:t>
-      </w:r>
-      <w:r>
-        <w:rPr>
-          <w:spacing w:val="-4"/>
-          <w:w w:val="90"/>
+          <w:sz w:val="21"/>
+          <w:szCs w:val="21"/>
+        </w:rPr>
+        <w:t xml:space="preserve"> </w:t>
+      </w:r>
+      <w:r>
+        <w:rPr>
+          <w:rFonts w:ascii="Arial" w:hAnsi="Arial" w:cs="Arial"/>
+          <w:spacing w:val="-4"/>
+          <w:w w:val="90"/>
+          <w:sz w:val="21"/>
+          <w:szCs w:val="21"/>
         </w:rPr>
         <w:t>full</w:t>
       </w:r>
       <w:r>
         <w:rPr>
+          <w:rFonts w:ascii="Arial" w:hAnsi="Arial" w:cs="Arial"/>
           <w:spacing w:val="-6"/>
-        </w:rPr>
-        <w:t xml:space="preserve"> </w:t>
-      </w:r>
-      <w:r>
-        <w:rPr>
-          <w:spacing w:val="-4"/>
-          <w:w w:val="90"/>
+          <w:sz w:val="21"/>
+          <w:szCs w:val="21"/>
+        </w:rPr>
+        <w:t xml:space="preserve"> </w:t>
+      </w:r>
+      <w:r>
+        <w:rPr>
+          <w:rFonts w:ascii="Arial" w:hAnsi="Arial" w:cs="Arial"/>
+          <w:spacing w:val="-4"/>
+          <w:w w:val="90"/>
+          <w:sz w:val="21"/>
+          <w:szCs w:val="21"/>
         </w:rPr>
         <w:t>&amp;</w:t>
       </w:r>
       <w:r>
         <w:rPr>
+          <w:rFonts w:ascii="Arial" w:hAnsi="Arial" w:cs="Arial"/>
           <w:spacing w:val="-6"/>
           <w:w w:val="90"/>
-        </w:rPr>
-        <w:t xml:space="preserve"> </w:t>
-      </w:r>
-      <w:r>
-        <w:rPr>
-          <w:spacing w:val="-4"/>
-          <w:w w:val="90"/>
+          <w:sz w:val="21"/>
+          <w:szCs w:val="21"/>
+        </w:rPr>
+        <w:t xml:space="preserve"> </w:t>
+      </w:r>
+      <w:r>
+        <w:rPr>
+          <w:rFonts w:ascii="Arial" w:hAnsi="Arial" w:cs="Arial"/>
+          <w:spacing w:val="-4"/>
+          <w:w w:val="90"/>
+          <w:sz w:val="21"/>
+          <w:szCs w:val="21"/>
         </w:rPr>
         <w:t>final</w:t>
       </w:r>
       <w:r>
         <w:rPr>
+          <w:rFonts w:ascii="Arial" w:hAnsi="Arial" w:cs="Arial"/>
           <w:spacing w:val="-6"/>
-        </w:rPr>
-        <w:t xml:space="preserve"> </w:t>
-      </w:r>
-      <w:r>
-        <w:rPr>
-          <w:spacing w:val="-4"/>
-          <w:w w:val="90"/>
+          <w:sz w:val="21"/>
+          <w:szCs w:val="21"/>
+        </w:rPr>
+        <w:t xml:space="preserve"> </w:t>
+      </w:r>
+      <w:r>
+        <w:rPr>
+          <w:rFonts w:ascii="Arial" w:hAnsi="Arial" w:cs="Arial"/>
+          <w:spacing w:val="-4"/>
+          <w:w w:val="90"/>
+          <w:sz w:val="21"/>
+          <w:szCs w:val="21"/>
         </w:rPr>
         <w:t>payment.</w:t>
       </w:r>
@@ -2275,669 +3092,982 @@
       <w:pPr>
         <w:pStyle w:val="BodyText"/>
         <w:spacing w:before="19"/>
+        <w:rPr>
+          <w:rFonts w:ascii="Arial" w:hAnsi="Arial" w:cs="Arial"/>
+          <w:sz w:val="21"/>
+          <w:szCs w:val="21"/>
+        </w:rPr>
       </w:pPr>
     </w:p>
     <w:p>
       <w:pPr>
         <w:pStyle w:val="BodyText"/>
-        <w:spacing w:line="225" w:lineRule="auto"/>
         <w:ind w:left="90" w:right="46"/>
+        <w:rPr>
+          <w:rFonts w:ascii="Arial" w:hAnsi="Arial" w:cs="Arial"/>
+          <w:sz w:val="21"/>
+          <w:szCs w:val="21"/>
+        </w:rPr>
       </w:pPr>
       <w:r>
         <w:rPr>
-          <w:spacing w:val="-2"/>
-          <w:w w:val="90"/>
+          <w:rFonts w:ascii="Arial" w:hAnsi="Arial" w:cs="Arial"/>
+          <w:spacing w:val="-2"/>
+          <w:w w:val="90"/>
+          <w:sz w:val="21"/>
+          <w:szCs w:val="21"/>
         </w:rPr>
         <w:t>We</w:t>
       </w:r>
       <w:r>
         <w:rPr>
+          <w:rFonts w:ascii="Arial" w:hAnsi="Arial" w:cs="Arial"/>
           <w:spacing w:val="-6"/>
           <w:w w:val="90"/>
-        </w:rPr>
-        <w:t xml:space="preserve"> </w:t>
-      </w:r>
-      <w:r>
-        <w:rPr>
-          <w:spacing w:val="-2"/>
-          <w:w w:val="90"/>
+          <w:sz w:val="21"/>
+          <w:szCs w:val="21"/>
+        </w:rPr>
+        <w:t xml:space="preserve"> </w:t>
+      </w:r>
+      <w:r>
+        <w:rPr>
+          <w:rFonts w:ascii="Arial" w:hAnsi="Arial" w:cs="Arial"/>
+          <w:spacing w:val="-2"/>
+          <w:w w:val="90"/>
+          <w:sz w:val="21"/>
+          <w:szCs w:val="21"/>
         </w:rPr>
         <w:t>hereby</w:t>
       </w:r>
       <w:r>
         <w:rPr>
+          <w:rFonts w:ascii="Arial" w:hAnsi="Arial" w:cs="Arial"/>
           <w:spacing w:val="-6"/>
           <w:w w:val="90"/>
-        </w:rPr>
-        <w:t xml:space="preserve"> </w:t>
-      </w:r>
-      <w:r>
-        <w:rPr>
-          <w:spacing w:val="-2"/>
-          <w:w w:val="90"/>
+          <w:sz w:val="21"/>
+          <w:szCs w:val="21"/>
+        </w:rPr>
+        <w:t xml:space="preserve"> </w:t>
+      </w:r>
+      <w:r>
+        <w:rPr>
+          <w:rFonts w:ascii="Arial" w:hAnsi="Arial" w:cs="Arial"/>
+          <w:spacing w:val="-2"/>
+          <w:w w:val="90"/>
+          <w:sz w:val="21"/>
+          <w:szCs w:val="21"/>
         </w:rPr>
         <w:t>demand</w:t>
       </w:r>
       <w:r>
         <w:rPr>
+          <w:rFonts w:ascii="Arial" w:hAnsi="Arial" w:cs="Arial"/>
           <w:spacing w:val="-16"/>
           <w:w w:val="90"/>
-        </w:rPr>
-        <w:t xml:space="preserve"> </w:t>
-      </w:r>
-      <w:r>
-        <w:rPr>
-          <w:spacing w:val="-2"/>
-          <w:w w:val="90"/>
+          <w:sz w:val="21"/>
+          <w:szCs w:val="21"/>
+        </w:rPr>
+        <w:t xml:space="preserve"> </w:t>
+      </w:r>
+      <w:r>
+        <w:rPr>
+          <w:rFonts w:ascii="Arial" w:hAnsi="Arial" w:cs="Arial"/>
+          <w:spacing w:val="-2"/>
+          <w:w w:val="90"/>
+          <w:sz w:val="21"/>
+          <w:szCs w:val="21"/>
         </w:rPr>
         <w:t>that</w:t>
       </w:r>
       <w:r>
         <w:rPr>
+          <w:rFonts w:ascii="Arial" w:hAnsi="Arial" w:cs="Arial"/>
           <w:spacing w:val="-5"/>
           <w:w w:val="90"/>
-        </w:rPr>
-        <w:t xml:space="preserve"> </w:t>
-      </w:r>
-      <w:r>
-        <w:rPr>
-          <w:spacing w:val="-2"/>
-          <w:w w:val="90"/>
+          <w:sz w:val="21"/>
+          <w:szCs w:val="21"/>
+        </w:rPr>
+        <w:t xml:space="preserve"> </w:t>
+      </w:r>
+      <w:r>
+        <w:rPr>
+          <w:rFonts w:ascii="Arial" w:hAnsi="Arial" w:cs="Arial"/>
+          <w:spacing w:val="-2"/>
+          <w:w w:val="90"/>
+          <w:sz w:val="21"/>
+          <w:szCs w:val="21"/>
         </w:rPr>
         <w:t>you</w:t>
       </w:r>
       <w:r>
         <w:rPr>
+          <w:rFonts w:ascii="Arial" w:hAnsi="Arial" w:cs="Arial"/>
           <w:spacing w:val="-6"/>
           <w:w w:val="90"/>
-        </w:rPr>
-        <w:t xml:space="preserve"> </w:t>
-      </w:r>
-      <w:r>
-        <w:rPr>
-          <w:spacing w:val="-2"/>
-          <w:w w:val="90"/>
+          <w:sz w:val="21"/>
+          <w:szCs w:val="21"/>
+        </w:rPr>
+        <w:t xml:space="preserve"> </w:t>
+      </w:r>
+      <w:r>
+        <w:rPr>
+          <w:rFonts w:ascii="Arial" w:hAnsi="Arial" w:cs="Arial"/>
+          <w:spacing w:val="-2"/>
+          <w:w w:val="90"/>
+          <w:sz w:val="21"/>
+          <w:szCs w:val="21"/>
         </w:rPr>
         <w:t>remit</w:t>
       </w:r>
       <w:r>
         <w:rPr>
+          <w:rFonts w:ascii="Arial" w:hAnsi="Arial" w:cs="Arial"/>
           <w:spacing w:val="-5"/>
           <w:w w:val="90"/>
-        </w:rPr>
-        <w:t xml:space="preserve"> </w:t>
-      </w:r>
-      <w:r>
-        <w:rPr>
-          <w:spacing w:val="-2"/>
-          <w:w w:val="90"/>
+          <w:sz w:val="21"/>
+          <w:szCs w:val="21"/>
+        </w:rPr>
+        <w:t xml:space="preserve"> </w:t>
+      </w:r>
+      <w:r>
+        <w:rPr>
+          <w:rFonts w:ascii="Arial" w:hAnsi="Arial" w:cs="Arial"/>
+          <w:spacing w:val="-2"/>
+          <w:w w:val="90"/>
+          <w:sz w:val="21"/>
+          <w:szCs w:val="21"/>
         </w:rPr>
         <w:t>the</w:t>
       </w:r>
       <w:r>
         <w:rPr>
+          <w:rFonts w:ascii="Arial" w:hAnsi="Arial" w:cs="Arial"/>
           <w:spacing w:val="-6"/>
           <w:w w:val="90"/>
-        </w:rPr>
-        <w:t xml:space="preserve"> </w:t>
-      </w:r>
-      <w:r>
-        <w:rPr>
-          <w:spacing w:val="-2"/>
-          <w:w w:val="90"/>
+          <w:sz w:val="21"/>
+          <w:szCs w:val="21"/>
+        </w:rPr>
+        <w:t xml:space="preserve"> </w:t>
+      </w:r>
+      <w:r>
+        <w:rPr>
+          <w:rFonts w:ascii="Arial" w:hAnsi="Arial" w:cs="Arial"/>
+          <w:spacing w:val="-2"/>
+          <w:w w:val="90"/>
+          <w:sz w:val="21"/>
+          <w:szCs w:val="21"/>
         </w:rPr>
         <w:t>total</w:t>
       </w:r>
       <w:r>
         <w:rPr>
+          <w:rFonts w:ascii="Arial" w:hAnsi="Arial" w:cs="Arial"/>
           <w:spacing w:val="-5"/>
           <w:w w:val="90"/>
-        </w:rPr>
-        <w:t xml:space="preserve"> </w:t>
-      </w:r>
-      <w:r>
-        <w:rPr>
-          <w:spacing w:val="-2"/>
-          <w:w w:val="90"/>
+          <w:sz w:val="21"/>
+          <w:szCs w:val="21"/>
+        </w:rPr>
+        <w:t xml:space="preserve"> </w:t>
+      </w:r>
+      <w:r>
+        <w:rPr>
+          <w:rFonts w:ascii="Arial" w:hAnsi="Arial" w:cs="Arial"/>
+          <w:spacing w:val="-2"/>
+          <w:w w:val="90"/>
+          <w:sz w:val="21"/>
+          <w:szCs w:val="21"/>
         </w:rPr>
         <w:t>arrears</w:t>
       </w:r>
       <w:r>
         <w:rPr>
+          <w:rFonts w:ascii="Arial" w:hAnsi="Arial" w:cs="Arial"/>
           <w:spacing w:val="-6"/>
           <w:w w:val="90"/>
-        </w:rPr>
-        <w:t xml:space="preserve"> </w:t>
-      </w:r>
-      <w:r>
-        <w:rPr>
-          <w:spacing w:val="-2"/>
-          <w:w w:val="90"/>
+          <w:sz w:val="21"/>
+          <w:szCs w:val="21"/>
+        </w:rPr>
+        <w:t xml:space="preserve"> </w:t>
+      </w:r>
+      <w:r>
+        <w:rPr>
+          <w:rFonts w:ascii="Arial" w:hAnsi="Arial" w:cs="Arial"/>
+          <w:spacing w:val="-2"/>
+          <w:w w:val="90"/>
+          <w:sz w:val="21"/>
+          <w:szCs w:val="21"/>
         </w:rPr>
         <w:t>amounting</w:t>
       </w:r>
       <w:r>
         <w:rPr>
+          <w:rFonts w:ascii="Arial" w:hAnsi="Arial" w:cs="Arial"/>
           <w:spacing w:val="-6"/>
           <w:w w:val="90"/>
-        </w:rPr>
-        <w:t xml:space="preserve"> </w:t>
-      </w:r>
-      <w:r>
-        <w:rPr>
-          <w:spacing w:val="-2"/>
-          <w:w w:val="90"/>
+          <w:sz w:val="21"/>
+          <w:szCs w:val="21"/>
+        </w:rPr>
+        <w:t xml:space="preserve"> </w:t>
+      </w:r>
+      <w:r>
+        <w:rPr>
+          <w:rFonts w:ascii="Arial" w:hAnsi="Arial" w:cs="Arial"/>
+          <w:spacing w:val="-2"/>
+          <w:w w:val="90"/>
+          <w:sz w:val="21"/>
+          <w:szCs w:val="21"/>
         </w:rPr>
         <w:t>to</w:t>
       </w:r>
       <w:r>
         <w:rPr>
+          <w:rFonts w:ascii="Arial" w:hAnsi="Arial" w:cs="Arial"/>
           <w:spacing w:val="-6"/>
           <w:w w:val="90"/>
-        </w:rPr>
-        <w:t xml:space="preserve"> </w:t>
-      </w:r>
-      <w:r>
-        <w:rPr>
-          <w:spacing w:val="-2"/>
-          <w:w w:val="90"/>
+          <w:sz w:val="21"/>
+          <w:szCs w:val="21"/>
+        </w:rPr>
+        <w:t xml:space="preserve"> </w:t>
+      </w:r>
+      <w:r>
+        <w:rPr>
+          <w:rFonts w:ascii="Arial" w:hAnsi="Arial" w:cs="Arial"/>
+          <w:spacing w:val="-2"/>
+          <w:w w:val="90"/>
+          <w:sz w:val="21"/>
+          <w:szCs w:val="21"/>
         </w:rPr>
         <w:t>total</w:t>
       </w:r>
       <w:r>
         <w:rPr>
+          <w:rFonts w:ascii="Arial" w:hAnsi="Arial" w:cs="Arial"/>
           <w:spacing w:val="-5"/>
           <w:w w:val="90"/>
-        </w:rPr>
-        <w:t xml:space="preserve"> </w:t>
-      </w:r>
-      <w:r>
-        <w:rPr>
-          <w:spacing w:val="-2"/>
-          <w:w w:val="90"/>
+          <w:sz w:val="21"/>
+          <w:szCs w:val="21"/>
+        </w:rPr>
+        <w:t xml:space="preserve"> </w:t>
+      </w:r>
+      <w:r>
+        <w:rPr>
+          <w:rFonts w:ascii="Arial" w:hAnsi="Arial" w:cs="Arial"/>
+          <w:spacing w:val="-2"/>
+          <w:w w:val="90"/>
+          <w:sz w:val="21"/>
+          <w:szCs w:val="21"/>
         </w:rPr>
         <w:t>amount</w:t>
       </w:r>
       <w:r>
         <w:rPr>
+          <w:rFonts w:ascii="Arial" w:hAnsi="Arial" w:cs="Arial"/>
           <w:spacing w:val="-6"/>
           <w:w w:val="90"/>
-        </w:rPr>
-        <w:t xml:space="preserve"> </w:t>
-      </w:r>
-      <w:r>
-        <w:rPr>
-          <w:spacing w:val="-2"/>
-          <w:w w:val="90"/>
+          <w:sz w:val="21"/>
+          <w:szCs w:val="21"/>
+        </w:rPr>
+        <w:t xml:space="preserve"> </w:t>
+      </w:r>
+      <w:r>
+        <w:rPr>
+          <w:rFonts w:ascii="Arial" w:hAnsi="Arial" w:cs="Arial"/>
+          <w:spacing w:val="-2"/>
+          <w:w w:val="90"/>
+          <w:sz w:val="21"/>
+          <w:szCs w:val="21"/>
         </w:rPr>
         <w:t>within</w:t>
       </w:r>
       <w:r>
         <w:rPr>
+          <w:rFonts w:ascii="Arial" w:hAnsi="Arial" w:cs="Arial"/>
           <w:spacing w:val="-5"/>
           <w:w w:val="90"/>
-        </w:rPr>
-        <w:t xml:space="preserve"> </w:t>
-      </w:r>
-      <w:r>
-        <w:rPr>
-          <w:spacing w:val="-2"/>
-          <w:w w:val="90"/>
+          <w:sz w:val="21"/>
+          <w:szCs w:val="21"/>
+        </w:rPr>
+        <w:t xml:space="preserve"> </w:t>
+      </w:r>
+      <w:r>
+        <w:rPr>
+          <w:rFonts w:ascii="Arial" w:hAnsi="Arial" w:cs="Arial"/>
+          <w:spacing w:val="-2"/>
+          <w:w w:val="90"/>
+          <w:sz w:val="21"/>
+          <w:szCs w:val="21"/>
         </w:rPr>
         <w:t>seven</w:t>
       </w:r>
       <w:r>
         <w:rPr>
+          <w:rFonts w:ascii="Arial" w:hAnsi="Arial" w:cs="Arial"/>
           <w:spacing w:val="-6"/>
           <w:w w:val="90"/>
-        </w:rPr>
-        <w:t xml:space="preserve"> </w:t>
-      </w:r>
-      <w:r>
-        <w:rPr>
-          <w:spacing w:val="-2"/>
-          <w:w w:val="90"/>
+          <w:sz w:val="21"/>
+          <w:szCs w:val="21"/>
+        </w:rPr>
+        <w:t xml:space="preserve"> </w:t>
+      </w:r>
+      <w:r>
+        <w:rPr>
+          <w:rFonts w:ascii="Arial" w:hAnsi="Arial" w:cs="Arial"/>
+          <w:spacing w:val="-2"/>
+          <w:w w:val="90"/>
+          <w:sz w:val="21"/>
+          <w:szCs w:val="21"/>
         </w:rPr>
         <w:t>(7)</w:t>
       </w:r>
       <w:r>
         <w:rPr>
+          <w:rFonts w:ascii="Arial" w:hAnsi="Arial" w:cs="Arial"/>
           <w:spacing w:val="-5"/>
           <w:w w:val="90"/>
-        </w:rPr>
-        <w:t xml:space="preserve"> </w:t>
-      </w:r>
-      <w:r>
-        <w:rPr>
-          <w:spacing w:val="-2"/>
-          <w:w w:val="90"/>
+          <w:sz w:val="21"/>
+          <w:szCs w:val="21"/>
+        </w:rPr>
+        <w:t xml:space="preserve"> </w:t>
+      </w:r>
+      <w:r>
+        <w:rPr>
+          <w:rFonts w:ascii="Arial" w:hAnsi="Arial" w:cs="Arial"/>
+          <w:spacing w:val="-2"/>
+          <w:w w:val="90"/>
+          <w:sz w:val="21"/>
+          <w:szCs w:val="21"/>
         </w:rPr>
         <w:t>days</w:t>
       </w:r>
       <w:r>
         <w:rPr>
+          <w:rFonts w:ascii="Arial" w:hAnsi="Arial" w:cs="Arial"/>
           <w:spacing w:val="-6"/>
           <w:w w:val="90"/>
-        </w:rPr>
-        <w:t xml:space="preserve"> </w:t>
-      </w:r>
-      <w:r>
-        <w:rPr>
-          <w:spacing w:val="-2"/>
-          <w:w w:val="90"/>
+          <w:sz w:val="21"/>
+          <w:szCs w:val="21"/>
+        </w:rPr>
+        <w:t xml:space="preserve"> </w:t>
+      </w:r>
+      <w:r>
+        <w:rPr>
+          <w:rFonts w:ascii="Arial" w:hAnsi="Arial" w:cs="Arial"/>
+          <w:spacing w:val="-2"/>
+          <w:w w:val="90"/>
+          <w:sz w:val="21"/>
+          <w:szCs w:val="21"/>
         </w:rPr>
         <w:t>from</w:t>
       </w:r>
       <w:r>
         <w:rPr>
+          <w:rFonts w:ascii="Arial" w:hAnsi="Arial" w:cs="Arial"/>
           <w:spacing w:val="-7"/>
           <w:w w:val="90"/>
-        </w:rPr>
-        <w:t xml:space="preserve"> </w:t>
-      </w:r>
-      <w:r>
-        <w:rPr>
-          <w:spacing w:val="-2"/>
-          <w:w w:val="90"/>
+          <w:sz w:val="21"/>
+          <w:szCs w:val="21"/>
+        </w:rPr>
+        <w:t xml:space="preserve"> </w:t>
+      </w:r>
+      <w:r>
+        <w:rPr>
+          <w:rFonts w:ascii="Arial" w:hAnsi="Arial" w:cs="Arial"/>
+          <w:spacing w:val="-2"/>
+          <w:w w:val="90"/>
+          <w:sz w:val="21"/>
+          <w:szCs w:val="21"/>
         </w:rPr>
         <w:t>the</w:t>
       </w:r>
       <w:r>
         <w:rPr>
+          <w:rFonts w:ascii="Arial" w:hAnsi="Arial" w:cs="Arial"/>
           <w:spacing w:val="-5"/>
           <w:w w:val="90"/>
-        </w:rPr>
-        <w:t xml:space="preserve"> </w:t>
-      </w:r>
-      <w:r>
-        <w:rPr>
-          <w:spacing w:val="-2"/>
-          <w:w w:val="90"/>
+          <w:sz w:val="21"/>
+          <w:szCs w:val="21"/>
+        </w:rPr>
+        <w:t xml:space="preserve"> </w:t>
+      </w:r>
+      <w:r>
+        <w:rPr>
+          <w:rFonts w:ascii="Arial" w:hAnsi="Arial" w:cs="Arial"/>
+          <w:spacing w:val="-2"/>
+          <w:w w:val="90"/>
+          <w:sz w:val="21"/>
+          <w:szCs w:val="21"/>
         </w:rPr>
         <w:t>date</w:t>
       </w:r>
       <w:r>
         <w:rPr>
+          <w:rFonts w:ascii="Arial" w:hAnsi="Arial" w:cs="Arial"/>
           <w:spacing w:val="-6"/>
           <w:w w:val="90"/>
-        </w:rPr>
-        <w:t xml:space="preserve"> </w:t>
-      </w:r>
-      <w:r>
-        <w:rPr>
-          <w:spacing w:val="-2"/>
-          <w:w w:val="90"/>
+          <w:sz w:val="21"/>
+          <w:szCs w:val="21"/>
+        </w:rPr>
+        <w:t xml:space="preserve"> </w:t>
+      </w:r>
+      <w:r>
+        <w:rPr>
+          <w:rFonts w:ascii="Arial" w:hAnsi="Arial" w:cs="Arial"/>
+          <w:spacing w:val="-2"/>
+          <w:w w:val="90"/>
+          <w:sz w:val="21"/>
+          <w:szCs w:val="21"/>
         </w:rPr>
         <w:t>of</w:t>
       </w:r>
       <w:r>
         <w:rPr>
+          <w:rFonts w:ascii="Arial" w:hAnsi="Arial" w:cs="Arial"/>
           <w:spacing w:val="-5"/>
           <w:w w:val="90"/>
-        </w:rPr>
-        <w:t xml:space="preserve"> </w:t>
-      </w:r>
-      <w:r>
-        <w:rPr>
-          <w:spacing w:val="-2"/>
-          <w:w w:val="90"/>
+          <w:sz w:val="21"/>
+          <w:szCs w:val="21"/>
+        </w:rPr>
+        <w:t xml:space="preserve"> </w:t>
+      </w:r>
+      <w:r>
+        <w:rPr>
+          <w:rFonts w:ascii="Arial" w:hAnsi="Arial" w:cs="Arial"/>
+          <w:spacing w:val="-2"/>
+          <w:w w:val="90"/>
+          <w:sz w:val="21"/>
+          <w:szCs w:val="21"/>
         </w:rPr>
         <w:t>this</w:t>
       </w:r>
       <w:r>
         <w:rPr>
+          <w:rFonts w:ascii="Arial" w:hAnsi="Arial" w:cs="Arial"/>
           <w:spacing w:val="-6"/>
           <w:w w:val="90"/>
-        </w:rPr>
-        <w:t xml:space="preserve"> </w:t>
-      </w:r>
-      <w:r>
-        <w:rPr>
-          <w:spacing w:val="-2"/>
-          <w:w w:val="90"/>
+          <w:sz w:val="21"/>
+          <w:szCs w:val="21"/>
+        </w:rPr>
+        <w:t xml:space="preserve"> </w:t>
+      </w:r>
+      <w:r>
+        <w:rPr>
+          <w:rFonts w:ascii="Arial" w:hAnsi="Arial" w:cs="Arial"/>
+          <w:spacing w:val="-2"/>
+          <w:w w:val="90"/>
+          <w:sz w:val="21"/>
+          <w:szCs w:val="21"/>
         </w:rPr>
         <w:t>notice</w:t>
       </w:r>
       <w:r>
         <w:rPr>
+          <w:rFonts w:ascii="Arial" w:hAnsi="Arial" w:cs="Arial"/>
           <w:spacing w:val="-5"/>
           <w:w w:val="90"/>
-        </w:rPr>
-        <w:t xml:space="preserve"> </w:t>
-      </w:r>
-      <w:r>
-        <w:rPr>
-          <w:spacing w:val="-2"/>
-          <w:w w:val="90"/>
+          <w:sz w:val="21"/>
+          <w:szCs w:val="21"/>
+        </w:rPr>
+        <w:t xml:space="preserve"> </w:t>
+      </w:r>
+      <w:r>
+        <w:rPr>
+          <w:rFonts w:ascii="Arial" w:hAnsi="Arial" w:cs="Arial"/>
+          <w:spacing w:val="-2"/>
+          <w:w w:val="90"/>
+          <w:sz w:val="21"/>
+          <w:szCs w:val="21"/>
         </w:rPr>
         <w:t>or</w:t>
       </w:r>
       <w:r>
         <w:rPr>
+          <w:rFonts w:ascii="Arial" w:hAnsi="Arial" w:cs="Arial"/>
           <w:spacing w:val="-7"/>
           <w:w w:val="90"/>
-        </w:rPr>
-        <w:t xml:space="preserve"> </w:t>
-      </w:r>
-      <w:r>
-        <w:rPr>
-          <w:spacing w:val="-2"/>
-          <w:w w:val="90"/>
+          <w:sz w:val="21"/>
+          <w:szCs w:val="21"/>
+        </w:rPr>
+        <w:t xml:space="preserve"> </w:t>
+      </w:r>
+      <w:r>
+        <w:rPr>
+          <w:rFonts w:ascii="Arial" w:hAnsi="Arial" w:cs="Arial"/>
+          <w:spacing w:val="-2"/>
+          <w:w w:val="90"/>
+          <w:sz w:val="21"/>
+          <w:szCs w:val="21"/>
         </w:rPr>
         <w:t>we</w:t>
       </w:r>
       <w:r>
         <w:rPr>
-          <w:spacing w:val="-4"/>
-          <w:w w:val="90"/>
-        </w:rPr>
-        <w:t xml:space="preserve"> </w:t>
-      </w:r>
-      <w:r>
-        <w:rPr>
-          <w:spacing w:val="-2"/>
-          <w:w w:val="90"/>
+          <w:rFonts w:ascii="Arial" w:hAnsi="Arial" w:cs="Arial"/>
+          <w:spacing w:val="-4"/>
+          <w:w w:val="90"/>
+          <w:sz w:val="21"/>
+          <w:szCs w:val="21"/>
+        </w:rPr>
+        <w:t xml:space="preserve"> </w:t>
+      </w:r>
+      <w:r>
+        <w:rPr>
+          <w:rFonts w:ascii="Arial" w:hAnsi="Arial" w:cs="Arial"/>
+          <w:spacing w:val="-2"/>
+          <w:w w:val="90"/>
+          <w:sz w:val="21"/>
+          <w:szCs w:val="21"/>
         </w:rPr>
         <w:t>hereby inform</w:t>
       </w:r>
       <w:r>
         <w:rPr>
+          <w:rFonts w:ascii="Arial" w:hAnsi="Arial" w:cs="Arial"/>
           <w:spacing w:val="-7"/>
           <w:w w:val="90"/>
-        </w:rPr>
-        <w:t xml:space="preserve"> </w:t>
-      </w:r>
-      <w:r>
-        <w:rPr>
-          <w:spacing w:val="-2"/>
-          <w:w w:val="90"/>
+          <w:sz w:val="21"/>
+          <w:szCs w:val="21"/>
+        </w:rPr>
+        <w:t xml:space="preserve"> </w:t>
+      </w:r>
+      <w:r>
+        <w:rPr>
+          <w:rFonts w:ascii="Arial" w:hAnsi="Arial" w:cs="Arial"/>
+          <w:spacing w:val="-2"/>
+          <w:w w:val="90"/>
+          <w:sz w:val="21"/>
+          <w:szCs w:val="21"/>
         </w:rPr>
         <w:t>you</w:t>
       </w:r>
       <w:r>
         <w:rPr>
+          <w:rFonts w:ascii="Arial" w:hAnsi="Arial" w:cs="Arial"/>
           <w:spacing w:val="-3"/>
           <w:w w:val="90"/>
-        </w:rPr>
-        <w:t xml:space="preserve"> </w:t>
-      </w:r>
-      <w:r>
-        <w:rPr>
-          <w:spacing w:val="-2"/>
-          <w:w w:val="90"/>
+          <w:sz w:val="21"/>
+          <w:szCs w:val="21"/>
+        </w:rPr>
+        <w:t xml:space="preserve"> </w:t>
+      </w:r>
+      <w:r>
+        <w:rPr>
+          <w:rFonts w:ascii="Arial" w:hAnsi="Arial" w:cs="Arial"/>
+          <w:spacing w:val="-2"/>
+          <w:w w:val="90"/>
+          <w:sz w:val="21"/>
+          <w:szCs w:val="21"/>
         </w:rPr>
         <w:t>that the</w:t>
       </w:r>
       <w:r>
-        <w:t xml:space="preserve"> </w:t>
-      </w:r>
-      <w:r>
-        <w:rPr>
-          <w:spacing w:val="-2"/>
-          <w:w w:val="90"/>
+        <w:rPr>
+          <w:rFonts w:ascii="Arial" w:hAnsi="Arial" w:cs="Arial"/>
+          <w:sz w:val="21"/>
+          <w:szCs w:val="21"/>
+        </w:rPr>
+        <w:t xml:space="preserve"> </w:t>
+      </w:r>
+      <w:r>
+        <w:rPr>
+          <w:rFonts w:ascii="Arial" w:hAnsi="Arial" w:cs="Arial"/>
+          <w:spacing w:val="-2"/>
+          <w:w w:val="90"/>
+          <w:sz w:val="21"/>
+          <w:szCs w:val="21"/>
         </w:rPr>
         <w:t>above</w:t>
       </w:r>
       <w:r>
-        <w:t xml:space="preserve"> </w:t>
-      </w:r>
-      <w:r>
-        <w:rPr>
-          <w:spacing w:val="-2"/>
-          <w:w w:val="90"/>
+        <w:rPr>
+          <w:rFonts w:ascii="Arial" w:hAnsi="Arial" w:cs="Arial"/>
+          <w:sz w:val="21"/>
+          <w:szCs w:val="21"/>
+        </w:rPr>
+        <w:t xml:space="preserve"> </w:t>
+      </w:r>
+      <w:r>
+        <w:rPr>
+          <w:rFonts w:ascii="Arial" w:hAnsi="Arial" w:cs="Arial"/>
+          <w:spacing w:val="-2"/>
+          <w:w w:val="90"/>
+          <w:sz w:val="21"/>
+          <w:szCs w:val="21"/>
         </w:rPr>
         <w:t>loan</w:t>
       </w:r>
       <w:r>
         <w:rPr>
+          <w:rFonts w:ascii="Arial" w:hAnsi="Arial" w:cs="Arial"/>
           <w:spacing w:val="-3"/>
           <w:w w:val="90"/>
-        </w:rPr>
-        <w:t xml:space="preserve"> </w:t>
-      </w:r>
-      <w:r>
-        <w:rPr>
-          <w:spacing w:val="-2"/>
-          <w:w w:val="90"/>
+          <w:sz w:val="21"/>
+          <w:szCs w:val="21"/>
+        </w:rPr>
+        <w:t xml:space="preserve"> </w:t>
+      </w:r>
+      <w:r>
+        <w:rPr>
+          <w:rFonts w:ascii="Arial" w:hAnsi="Arial" w:cs="Arial"/>
+          <w:spacing w:val="-2"/>
+          <w:w w:val="90"/>
+          <w:sz w:val="21"/>
+          <w:szCs w:val="21"/>
         </w:rPr>
         <w:t>facility</w:t>
       </w:r>
       <w:r>
         <w:rPr>
+          <w:rFonts w:ascii="Arial" w:hAnsi="Arial" w:cs="Arial"/>
           <w:spacing w:val="-6"/>
           <w:w w:val="90"/>
-        </w:rPr>
-        <w:t xml:space="preserve"> </w:t>
-      </w:r>
-      <w:r>
-        <w:rPr>
-          <w:spacing w:val="-2"/>
-          <w:w w:val="90"/>
+          <w:sz w:val="21"/>
+          <w:szCs w:val="21"/>
+        </w:rPr>
+        <w:t xml:space="preserve"> </w:t>
+      </w:r>
+      <w:r>
+        <w:rPr>
+          <w:rFonts w:ascii="Arial" w:hAnsi="Arial" w:cs="Arial"/>
+          <w:spacing w:val="-2"/>
+          <w:w w:val="90"/>
+          <w:sz w:val="21"/>
+          <w:szCs w:val="21"/>
         </w:rPr>
         <w:t>granted</w:t>
       </w:r>
       <w:r>
         <w:rPr>
+          <w:rFonts w:ascii="Arial" w:hAnsi="Arial" w:cs="Arial"/>
           <w:spacing w:val="-16"/>
           <w:w w:val="90"/>
-        </w:rPr>
-        <w:t xml:space="preserve"> </w:t>
-      </w:r>
-      <w:r>
-        <w:rPr>
-          <w:spacing w:val="-2"/>
-          <w:w w:val="90"/>
+          <w:sz w:val="21"/>
+          <w:szCs w:val="21"/>
+        </w:rPr>
+        <w:t xml:space="preserve"> </w:t>
+      </w:r>
+      <w:r>
+        <w:rPr>
+          <w:rFonts w:ascii="Arial" w:hAnsi="Arial" w:cs="Arial"/>
+          <w:spacing w:val="-2"/>
+          <w:w w:val="90"/>
+          <w:sz w:val="21"/>
+          <w:szCs w:val="21"/>
         </w:rPr>
         <w:t>to</w:t>
       </w:r>
       <w:r>
         <w:rPr>
+          <w:rFonts w:ascii="Arial" w:hAnsi="Arial" w:cs="Arial"/>
           <w:spacing w:val="-6"/>
           <w:w w:val="90"/>
-        </w:rPr>
-        <w:t xml:space="preserve"> </w:t>
-      </w:r>
-      <w:r>
-        <w:rPr>
-          <w:spacing w:val="-2"/>
-          <w:w w:val="90"/>
+          <w:sz w:val="21"/>
+          <w:szCs w:val="21"/>
+        </w:rPr>
+        <w:t xml:space="preserve"> </w:t>
+      </w:r>
+      <w:r>
+        <w:rPr>
+          <w:rFonts w:ascii="Arial" w:hAnsi="Arial" w:cs="Arial"/>
+          <w:spacing w:val="-2"/>
+          <w:w w:val="90"/>
+          <w:sz w:val="21"/>
+          <w:szCs w:val="21"/>
         </w:rPr>
         <w:t>you</w:t>
       </w:r>
       <w:r>
         <w:rPr>
+          <w:rFonts w:ascii="Arial" w:hAnsi="Arial" w:cs="Arial"/>
           <w:spacing w:val="-3"/>
           <w:w w:val="90"/>
-        </w:rPr>
-        <w:t xml:space="preserve"> </w:t>
-      </w:r>
-      <w:r>
-        <w:rPr>
-          <w:spacing w:val="-2"/>
-          <w:w w:val="90"/>
+          <w:sz w:val="21"/>
+          <w:szCs w:val="21"/>
+        </w:rPr>
+        <w:t xml:space="preserve"> </w:t>
+      </w:r>
+      <w:r>
+        <w:rPr>
+          <w:rFonts w:ascii="Arial" w:hAnsi="Arial" w:cs="Arial"/>
+          <w:spacing w:val="-2"/>
+          <w:w w:val="90"/>
+          <w:sz w:val="21"/>
+          <w:szCs w:val="21"/>
         </w:rPr>
         <w:t>can</w:t>
       </w:r>
       <w:r>
         <w:rPr>
+          <w:rFonts w:ascii="Arial" w:hAnsi="Arial" w:cs="Arial"/>
           <w:spacing w:val="-3"/>
           <w:w w:val="90"/>
-        </w:rPr>
-        <w:t xml:space="preserve"> </w:t>
-      </w:r>
-      <w:r>
-        <w:rPr>
-          <w:spacing w:val="-2"/>
-          <w:w w:val="90"/>
+          <w:sz w:val="21"/>
+          <w:szCs w:val="21"/>
+        </w:rPr>
+        <w:t xml:space="preserve"> </w:t>
+      </w:r>
+      <w:r>
+        <w:rPr>
+          <w:rFonts w:ascii="Arial" w:hAnsi="Arial" w:cs="Arial"/>
+          <w:spacing w:val="-2"/>
+          <w:w w:val="90"/>
+          <w:sz w:val="21"/>
+          <w:szCs w:val="21"/>
         </w:rPr>
         <w:t>be</w:t>
       </w:r>
       <w:r>
-        <w:t xml:space="preserve"> </w:t>
-      </w:r>
-      <w:r>
-        <w:rPr>
-          <w:spacing w:val="-2"/>
-          <w:w w:val="90"/>
+        <w:rPr>
+          <w:rFonts w:ascii="Arial" w:hAnsi="Arial" w:cs="Arial"/>
+          <w:sz w:val="21"/>
+          <w:szCs w:val="21"/>
+        </w:rPr>
+        <w:t xml:space="preserve"> </w:t>
+      </w:r>
+      <w:r>
+        <w:rPr>
+          <w:rFonts w:ascii="Arial" w:hAnsi="Arial" w:cs="Arial"/>
+          <w:spacing w:val="-2"/>
+          <w:w w:val="90"/>
+          <w:sz w:val="21"/>
+          <w:szCs w:val="21"/>
         </w:rPr>
         <w:t>recalled</w:t>
       </w:r>
       <w:r>
         <w:rPr>
+          <w:rFonts w:ascii="Arial" w:hAnsi="Arial" w:cs="Arial"/>
           <w:spacing w:val="-16"/>
           <w:w w:val="90"/>
-        </w:rPr>
-        <w:t xml:space="preserve"> </w:t>
-      </w:r>
-      <w:r>
-        <w:rPr>
-          <w:spacing w:val="-2"/>
-          <w:w w:val="90"/>
+          <w:sz w:val="21"/>
+          <w:szCs w:val="21"/>
+        </w:rPr>
+        <w:t xml:space="preserve"> </w:t>
+      </w:r>
+      <w:r>
+        <w:rPr>
+          <w:rFonts w:ascii="Arial" w:hAnsi="Arial" w:cs="Arial"/>
+          <w:spacing w:val="-2"/>
+          <w:w w:val="90"/>
+          <w:sz w:val="21"/>
+          <w:szCs w:val="21"/>
         </w:rPr>
         <w:t>herewith</w:t>
       </w:r>
       <w:r>
         <w:rPr>
+          <w:rFonts w:ascii="Arial" w:hAnsi="Arial" w:cs="Arial"/>
           <w:spacing w:val="-3"/>
           <w:w w:val="90"/>
-        </w:rPr>
-        <w:t xml:space="preserve"> </w:t>
-      </w:r>
-      <w:r>
-        <w:rPr>
-          <w:spacing w:val="-2"/>
-          <w:w w:val="90"/>
+          <w:sz w:val="21"/>
+          <w:szCs w:val="21"/>
+        </w:rPr>
+        <w:t xml:space="preserve"> </w:t>
+      </w:r>
+      <w:r>
+        <w:rPr>
+          <w:rFonts w:ascii="Arial" w:hAnsi="Arial" w:cs="Arial"/>
+          <w:spacing w:val="-2"/>
+          <w:w w:val="90"/>
+          <w:sz w:val="21"/>
+          <w:szCs w:val="21"/>
         </w:rPr>
         <w:t>and</w:t>
       </w:r>
       <w:r>
         <w:rPr>
+          <w:rFonts w:ascii="Arial" w:hAnsi="Arial" w:cs="Arial"/>
           <w:spacing w:val="-16"/>
           <w:w w:val="90"/>
-        </w:rPr>
-        <w:t xml:space="preserve"> </w:t>
-      </w:r>
-      <w:r>
-        <w:rPr>
-          <w:spacing w:val="-2"/>
-          <w:w w:val="90"/>
+          <w:sz w:val="21"/>
+          <w:szCs w:val="21"/>
+        </w:rPr>
+        <w:t xml:space="preserve"> </w:t>
+      </w:r>
+      <w:r>
+        <w:rPr>
+          <w:rFonts w:ascii="Arial" w:hAnsi="Arial" w:cs="Arial"/>
+          <w:spacing w:val="-2"/>
+          <w:w w:val="90"/>
+          <w:sz w:val="21"/>
+          <w:szCs w:val="21"/>
         </w:rPr>
         <w:t>the</w:t>
       </w:r>
       <w:r>
-        <w:t xml:space="preserve"> </w:t>
-      </w:r>
-      <w:r>
-        <w:rPr>
-          <w:spacing w:val="-2"/>
-          <w:w w:val="90"/>
+        <w:rPr>
+          <w:rFonts w:ascii="Arial" w:hAnsi="Arial" w:cs="Arial"/>
+          <w:sz w:val="21"/>
+          <w:szCs w:val="21"/>
+        </w:rPr>
+        <w:t xml:space="preserve"> </w:t>
+      </w:r>
+      <w:r>
+        <w:rPr>
+          <w:rFonts w:ascii="Arial" w:hAnsi="Arial" w:cs="Arial"/>
+          <w:spacing w:val="-2"/>
+          <w:w w:val="90"/>
+          <w:sz w:val="21"/>
+          <w:szCs w:val="21"/>
         </w:rPr>
         <w:t>entire</w:t>
       </w:r>
       <w:r>
-        <w:t xml:space="preserve"> </w:t>
-      </w:r>
-      <w:r>
-        <w:rPr>
-          <w:spacing w:val="-2"/>
-          <w:w w:val="90"/>
+        <w:rPr>
+          <w:rFonts w:ascii="Arial" w:hAnsi="Arial" w:cs="Arial"/>
+          <w:sz w:val="21"/>
+          <w:szCs w:val="21"/>
+        </w:rPr>
+        <w:t xml:space="preserve"> </w:t>
+      </w:r>
+      <w:r>
+        <w:rPr>
+          <w:rFonts w:ascii="Arial" w:hAnsi="Arial" w:cs="Arial"/>
+          <w:spacing w:val="-2"/>
+          <w:w w:val="90"/>
+          <w:sz w:val="21"/>
+          <w:szCs w:val="21"/>
         </w:rPr>
         <w:t>loan</w:t>
       </w:r>
       <w:r>
         <w:rPr>
+          <w:rFonts w:ascii="Arial" w:hAnsi="Arial" w:cs="Arial"/>
           <w:spacing w:val="-3"/>
           <w:w w:val="90"/>
-        </w:rPr>
-        <w:t xml:space="preserve"> </w:t>
-      </w:r>
-      <w:r>
-        <w:rPr>
-          <w:spacing w:val="-2"/>
-          <w:w w:val="90"/>
+          <w:sz w:val="21"/>
+          <w:szCs w:val="21"/>
+        </w:rPr>
+        <w:t xml:space="preserve"> </w:t>
+      </w:r>
+      <w:r>
+        <w:rPr>
+          <w:rFonts w:ascii="Arial" w:hAnsi="Arial" w:cs="Arial"/>
+          <w:spacing w:val="-2"/>
+          <w:w w:val="90"/>
+          <w:sz w:val="21"/>
+          <w:szCs w:val="21"/>
         </w:rPr>
         <w:t>amount with</w:t>
       </w:r>
       <w:r>
         <w:rPr>
+          <w:rFonts w:ascii="Arial" w:hAnsi="Arial" w:cs="Arial"/>
           <w:spacing w:val="-3"/>
           <w:w w:val="90"/>
-        </w:rPr>
-        <w:t xml:space="preserve"> </w:t>
-      </w:r>
-      <w:r>
-        <w:rPr>
-          <w:spacing w:val="-2"/>
-          <w:w w:val="90"/>
+          <w:sz w:val="21"/>
+          <w:szCs w:val="21"/>
+        </w:rPr>
+        <w:t xml:space="preserve"> </w:t>
+      </w:r>
+      <w:r>
+        <w:rPr>
+          <w:rFonts w:ascii="Arial" w:hAnsi="Arial" w:cs="Arial"/>
+          <w:spacing w:val="-2"/>
+          <w:w w:val="90"/>
+          <w:sz w:val="21"/>
+          <w:szCs w:val="21"/>
         </w:rPr>
         <w:t>interest is</w:t>
       </w:r>
       <w:r>
         <w:rPr>
+          <w:rFonts w:ascii="Arial" w:hAnsi="Arial" w:cs="Arial"/>
           <w:spacing w:val="-1"/>
-        </w:rPr>
-        <w:t xml:space="preserve"> </w:t>
-      </w:r>
-      <w:r>
-        <w:rPr>
-          <w:spacing w:val="-2"/>
-          <w:w w:val="90"/>
+          <w:sz w:val="21"/>
+          <w:szCs w:val="21"/>
+        </w:rPr>
+        <w:t xml:space="preserve"> </w:t>
+      </w:r>
+      <w:r>
+        <w:rPr>
+          <w:rFonts w:ascii="Arial" w:hAnsi="Arial" w:cs="Arial"/>
+          <w:spacing w:val="-2"/>
+          <w:w w:val="90"/>
+          <w:sz w:val="21"/>
+          <w:szCs w:val="21"/>
         </w:rPr>
         <w:t>immediately</w:t>
       </w:r>
       <w:r>
         <w:rPr>
+          <w:rFonts w:ascii="Arial" w:hAnsi="Arial" w:cs="Arial"/>
           <w:spacing w:val="-6"/>
           <w:w w:val="90"/>
-        </w:rPr>
-        <w:t xml:space="preserve"> </w:t>
-      </w:r>
-      <w:r>
-        <w:rPr>
-          <w:spacing w:val="-2"/>
-          <w:w w:val="90"/>
+          <w:sz w:val="21"/>
+          <w:szCs w:val="21"/>
+        </w:rPr>
+        <w:t xml:space="preserve"> </w:t>
+      </w:r>
+      <w:r>
+        <w:rPr>
+          <w:rFonts w:ascii="Arial" w:hAnsi="Arial" w:cs="Arial"/>
+          <w:spacing w:val="-2"/>
+          <w:w w:val="90"/>
+          <w:sz w:val="21"/>
+          <w:szCs w:val="21"/>
         </w:rPr>
         <w:t xml:space="preserve">due </w:t>
       </w:r>
       <w:r>
         <w:rPr>
-          <w:spacing w:val="-4"/>
+          <w:rFonts w:ascii="Arial" w:hAnsi="Arial" w:cs="Arial"/>
+          <w:spacing w:val="-4"/>
+          <w:sz w:val="21"/>
+          <w:szCs w:val="21"/>
         </w:rPr>
         <w:t>and</w:t>
       </w:r>
       <w:r>
         <w:rPr>
+          <w:rFonts w:ascii="Arial" w:hAnsi="Arial" w:cs="Arial"/>
           <w:spacing w:val="-21"/>
-        </w:rPr>
-        <w:t xml:space="preserve"> </w:t>
-      </w:r>
-      <w:r>
-        <w:rPr>
-          <w:spacing w:val="-4"/>
+          <w:sz w:val="21"/>
+          <w:szCs w:val="21"/>
+        </w:rPr>
+        <w:t xml:space="preserve"> </w:t>
+      </w:r>
+      <w:r>
+        <w:rPr>
+          <w:rFonts w:ascii="Arial" w:hAnsi="Arial" w:cs="Arial"/>
+          <w:spacing w:val="-4"/>
+          <w:sz w:val="21"/>
+          <w:szCs w:val="21"/>
         </w:rPr>
         <w:t>payable</w:t>
       </w:r>
       <w:r>
         <w:rPr>
+          <w:rFonts w:ascii="Arial" w:hAnsi="Arial" w:cs="Arial"/>
           <w:spacing w:val="-9"/>
-        </w:rPr>
-        <w:t xml:space="preserve"> </w:t>
-      </w:r>
-      <w:r>
-        <w:rPr>
-          <w:spacing w:val="-4"/>
+          <w:sz w:val="21"/>
+          <w:szCs w:val="21"/>
+        </w:rPr>
+        <w:t xml:space="preserve"> </w:t>
+      </w:r>
+      <w:r>
+        <w:rPr>
+          <w:rFonts w:ascii="Arial" w:hAnsi="Arial" w:cs="Arial"/>
+          <w:spacing w:val="-4"/>
+          <w:sz w:val="21"/>
+          <w:szCs w:val="21"/>
         </w:rPr>
         <w:t>by</w:t>
       </w:r>
       <w:r>
         <w:rPr>
+          <w:rFonts w:ascii="Arial" w:hAnsi="Arial" w:cs="Arial"/>
           <w:spacing w:val="-11"/>
-        </w:rPr>
-        <w:t xml:space="preserve"> </w:t>
-      </w:r>
-      <w:r>
-        <w:rPr>
-          <w:spacing w:val="-4"/>
+          <w:sz w:val="21"/>
+          <w:szCs w:val="21"/>
+        </w:rPr>
+        <w:t xml:space="preserve"> </w:t>
+      </w:r>
+      <w:r>
+        <w:rPr>
+          <w:rFonts w:ascii="Arial" w:hAnsi="Arial" w:cs="Arial"/>
+          <w:spacing w:val="-4"/>
+          <w:sz w:val="21"/>
+          <w:szCs w:val="21"/>
         </w:rPr>
         <w:t>you.</w:t>
       </w:r>
@@ -2946,389 +4076,566 @@
       <w:pPr>
         <w:pStyle w:val="BodyText"/>
         <w:spacing w:before="22"/>
+        <w:rPr>
+          <w:rFonts w:ascii="Arial" w:hAnsi="Arial" w:cs="Arial"/>
+          <w:sz w:val="21"/>
+          <w:szCs w:val="21"/>
+        </w:rPr>
       </w:pPr>
     </w:p>
     <w:p>
       <w:pPr>
         <w:pStyle w:val="BodyText"/>
-        <w:spacing w:line="225" w:lineRule="auto"/>
         <w:ind w:left="90"/>
+        <w:rPr>
+          <w:rFonts w:ascii="Arial" w:hAnsi="Arial" w:cs="Arial"/>
+          <w:sz w:val="21"/>
+          <w:szCs w:val="21"/>
+        </w:rPr>
       </w:pPr>
       <w:r>
         <w:rPr>
-          <w:spacing w:val="-2"/>
-          <w:w w:val="90"/>
+          <w:rFonts w:ascii="Arial" w:hAnsi="Arial" w:cs="Arial"/>
+          <w:spacing w:val="-2"/>
+          <w:w w:val="90"/>
+          <w:sz w:val="21"/>
+          <w:szCs w:val="21"/>
         </w:rPr>
         <w:t>Failure</w:t>
       </w:r>
       <w:r>
         <w:rPr>
+          <w:rFonts w:ascii="Arial" w:hAnsi="Arial" w:cs="Arial"/>
           <w:spacing w:val="-6"/>
           <w:w w:val="90"/>
-        </w:rPr>
-        <w:t xml:space="preserve"> </w:t>
-      </w:r>
-      <w:r>
-        <w:rPr>
-          <w:spacing w:val="-2"/>
-          <w:w w:val="90"/>
+          <w:sz w:val="21"/>
+          <w:szCs w:val="21"/>
+        </w:rPr>
+        <w:t xml:space="preserve"> </w:t>
+      </w:r>
+      <w:r>
+        <w:rPr>
+          <w:rFonts w:ascii="Arial" w:hAnsi="Arial" w:cs="Arial"/>
+          <w:spacing w:val="-2"/>
+          <w:w w:val="90"/>
+          <w:sz w:val="21"/>
+          <w:szCs w:val="21"/>
         </w:rPr>
         <w:t>to</w:t>
       </w:r>
       <w:r>
         <w:rPr>
+          <w:rFonts w:ascii="Arial" w:hAnsi="Arial" w:cs="Arial"/>
           <w:spacing w:val="-6"/>
           <w:w w:val="90"/>
-        </w:rPr>
-        <w:t xml:space="preserve"> </w:t>
-      </w:r>
-      <w:r>
-        <w:rPr>
-          <w:spacing w:val="-2"/>
-          <w:w w:val="90"/>
+          <w:sz w:val="21"/>
+          <w:szCs w:val="21"/>
+        </w:rPr>
+        <w:t xml:space="preserve"> </w:t>
+      </w:r>
+      <w:r>
+        <w:rPr>
+          <w:rFonts w:ascii="Arial" w:hAnsi="Arial" w:cs="Arial"/>
+          <w:spacing w:val="-2"/>
+          <w:w w:val="90"/>
+          <w:sz w:val="21"/>
+          <w:szCs w:val="21"/>
         </w:rPr>
         <w:t>make</w:t>
       </w:r>
       <w:r>
         <w:rPr>
+          <w:rFonts w:ascii="Arial" w:hAnsi="Arial" w:cs="Arial"/>
           <w:spacing w:val="-5"/>
           <w:w w:val="90"/>
-        </w:rPr>
-        <w:t xml:space="preserve"> </w:t>
-      </w:r>
-      <w:r>
-        <w:rPr>
-          <w:spacing w:val="-2"/>
-          <w:w w:val="90"/>
+          <w:sz w:val="21"/>
+          <w:szCs w:val="21"/>
+        </w:rPr>
+        <w:t xml:space="preserve"> </w:t>
+      </w:r>
+      <w:r>
+        <w:rPr>
+          <w:rFonts w:ascii="Arial" w:hAnsi="Arial" w:cs="Arial"/>
+          <w:spacing w:val="-2"/>
+          <w:w w:val="90"/>
+          <w:sz w:val="21"/>
+          <w:szCs w:val="21"/>
         </w:rPr>
         <w:t>payment</w:t>
       </w:r>
       <w:r>
         <w:rPr>
+          <w:rFonts w:ascii="Arial" w:hAnsi="Arial" w:cs="Arial"/>
           <w:spacing w:val="-6"/>
           <w:w w:val="90"/>
-        </w:rPr>
-        <w:t xml:space="preserve"> </w:t>
-      </w:r>
-      <w:r>
-        <w:rPr>
-          <w:spacing w:val="-2"/>
-          <w:w w:val="90"/>
+          <w:sz w:val="21"/>
+          <w:szCs w:val="21"/>
+        </w:rPr>
+        <w:t xml:space="preserve"> </w:t>
+      </w:r>
+      <w:r>
+        <w:rPr>
+          <w:rFonts w:ascii="Arial" w:hAnsi="Arial" w:cs="Arial"/>
+          <w:spacing w:val="-2"/>
+          <w:w w:val="90"/>
+          <w:sz w:val="21"/>
+          <w:szCs w:val="21"/>
         </w:rPr>
         <w:t>within</w:t>
       </w:r>
       <w:r>
         <w:rPr>
+          <w:rFonts w:ascii="Arial" w:hAnsi="Arial" w:cs="Arial"/>
           <w:spacing w:val="-5"/>
           <w:w w:val="90"/>
-        </w:rPr>
-        <w:t xml:space="preserve"> </w:t>
-      </w:r>
-      <w:r>
-        <w:rPr>
-          <w:spacing w:val="-2"/>
-          <w:w w:val="90"/>
+          <w:sz w:val="21"/>
+          <w:szCs w:val="21"/>
+        </w:rPr>
+        <w:t xml:space="preserve"> </w:t>
+      </w:r>
+      <w:r>
+        <w:rPr>
+          <w:rFonts w:ascii="Arial" w:hAnsi="Arial" w:cs="Arial"/>
+          <w:spacing w:val="-2"/>
+          <w:w w:val="90"/>
+          <w:sz w:val="21"/>
+          <w:szCs w:val="21"/>
         </w:rPr>
         <w:t>this</w:t>
       </w:r>
       <w:r>
         <w:rPr>
+          <w:rFonts w:ascii="Arial" w:hAnsi="Arial" w:cs="Arial"/>
           <w:spacing w:val="-6"/>
           <w:w w:val="90"/>
-        </w:rPr>
-        <w:t xml:space="preserve"> </w:t>
-      </w:r>
-      <w:r>
-        <w:rPr>
-          <w:spacing w:val="-2"/>
-          <w:w w:val="90"/>
+          <w:sz w:val="21"/>
+          <w:szCs w:val="21"/>
+        </w:rPr>
+        <w:t xml:space="preserve"> </w:t>
+      </w:r>
+      <w:r>
+        <w:rPr>
+          <w:rFonts w:ascii="Arial" w:hAnsi="Arial" w:cs="Arial"/>
+          <w:spacing w:val="-2"/>
+          <w:w w:val="90"/>
+          <w:sz w:val="21"/>
+          <w:szCs w:val="21"/>
         </w:rPr>
         <w:t>timeframe</w:t>
       </w:r>
       <w:r>
         <w:rPr>
+          <w:rFonts w:ascii="Arial" w:hAnsi="Arial" w:cs="Arial"/>
           <w:spacing w:val="-5"/>
           <w:w w:val="90"/>
-        </w:rPr>
-        <w:t xml:space="preserve"> </w:t>
-      </w:r>
-      <w:r>
-        <w:rPr>
-          <w:spacing w:val="-2"/>
-          <w:w w:val="90"/>
+          <w:sz w:val="21"/>
+          <w:szCs w:val="21"/>
+        </w:rPr>
+        <w:t xml:space="preserve"> </w:t>
+      </w:r>
+      <w:r>
+        <w:rPr>
+          <w:rFonts w:ascii="Arial" w:hAnsi="Arial" w:cs="Arial"/>
+          <w:spacing w:val="-2"/>
+          <w:w w:val="90"/>
+          <w:sz w:val="21"/>
+          <w:szCs w:val="21"/>
         </w:rPr>
         <w:t>will</w:t>
       </w:r>
       <w:r>
         <w:rPr>
+          <w:rFonts w:ascii="Arial" w:hAnsi="Arial" w:cs="Arial"/>
           <w:spacing w:val="-6"/>
           <w:w w:val="90"/>
-        </w:rPr>
-        <w:t xml:space="preserve"> </w:t>
-      </w:r>
-      <w:r>
-        <w:rPr>
-          <w:spacing w:val="-2"/>
-          <w:w w:val="90"/>
+          <w:sz w:val="21"/>
+          <w:szCs w:val="21"/>
+        </w:rPr>
+        <w:t xml:space="preserve"> </w:t>
+      </w:r>
+      <w:r>
+        <w:rPr>
+          <w:rFonts w:ascii="Arial" w:hAnsi="Arial" w:cs="Arial"/>
+          <w:spacing w:val="-2"/>
+          <w:w w:val="90"/>
+          <w:sz w:val="21"/>
+          <w:szCs w:val="21"/>
         </w:rPr>
         <w:t>compel</w:t>
       </w:r>
       <w:r>
         <w:rPr>
+          <w:rFonts w:ascii="Arial" w:hAnsi="Arial" w:cs="Arial"/>
           <w:spacing w:val="-5"/>
           <w:w w:val="90"/>
-        </w:rPr>
-        <w:t xml:space="preserve"> </w:t>
-      </w:r>
-      <w:r>
-        <w:rPr>
-          <w:spacing w:val="-2"/>
-          <w:w w:val="90"/>
+          <w:sz w:val="21"/>
+          <w:szCs w:val="21"/>
+        </w:rPr>
+        <w:t xml:space="preserve"> </w:t>
+      </w:r>
+      <w:r>
+        <w:rPr>
+          <w:rFonts w:ascii="Arial" w:hAnsi="Arial" w:cs="Arial"/>
+          <w:spacing w:val="-2"/>
+          <w:w w:val="90"/>
+          <w:sz w:val="21"/>
+          <w:szCs w:val="21"/>
         </w:rPr>
         <w:t>us</w:t>
       </w:r>
       <w:r>
         <w:rPr>
+          <w:rFonts w:ascii="Arial" w:hAnsi="Arial" w:cs="Arial"/>
           <w:spacing w:val="-6"/>
           <w:w w:val="90"/>
-        </w:rPr>
-        <w:t xml:space="preserve"> </w:t>
-      </w:r>
-      <w:r>
-        <w:rPr>
-          <w:spacing w:val="-2"/>
-          <w:w w:val="90"/>
+          <w:sz w:val="21"/>
+          <w:szCs w:val="21"/>
+        </w:rPr>
+        <w:t xml:space="preserve"> </w:t>
+      </w:r>
+      <w:r>
+        <w:rPr>
+          <w:rFonts w:ascii="Arial" w:hAnsi="Arial" w:cs="Arial"/>
+          <w:spacing w:val="-2"/>
+          <w:w w:val="90"/>
+          <w:sz w:val="21"/>
+          <w:szCs w:val="21"/>
         </w:rPr>
         <w:t>to</w:t>
       </w:r>
       <w:r>
         <w:rPr>
+          <w:rFonts w:ascii="Arial" w:hAnsi="Arial" w:cs="Arial"/>
           <w:spacing w:val="-6"/>
           <w:w w:val="90"/>
-        </w:rPr>
-        <w:t xml:space="preserve"> </w:t>
-      </w:r>
-      <w:r>
-        <w:rPr>
-          <w:spacing w:val="-2"/>
-          <w:w w:val="90"/>
+          <w:sz w:val="21"/>
+          <w:szCs w:val="21"/>
+        </w:rPr>
+        <w:t xml:space="preserve"> </w:t>
+      </w:r>
+      <w:r>
+        <w:rPr>
+          <w:rFonts w:ascii="Arial" w:hAnsi="Arial" w:cs="Arial"/>
+          <w:spacing w:val="-2"/>
+          <w:w w:val="90"/>
+          <w:sz w:val="21"/>
+          <w:szCs w:val="21"/>
         </w:rPr>
         <w:t>take</w:t>
       </w:r>
       <w:r>
         <w:rPr>
+          <w:rFonts w:ascii="Arial" w:hAnsi="Arial" w:cs="Arial"/>
           <w:spacing w:val="-5"/>
           <w:w w:val="90"/>
-        </w:rPr>
-        <w:t xml:space="preserve"> </w:t>
-      </w:r>
-      <w:r>
-        <w:rPr>
-          <w:spacing w:val="-2"/>
-          <w:w w:val="90"/>
+          <w:sz w:val="21"/>
+          <w:szCs w:val="21"/>
+        </w:rPr>
+        <w:t xml:space="preserve"> </w:t>
+      </w:r>
+      <w:r>
+        <w:rPr>
+          <w:rFonts w:ascii="Arial" w:hAnsi="Arial" w:cs="Arial"/>
+          <w:spacing w:val="-2"/>
+          <w:w w:val="90"/>
+          <w:sz w:val="21"/>
+          <w:szCs w:val="21"/>
         </w:rPr>
         <w:t>necessary</w:t>
       </w:r>
       <w:r>
         <w:rPr>
+          <w:rFonts w:ascii="Arial" w:hAnsi="Arial" w:cs="Arial"/>
           <w:spacing w:val="-6"/>
           <w:w w:val="90"/>
-        </w:rPr>
-        <w:t xml:space="preserve"> </w:t>
-      </w:r>
-      <w:r>
-        <w:rPr>
-          <w:spacing w:val="-2"/>
-          <w:w w:val="90"/>
+          <w:sz w:val="21"/>
+          <w:szCs w:val="21"/>
+        </w:rPr>
+        <w:t xml:space="preserve"> </w:t>
+      </w:r>
+      <w:r>
+        <w:rPr>
+          <w:rFonts w:ascii="Arial" w:hAnsi="Arial" w:cs="Arial"/>
+          <w:spacing w:val="-2"/>
+          <w:w w:val="90"/>
+          <w:sz w:val="21"/>
+          <w:szCs w:val="21"/>
         </w:rPr>
         <w:t>actions as</w:t>
       </w:r>
       <w:r>
         <w:rPr>
+          <w:rFonts w:ascii="Arial" w:hAnsi="Arial" w:cs="Arial"/>
           <w:spacing w:val="-3"/>
           <w:w w:val="90"/>
-        </w:rPr>
-        <w:t xml:space="preserve"> </w:t>
-      </w:r>
-      <w:r>
-        <w:rPr>
-          <w:spacing w:val="-2"/>
-          <w:w w:val="90"/>
+          <w:sz w:val="21"/>
+          <w:szCs w:val="21"/>
+        </w:rPr>
+        <w:t xml:space="preserve"> </w:t>
+      </w:r>
+      <w:r>
+        <w:rPr>
+          <w:rFonts w:ascii="Arial" w:hAnsi="Arial" w:cs="Arial"/>
+          <w:spacing w:val="-2"/>
+          <w:w w:val="90"/>
+          <w:sz w:val="21"/>
+          <w:szCs w:val="21"/>
         </w:rPr>
         <w:t>per</w:t>
       </w:r>
       <w:r>
         <w:rPr>
+          <w:rFonts w:ascii="Arial" w:hAnsi="Arial" w:cs="Arial"/>
           <w:spacing w:val="-7"/>
           <w:w w:val="90"/>
-        </w:rPr>
-        <w:t xml:space="preserve"> </w:t>
-      </w:r>
-      <w:r>
-        <w:rPr>
-          <w:spacing w:val="-2"/>
-          <w:w w:val="90"/>
+          <w:sz w:val="21"/>
+          <w:szCs w:val="21"/>
+        </w:rPr>
+        <w:t xml:space="preserve"> </w:t>
+      </w:r>
+      <w:r>
+        <w:rPr>
+          <w:rFonts w:ascii="Arial" w:hAnsi="Arial" w:cs="Arial"/>
+          <w:spacing w:val="-2"/>
+          <w:w w:val="90"/>
+          <w:sz w:val="21"/>
+          <w:szCs w:val="21"/>
         </w:rPr>
         <w:t>the</w:t>
       </w:r>
       <w:r>
         <w:rPr>
+          <w:rFonts w:ascii="Arial" w:hAnsi="Arial" w:cs="Arial"/>
           <w:spacing w:val="-6"/>
-        </w:rPr>
-        <w:t xml:space="preserve"> </w:t>
-      </w:r>
-      <w:r>
-        <w:rPr>
-          <w:spacing w:val="-2"/>
-          <w:w w:val="90"/>
+          <w:sz w:val="21"/>
+          <w:szCs w:val="21"/>
+        </w:rPr>
+        <w:t xml:space="preserve"> </w:t>
+      </w:r>
+      <w:r>
+        <w:rPr>
+          <w:rFonts w:ascii="Arial" w:hAnsi="Arial" w:cs="Arial"/>
+          <w:spacing w:val="-2"/>
+          <w:w w:val="90"/>
+          <w:sz w:val="21"/>
+          <w:szCs w:val="21"/>
         </w:rPr>
         <w:t>terms</w:t>
       </w:r>
       <w:r>
         <w:rPr>
+          <w:rFonts w:ascii="Arial" w:hAnsi="Arial" w:cs="Arial"/>
           <w:spacing w:val="-3"/>
           <w:w w:val="90"/>
-        </w:rPr>
-        <w:t xml:space="preserve"> </w:t>
-      </w:r>
-      <w:r>
-        <w:rPr>
-          <w:spacing w:val="-2"/>
-          <w:w w:val="90"/>
+          <w:sz w:val="21"/>
+          <w:szCs w:val="21"/>
+        </w:rPr>
+        <w:t xml:space="preserve"> </w:t>
+      </w:r>
+      <w:r>
+        <w:rPr>
+          <w:rFonts w:ascii="Arial" w:hAnsi="Arial" w:cs="Arial"/>
+          <w:spacing w:val="-2"/>
+          <w:w w:val="90"/>
+          <w:sz w:val="21"/>
+          <w:szCs w:val="21"/>
         </w:rPr>
         <w:t>of</w:t>
       </w:r>
       <w:r>
         <w:rPr>
+          <w:rFonts w:ascii="Arial" w:hAnsi="Arial" w:cs="Arial"/>
           <w:spacing w:val="-5"/>
           <w:w w:val="90"/>
-        </w:rPr>
-        <w:t xml:space="preserve"> </w:t>
-      </w:r>
-      <w:r>
-        <w:rPr>
-          <w:spacing w:val="-2"/>
-          <w:w w:val="90"/>
+          <w:sz w:val="21"/>
+          <w:szCs w:val="21"/>
+        </w:rPr>
+        <w:t xml:space="preserve"> </w:t>
+      </w:r>
+      <w:r>
+        <w:rPr>
+          <w:rFonts w:ascii="Arial" w:hAnsi="Arial" w:cs="Arial"/>
+          <w:spacing w:val="-2"/>
+          <w:w w:val="90"/>
+          <w:sz w:val="21"/>
+          <w:szCs w:val="21"/>
         </w:rPr>
         <w:t>the</w:t>
       </w:r>
       <w:r>
         <w:rPr>
+          <w:rFonts w:ascii="Arial" w:hAnsi="Arial" w:cs="Arial"/>
           <w:spacing w:val="-6"/>
-        </w:rPr>
-        <w:t xml:space="preserve"> </w:t>
-      </w:r>
-      <w:r>
-        <w:rPr>
-          <w:spacing w:val="-2"/>
-          <w:w w:val="90"/>
+          <w:sz w:val="21"/>
+          <w:szCs w:val="21"/>
+        </w:rPr>
+        <w:t xml:space="preserve"> </w:t>
+      </w:r>
+      <w:r>
+        <w:rPr>
+          <w:rFonts w:ascii="Arial" w:hAnsi="Arial" w:cs="Arial"/>
+          <w:spacing w:val="-2"/>
+          <w:w w:val="90"/>
+          <w:sz w:val="21"/>
+          <w:szCs w:val="21"/>
         </w:rPr>
         <w:t>loan</w:t>
       </w:r>
       <w:r>
         <w:rPr>
+          <w:rFonts w:ascii="Arial" w:hAnsi="Arial" w:cs="Arial"/>
           <w:spacing w:val="-6"/>
           <w:w w:val="90"/>
-        </w:rPr>
-        <w:t xml:space="preserve"> </w:t>
-      </w:r>
-      <w:r>
-        <w:rPr>
-          <w:spacing w:val="-2"/>
-          <w:w w:val="90"/>
+          <w:sz w:val="21"/>
+          <w:szCs w:val="21"/>
+        </w:rPr>
+        <w:t xml:space="preserve"> </w:t>
+      </w:r>
+      <w:r>
+        <w:rPr>
+          <w:rFonts w:ascii="Arial" w:hAnsi="Arial" w:cs="Arial"/>
+          <w:spacing w:val="-2"/>
+          <w:w w:val="90"/>
+          <w:sz w:val="21"/>
+          <w:szCs w:val="21"/>
         </w:rPr>
         <w:t>agreement,</w:t>
       </w:r>
       <w:r>
         <w:rPr>
+          <w:rFonts w:ascii="Arial" w:hAnsi="Arial" w:cs="Arial"/>
           <w:spacing w:val="-5"/>
-        </w:rPr>
-        <w:t xml:space="preserve"> </w:t>
-      </w:r>
-      <w:r>
-        <w:rPr>
-          <w:spacing w:val="-2"/>
-          <w:w w:val="90"/>
+          <w:sz w:val="21"/>
+          <w:szCs w:val="21"/>
+        </w:rPr>
+        <w:t xml:space="preserve"> </w:t>
+      </w:r>
+      <w:r>
+        <w:rPr>
+          <w:rFonts w:ascii="Arial" w:hAnsi="Arial" w:cs="Arial"/>
+          <w:spacing w:val="-2"/>
+          <w:w w:val="90"/>
+          <w:sz w:val="21"/>
+          <w:szCs w:val="21"/>
         </w:rPr>
         <w:t>including</w:t>
       </w:r>
       <w:r>
         <w:rPr>
+          <w:rFonts w:ascii="Arial" w:hAnsi="Arial" w:cs="Arial"/>
           <w:spacing w:val="-6"/>
           <w:w w:val="90"/>
-        </w:rPr>
-        <w:t xml:space="preserve"> </w:t>
-      </w:r>
-      <w:r>
-        <w:rPr>
-          <w:spacing w:val="-2"/>
-          <w:w w:val="90"/>
+          <w:sz w:val="21"/>
+          <w:szCs w:val="21"/>
+        </w:rPr>
+        <w:t xml:space="preserve"> </w:t>
+      </w:r>
+      <w:r>
+        <w:rPr>
+          <w:rFonts w:ascii="Arial" w:hAnsi="Arial" w:cs="Arial"/>
+          <w:spacing w:val="-2"/>
+          <w:w w:val="90"/>
+          <w:sz w:val="21"/>
+          <w:szCs w:val="21"/>
         </w:rPr>
         <w:t xml:space="preserve">but </w:t>
       </w:r>
       <w:r>
         <w:rPr>
+          <w:rFonts w:ascii="Arial" w:hAnsi="Arial" w:cs="Arial"/>
           <w:spacing w:val="-6"/>
+          <w:sz w:val="21"/>
+          <w:szCs w:val="21"/>
         </w:rPr>
         <w:t>not</w:t>
       </w:r>
       <w:r>
         <w:rPr>
+          <w:rFonts w:ascii="Arial" w:hAnsi="Arial" w:cs="Arial"/>
           <w:spacing w:val="-7"/>
-        </w:rPr>
-        <w:t xml:space="preserve"> </w:t>
-      </w:r>
-      <w:r>
-        <w:rPr>
+          <w:sz w:val="21"/>
+          <w:szCs w:val="21"/>
+        </w:rPr>
+        <w:t xml:space="preserve"> </w:t>
+      </w:r>
+      <w:r>
+        <w:rPr>
+          <w:rFonts w:ascii="Arial" w:hAnsi="Arial" w:cs="Arial"/>
           <w:spacing w:val="-6"/>
+          <w:sz w:val="21"/>
+          <w:szCs w:val="21"/>
         </w:rPr>
         <w:t>limited</w:t>
       </w:r>
       <w:r>
         <w:rPr>
+          <w:rFonts w:ascii="Arial" w:hAnsi="Arial" w:cs="Arial"/>
           <w:spacing w:val="-21"/>
-        </w:rPr>
-        <w:t xml:space="preserve"> </w:t>
-      </w:r>
-      <w:r>
-        <w:rPr>
+          <w:sz w:val="21"/>
+          <w:szCs w:val="21"/>
+        </w:rPr>
+        <w:t xml:space="preserve"> </w:t>
+      </w:r>
+      <w:r>
+        <w:rPr>
+          <w:rFonts w:ascii="Arial" w:hAnsi="Arial" w:cs="Arial"/>
           <w:spacing w:val="-6"/>
+          <w:sz w:val="21"/>
+          <w:szCs w:val="21"/>
         </w:rPr>
         <w:t>to, the repossession</w:t>
       </w:r>
       <w:r>
         <w:rPr>
+          <w:rFonts w:ascii="Arial" w:hAnsi="Arial" w:cs="Arial"/>
           <w:spacing w:val="-9"/>
-        </w:rPr>
-        <w:t xml:space="preserve"> </w:t>
-      </w:r>
-      <w:r>
-        <w:rPr>
+          <w:sz w:val="21"/>
+          <w:szCs w:val="21"/>
+        </w:rPr>
+        <w:t xml:space="preserve"> </w:t>
+      </w:r>
+      <w:r>
+        <w:rPr>
+          <w:rFonts w:ascii="Arial" w:hAnsi="Arial" w:cs="Arial"/>
           <w:spacing w:val="-6"/>
+          <w:sz w:val="21"/>
+          <w:szCs w:val="21"/>
         </w:rPr>
         <w:t>of</w:t>
       </w:r>
       <w:r>
         <w:rPr>
+          <w:rFonts w:ascii="Arial" w:hAnsi="Arial" w:cs="Arial"/>
           <w:spacing w:val="-7"/>
-        </w:rPr>
-        <w:t xml:space="preserve"> </w:t>
-      </w:r>
-      <w:r>
-        <w:rPr>
+          <w:sz w:val="21"/>
+          <w:szCs w:val="21"/>
+        </w:rPr>
+        <w:t xml:space="preserve"> </w:t>
+      </w:r>
+      <w:r>
+        <w:rPr>
+          <w:rFonts w:ascii="Arial" w:hAnsi="Arial" w:cs="Arial"/>
           <w:spacing w:val="-6"/>
+          <w:sz w:val="21"/>
+          <w:szCs w:val="21"/>
         </w:rPr>
         <w:t>the</w:t>
       </w:r>
       <w:r>
         <w:rPr>
+          <w:rFonts w:ascii="Arial" w:hAnsi="Arial" w:cs="Arial"/>
           <w:spacing w:val="-3"/>
-        </w:rPr>
-        <w:t xml:space="preserve"> </w:t>
-      </w:r>
-      <w:r>
-        <w:rPr>
+          <w:sz w:val="21"/>
+          <w:szCs w:val="21"/>
+        </w:rPr>
+        <w:t xml:space="preserve"> </w:t>
+      </w:r>
+      <w:r>
+        <w:rPr>
+          <w:rFonts w:ascii="Arial" w:hAnsi="Arial" w:cs="Arial"/>
           <w:spacing w:val="-6"/>
+          <w:sz w:val="21"/>
+          <w:szCs w:val="21"/>
         </w:rPr>
         <w:t>vehicle.</w:t>
       </w:r>
@@ -3337,669 +4644,853 @@
       <w:pPr>
         <w:pStyle w:val="BodyText"/>
         <w:spacing w:before="24"/>
+        <w:rPr>
+          <w:rFonts w:ascii="Arial" w:hAnsi="Arial" w:cs="Arial"/>
+          <w:sz w:val="21"/>
+          <w:szCs w:val="21"/>
+        </w:rPr>
       </w:pPr>
     </w:p>
     <w:p>
       <w:pPr>
-        <w:spacing w:line="223" w:lineRule="auto"/>
         <w:ind w:left="90" w:right="223"/>
         <w:rPr>
-          <w:sz w:val="19"/>
+          <w:rFonts w:ascii="Arial" w:hAnsi="Arial" w:cs="Arial"/>
+          <w:sz w:val="21"/>
+          <w:szCs w:val="21"/>
         </w:rPr>
       </w:pPr>
       <w:r>
         <w:rPr>
+          <w:rFonts w:ascii="Arial" w:hAnsi="Arial" w:cs="Arial"/>
           <w:b/>
           <w:w w:val="90"/>
-          <w:sz w:val="20"/>
+          <w:sz w:val="21"/>
+          <w:szCs w:val="21"/>
         </w:rPr>
         <w:t>Important</w:t>
       </w:r>
       <w:r>
         <w:rPr>
+          <w:rFonts w:ascii="Arial" w:hAnsi="Arial" w:cs="Arial"/>
           <w:b/>
           <w:spacing w:val="-8"/>
           <w:w w:val="90"/>
-          <w:sz w:val="20"/>
-        </w:rPr>
-        <w:t xml:space="preserve"> </w:t>
-      </w:r>
-      <w:r>
-        <w:rPr>
+          <w:sz w:val="21"/>
+          <w:szCs w:val="21"/>
+        </w:rPr>
+        <w:t xml:space="preserve"> </w:t>
+      </w:r>
+      <w:r>
+        <w:rPr>
+          <w:rFonts w:ascii="Arial" w:hAnsi="Arial" w:cs="Arial"/>
           <w:b/>
           <w:w w:val="90"/>
-          <w:sz w:val="20"/>
+          <w:sz w:val="21"/>
+          <w:szCs w:val="21"/>
         </w:rPr>
         <w:t>Note</w:t>
       </w:r>
       <w:r>
         <w:rPr>
-          <w:w w:val="90"/>
-          <w:sz w:val="19"/>
+          <w:rFonts w:ascii="Arial" w:hAnsi="Arial" w:cs="Arial"/>
+          <w:w w:val="90"/>
+          <w:sz w:val="21"/>
+          <w:szCs w:val="21"/>
         </w:rPr>
         <w:t>:</w:t>
       </w:r>
       <w:r>
         <w:rPr>
+          <w:rFonts w:ascii="Arial" w:hAnsi="Arial" w:cs="Arial"/>
           <w:spacing w:val="-7"/>
           <w:w w:val="90"/>
-          <w:sz w:val="19"/>
-        </w:rPr>
-        <w:t xml:space="preserve"> </w:t>
-      </w:r>
-      <w:r>
-        <w:rPr>
-          <w:w w:val="90"/>
-          <w:sz w:val="19"/>
+          <w:sz w:val="21"/>
+          <w:szCs w:val="21"/>
+        </w:rPr>
+        <w:t xml:space="preserve"> </w:t>
+      </w:r>
+      <w:r>
+        <w:rPr>
+          <w:rFonts w:ascii="Arial" w:hAnsi="Arial" w:cs="Arial"/>
+          <w:w w:val="90"/>
+          <w:sz w:val="21"/>
+          <w:szCs w:val="21"/>
         </w:rPr>
         <w:t>If</w:t>
       </w:r>
       <w:r>
         <w:rPr>
+          <w:rFonts w:ascii="Arial" w:hAnsi="Arial" w:cs="Arial"/>
           <w:spacing w:val="-3"/>
           <w:w w:val="90"/>
-          <w:sz w:val="19"/>
-        </w:rPr>
-        <w:t xml:space="preserve"> </w:t>
-      </w:r>
-      <w:r>
-        <w:rPr>
-          <w:w w:val="90"/>
-          <w:sz w:val="19"/>
+          <w:sz w:val="21"/>
+          <w:szCs w:val="21"/>
+        </w:rPr>
+        <w:t xml:space="preserve"> </w:t>
+      </w:r>
+      <w:r>
+        <w:rPr>
+          <w:rFonts w:ascii="Arial" w:hAnsi="Arial" w:cs="Arial"/>
+          <w:w w:val="90"/>
+          <w:sz w:val="21"/>
+          <w:szCs w:val="21"/>
         </w:rPr>
         <w:t>an</w:t>
       </w:r>
       <w:r>
         <w:rPr>
+          <w:rFonts w:ascii="Arial" w:hAnsi="Arial" w:cs="Arial"/>
           <w:spacing w:val="-5"/>
           <w:w w:val="90"/>
-          <w:sz w:val="19"/>
-        </w:rPr>
-        <w:t xml:space="preserve"> </w:t>
-      </w:r>
-      <w:r>
-        <w:rPr>
-          <w:w w:val="90"/>
-          <w:sz w:val="19"/>
+          <w:sz w:val="21"/>
+          <w:szCs w:val="21"/>
+        </w:rPr>
+        <w:t xml:space="preserve"> </w:t>
+      </w:r>
+      <w:r>
+        <w:rPr>
+          <w:rFonts w:ascii="Arial" w:hAnsi="Arial" w:cs="Arial"/>
+          <w:w w:val="90"/>
+          <w:sz w:val="21"/>
+          <w:szCs w:val="21"/>
         </w:rPr>
         <w:t>executive</w:t>
       </w:r>
       <w:r>
         <w:rPr>
+          <w:rFonts w:ascii="Arial" w:hAnsi="Arial" w:cs="Arial"/>
           <w:spacing w:val="-7"/>
           <w:w w:val="90"/>
-          <w:sz w:val="19"/>
-        </w:rPr>
-        <w:t xml:space="preserve"> </w:t>
-      </w:r>
-      <w:r>
-        <w:rPr>
-          <w:w w:val="90"/>
-          <w:sz w:val="19"/>
+          <w:sz w:val="21"/>
+          <w:szCs w:val="21"/>
+        </w:rPr>
+        <w:t xml:space="preserve"> </w:t>
+      </w:r>
+      <w:r>
+        <w:rPr>
+          <w:rFonts w:ascii="Arial" w:hAnsi="Arial" w:cs="Arial"/>
+          <w:w w:val="90"/>
+          <w:sz w:val="21"/>
+          <w:szCs w:val="21"/>
         </w:rPr>
         <w:t>requests payment, make</w:t>
       </w:r>
       <w:r>
         <w:rPr>
+          <w:rFonts w:ascii="Arial" w:hAnsi="Arial" w:cs="Arial"/>
           <w:spacing w:val="-7"/>
           <w:w w:val="90"/>
-          <w:sz w:val="19"/>
-        </w:rPr>
-        <w:t xml:space="preserve"> </w:t>
-      </w:r>
-      <w:r>
-        <w:rPr>
-          <w:w w:val="90"/>
-          <w:sz w:val="19"/>
+          <w:sz w:val="21"/>
+          <w:szCs w:val="21"/>
+        </w:rPr>
+        <w:t xml:space="preserve"> </w:t>
+      </w:r>
+      <w:r>
+        <w:rPr>
+          <w:rFonts w:ascii="Arial" w:hAnsi="Arial" w:cs="Arial"/>
+          <w:w w:val="90"/>
+          <w:sz w:val="21"/>
+          <w:szCs w:val="21"/>
         </w:rPr>
         <w:t>sure</w:t>
       </w:r>
       <w:r>
         <w:rPr>
+          <w:rFonts w:ascii="Arial" w:hAnsi="Arial" w:cs="Arial"/>
           <w:spacing w:val="-7"/>
           <w:w w:val="90"/>
-          <w:sz w:val="19"/>
-        </w:rPr>
-        <w:t xml:space="preserve"> </w:t>
-      </w:r>
-      <w:r>
-        <w:rPr>
-          <w:w w:val="90"/>
-          <w:sz w:val="19"/>
+          <w:sz w:val="21"/>
+          <w:szCs w:val="21"/>
+        </w:rPr>
+        <w:t xml:space="preserve"> </w:t>
+      </w:r>
+      <w:r>
+        <w:rPr>
+          <w:rFonts w:ascii="Arial" w:hAnsi="Arial" w:cs="Arial"/>
+          <w:w w:val="90"/>
+          <w:sz w:val="21"/>
+          <w:szCs w:val="21"/>
         </w:rPr>
         <w:t>to</w:t>
       </w:r>
       <w:r>
         <w:rPr>
+          <w:rFonts w:ascii="Arial" w:hAnsi="Arial" w:cs="Arial"/>
           <w:spacing w:val="-5"/>
           <w:w w:val="90"/>
-          <w:sz w:val="19"/>
-        </w:rPr>
-        <w:t xml:space="preserve"> </w:t>
-      </w:r>
-      <w:r>
-        <w:rPr>
-          <w:w w:val="90"/>
-          <w:sz w:val="19"/>
+          <w:sz w:val="21"/>
+          <w:szCs w:val="21"/>
+        </w:rPr>
+        <w:t xml:space="preserve"> </w:t>
+      </w:r>
+      <w:r>
+        <w:rPr>
+          <w:rFonts w:ascii="Arial" w:hAnsi="Arial" w:cs="Arial"/>
+          <w:w w:val="90"/>
+          <w:sz w:val="21"/>
+          <w:szCs w:val="21"/>
         </w:rPr>
         <w:t>get</w:t>
       </w:r>
       <w:r>
         <w:rPr>
-          <w:spacing w:val="-2"/>
-          <w:w w:val="90"/>
-          <w:sz w:val="19"/>
-        </w:rPr>
-        <w:t xml:space="preserve"> </w:t>
-      </w:r>
-      <w:r>
-        <w:rPr>
-          <w:w w:val="90"/>
-          <w:sz w:val="19"/>
+          <w:rFonts w:ascii="Arial" w:hAnsi="Arial" w:cs="Arial"/>
+          <w:spacing w:val="-2"/>
+          <w:w w:val="90"/>
+          <w:sz w:val="21"/>
+          <w:szCs w:val="21"/>
+        </w:rPr>
+        <w:t xml:space="preserve"> </w:t>
+      </w:r>
+      <w:r>
+        <w:rPr>
+          <w:rFonts w:ascii="Arial" w:hAnsi="Arial" w:cs="Arial"/>
+          <w:w w:val="90"/>
+          <w:sz w:val="21"/>
+          <w:szCs w:val="21"/>
         </w:rPr>
         <w:t>a</w:t>
       </w:r>
       <w:r>
         <w:rPr>
+          <w:rFonts w:ascii="Arial" w:hAnsi="Arial" w:cs="Arial"/>
           <w:spacing w:val="-7"/>
           <w:w w:val="90"/>
-          <w:sz w:val="19"/>
-        </w:rPr>
-        <w:t xml:space="preserve"> </w:t>
-      </w:r>
-      <w:r>
-        <w:rPr>
-          <w:w w:val="90"/>
-          <w:sz w:val="19"/>
+          <w:sz w:val="21"/>
+          <w:szCs w:val="21"/>
+        </w:rPr>
+        <w:t xml:space="preserve"> </w:t>
+      </w:r>
+      <w:r>
+        <w:rPr>
+          <w:rFonts w:ascii="Arial" w:hAnsi="Arial" w:cs="Arial"/>
+          <w:w w:val="90"/>
+          <w:sz w:val="21"/>
+          <w:szCs w:val="21"/>
         </w:rPr>
         <w:t>receipt. If</w:t>
       </w:r>
       <w:r>
         <w:rPr>
+          <w:rFonts w:ascii="Arial" w:hAnsi="Arial" w:cs="Arial"/>
           <w:spacing w:val="-1"/>
           <w:w w:val="90"/>
-          <w:sz w:val="19"/>
-        </w:rPr>
-        <w:t xml:space="preserve"> </w:t>
-      </w:r>
-      <w:r>
-        <w:rPr>
-          <w:w w:val="90"/>
-          <w:sz w:val="19"/>
+          <w:sz w:val="21"/>
+          <w:szCs w:val="21"/>
+        </w:rPr>
+        <w:t xml:space="preserve"> </w:t>
+      </w:r>
+      <w:r>
+        <w:rPr>
+          <w:rFonts w:ascii="Arial" w:hAnsi="Arial" w:cs="Arial"/>
+          <w:w w:val="90"/>
+          <w:sz w:val="21"/>
+          <w:szCs w:val="21"/>
         </w:rPr>
         <w:t>there's no</w:t>
       </w:r>
       <w:r>
         <w:rPr>
+          <w:rFonts w:ascii="Arial" w:hAnsi="Arial" w:cs="Arial"/>
           <w:spacing w:val="-5"/>
           <w:w w:val="90"/>
-          <w:sz w:val="19"/>
-        </w:rPr>
-        <w:t xml:space="preserve"> </w:t>
-      </w:r>
-      <w:r>
-        <w:rPr>
-          <w:w w:val="90"/>
-          <w:sz w:val="19"/>
+          <w:sz w:val="21"/>
+          <w:szCs w:val="21"/>
+        </w:rPr>
+        <w:t xml:space="preserve"> </w:t>
+      </w:r>
+      <w:r>
+        <w:rPr>
+          <w:rFonts w:ascii="Arial" w:hAnsi="Arial" w:cs="Arial"/>
+          <w:w w:val="90"/>
+          <w:sz w:val="21"/>
+          <w:szCs w:val="21"/>
         </w:rPr>
         <w:t>receipt, do</w:t>
       </w:r>
       <w:r>
         <w:rPr>
+          <w:rFonts w:ascii="Arial" w:hAnsi="Arial" w:cs="Arial"/>
           <w:spacing w:val="-5"/>
           <w:w w:val="90"/>
-          <w:sz w:val="19"/>
-        </w:rPr>
-        <w:t xml:space="preserve"> </w:t>
-      </w:r>
-      <w:r>
-        <w:rPr>
-          <w:w w:val="90"/>
-          <w:sz w:val="19"/>
+          <w:sz w:val="21"/>
+          <w:szCs w:val="21"/>
+        </w:rPr>
+        <w:t xml:space="preserve"> </w:t>
+      </w:r>
+      <w:r>
+        <w:rPr>
+          <w:rFonts w:ascii="Arial" w:hAnsi="Arial" w:cs="Arial"/>
+          <w:w w:val="90"/>
+          <w:sz w:val="21"/>
+          <w:szCs w:val="21"/>
         </w:rPr>
         <w:t>not</w:t>
       </w:r>
       <w:r>
         <w:rPr>
-          <w:spacing w:val="-2"/>
-          <w:w w:val="90"/>
-          <w:sz w:val="19"/>
-        </w:rPr>
-        <w:t xml:space="preserve"> </w:t>
-      </w:r>
-      <w:r>
-        <w:rPr>
-          <w:w w:val="90"/>
-          <w:sz w:val="19"/>
+          <w:rFonts w:ascii="Arial" w:hAnsi="Arial" w:cs="Arial"/>
+          <w:spacing w:val="-2"/>
+          <w:w w:val="90"/>
+          <w:sz w:val="21"/>
+          <w:szCs w:val="21"/>
+        </w:rPr>
+        <w:t xml:space="preserve"> </w:t>
+      </w:r>
+      <w:r>
+        <w:rPr>
+          <w:rFonts w:ascii="Arial" w:hAnsi="Arial" w:cs="Arial"/>
+          <w:w w:val="90"/>
+          <w:sz w:val="21"/>
+          <w:szCs w:val="21"/>
         </w:rPr>
         <w:t>proceed</w:t>
       </w:r>
       <w:r>
         <w:rPr>
+          <w:rFonts w:ascii="Arial" w:hAnsi="Arial" w:cs="Arial"/>
           <w:spacing w:val="-5"/>
           <w:w w:val="90"/>
-          <w:sz w:val="19"/>
-        </w:rPr>
-        <w:t xml:space="preserve"> </w:t>
-      </w:r>
-      <w:r>
-        <w:rPr>
-          <w:w w:val="90"/>
-          <w:sz w:val="19"/>
+          <w:sz w:val="21"/>
+          <w:szCs w:val="21"/>
+        </w:rPr>
+        <w:t xml:space="preserve"> </w:t>
+      </w:r>
+      <w:r>
+        <w:rPr>
+          <w:rFonts w:ascii="Arial" w:hAnsi="Arial" w:cs="Arial"/>
+          <w:w w:val="90"/>
+          <w:sz w:val="21"/>
+          <w:szCs w:val="21"/>
         </w:rPr>
         <w:t>with</w:t>
       </w:r>
       <w:r>
         <w:rPr>
+          <w:rFonts w:ascii="Arial" w:hAnsi="Arial" w:cs="Arial"/>
           <w:spacing w:val="-5"/>
           <w:w w:val="90"/>
-          <w:sz w:val="19"/>
-        </w:rPr>
-        <w:t xml:space="preserve"> </w:t>
-      </w:r>
-      <w:r>
-        <w:rPr>
-          <w:w w:val="90"/>
-          <w:sz w:val="19"/>
+          <w:sz w:val="21"/>
+          <w:szCs w:val="21"/>
+        </w:rPr>
+        <w:t xml:space="preserve"> </w:t>
+      </w:r>
+      <w:r>
+        <w:rPr>
+          <w:rFonts w:ascii="Arial" w:hAnsi="Arial" w:cs="Arial"/>
+          <w:w w:val="90"/>
+          <w:sz w:val="21"/>
+          <w:szCs w:val="21"/>
         </w:rPr>
         <w:t>the</w:t>
       </w:r>
       <w:r>
         <w:rPr>
+          <w:rFonts w:ascii="Arial" w:hAnsi="Arial" w:cs="Arial"/>
           <w:spacing w:val="-7"/>
           <w:w w:val="90"/>
-          <w:sz w:val="19"/>
-        </w:rPr>
-        <w:t xml:space="preserve"> </w:t>
-      </w:r>
-      <w:r>
-        <w:rPr>
-          <w:w w:val="90"/>
-          <w:sz w:val="19"/>
+          <w:sz w:val="21"/>
+          <w:szCs w:val="21"/>
+        </w:rPr>
+        <w:t xml:space="preserve"> </w:t>
+      </w:r>
+      <w:r>
+        <w:rPr>
+          <w:rFonts w:ascii="Arial" w:hAnsi="Arial" w:cs="Arial"/>
+          <w:w w:val="90"/>
+          <w:sz w:val="21"/>
+          <w:szCs w:val="21"/>
         </w:rPr>
         <w:t>EMI</w:t>
       </w:r>
       <w:r>
         <w:rPr>
+          <w:rFonts w:ascii="Arial" w:hAnsi="Arial" w:cs="Arial"/>
           <w:spacing w:val="-1"/>
           <w:w w:val="90"/>
-          <w:sz w:val="19"/>
-        </w:rPr>
-        <w:t xml:space="preserve"> </w:t>
-      </w:r>
-      <w:r>
-        <w:rPr>
-          <w:w w:val="90"/>
-          <w:sz w:val="19"/>
+          <w:sz w:val="21"/>
+          <w:szCs w:val="21"/>
+        </w:rPr>
+        <w:t xml:space="preserve"> </w:t>
+      </w:r>
+      <w:r>
+        <w:rPr>
+          <w:rFonts w:ascii="Arial" w:hAnsi="Arial" w:cs="Arial"/>
+          <w:w w:val="90"/>
+          <w:sz w:val="21"/>
+          <w:szCs w:val="21"/>
         </w:rPr>
         <w:t>payment. The</w:t>
       </w:r>
       <w:r>
         <w:rPr>
+          <w:rFonts w:ascii="Arial" w:hAnsi="Arial" w:cs="Arial"/>
           <w:spacing w:val="-7"/>
           <w:w w:val="90"/>
-          <w:sz w:val="19"/>
-        </w:rPr>
-        <w:t xml:space="preserve"> </w:t>
-      </w:r>
-      <w:r>
-        <w:rPr>
-          <w:w w:val="90"/>
-          <w:sz w:val="19"/>
+          <w:sz w:val="21"/>
+          <w:szCs w:val="21"/>
+        </w:rPr>
+        <w:t xml:space="preserve"> </w:t>
+      </w:r>
+      <w:r>
+        <w:rPr>
+          <w:rFonts w:ascii="Arial" w:hAnsi="Arial" w:cs="Arial"/>
+          <w:w w:val="90"/>
+          <w:sz w:val="21"/>
+          <w:szCs w:val="21"/>
         </w:rPr>
         <w:t>receipt can</w:t>
       </w:r>
       <w:r>
         <w:rPr>
-          <w:spacing w:val="-4"/>
-          <w:w w:val="90"/>
-          <w:sz w:val="19"/>
-        </w:rPr>
-        <w:t xml:space="preserve"> </w:t>
-      </w:r>
-      <w:r>
-        <w:rPr>
-          <w:w w:val="90"/>
-          <w:sz w:val="19"/>
+          <w:rFonts w:ascii="Arial" w:hAnsi="Arial" w:cs="Arial"/>
+          <w:spacing w:val="-4"/>
+          <w:w w:val="90"/>
+          <w:sz w:val="21"/>
+          <w:szCs w:val="21"/>
+        </w:rPr>
+        <w:t xml:space="preserve"> </w:t>
+      </w:r>
+      <w:r>
+        <w:rPr>
+          <w:rFonts w:ascii="Arial" w:hAnsi="Arial" w:cs="Arial"/>
+          <w:w w:val="90"/>
+          <w:sz w:val="21"/>
+          <w:szCs w:val="21"/>
         </w:rPr>
         <w:t>be</w:t>
       </w:r>
       <w:r>
         <w:rPr>
+          <w:rFonts w:ascii="Arial" w:hAnsi="Arial" w:cs="Arial"/>
           <w:spacing w:val="-3"/>
           <w:w w:val="90"/>
-          <w:sz w:val="19"/>
-        </w:rPr>
-        <w:t xml:space="preserve"> </w:t>
-      </w:r>
-      <w:r>
-        <w:rPr>
-          <w:w w:val="90"/>
-          <w:sz w:val="19"/>
+          <w:sz w:val="21"/>
+          <w:szCs w:val="21"/>
+        </w:rPr>
+        <w:t xml:space="preserve"> </w:t>
+      </w:r>
+      <w:r>
+        <w:rPr>
+          <w:rFonts w:ascii="Arial" w:hAnsi="Arial" w:cs="Arial"/>
+          <w:w w:val="90"/>
+          <w:sz w:val="21"/>
+          <w:szCs w:val="21"/>
         </w:rPr>
         <w:t>a</w:t>
       </w:r>
       <w:r>
         <w:rPr>
+          <w:rFonts w:ascii="Arial" w:hAnsi="Arial" w:cs="Arial"/>
           <w:spacing w:val="-3"/>
           <w:w w:val="90"/>
-          <w:sz w:val="19"/>
-        </w:rPr>
-        <w:t xml:space="preserve"> </w:t>
-      </w:r>
-      <w:r>
-        <w:rPr>
-          <w:w w:val="90"/>
-          <w:sz w:val="19"/>
+          <w:sz w:val="21"/>
+          <w:szCs w:val="21"/>
+        </w:rPr>
+        <w:t xml:space="preserve"> </w:t>
+      </w:r>
+      <w:r>
+        <w:rPr>
+          <w:rFonts w:ascii="Arial" w:hAnsi="Arial" w:cs="Arial"/>
+          <w:w w:val="90"/>
+          <w:sz w:val="21"/>
+          <w:szCs w:val="21"/>
         </w:rPr>
         <w:t>WhatsApp</w:t>
       </w:r>
       <w:r>
         <w:rPr>
-          <w:spacing w:val="-2"/>
-          <w:w w:val="90"/>
-          <w:sz w:val="19"/>
-        </w:rPr>
-        <w:t xml:space="preserve"> </w:t>
-      </w:r>
-      <w:r>
-        <w:rPr>
-          <w:w w:val="90"/>
-          <w:sz w:val="19"/>
+          <w:rFonts w:ascii="Arial" w:hAnsi="Arial" w:cs="Arial"/>
+          <w:spacing w:val="-2"/>
+          <w:w w:val="90"/>
+          <w:sz w:val="21"/>
+          <w:szCs w:val="21"/>
+        </w:rPr>
+        <w:t xml:space="preserve"> </w:t>
+      </w:r>
+      <w:r>
+        <w:rPr>
+          <w:rFonts w:ascii="Arial" w:hAnsi="Arial" w:cs="Arial"/>
+          <w:w w:val="90"/>
+          <w:sz w:val="21"/>
+          <w:szCs w:val="21"/>
         </w:rPr>
         <w:t>screenshot or an</w:t>
       </w:r>
       <w:r>
         <w:rPr>
-          <w:spacing w:val="-2"/>
-          <w:w w:val="90"/>
-          <w:sz w:val="19"/>
-        </w:rPr>
-        <w:t xml:space="preserve"> </w:t>
-      </w:r>
-      <w:r>
-        <w:rPr>
-          <w:w w:val="90"/>
-          <w:sz w:val="19"/>
+          <w:rFonts w:ascii="Arial" w:hAnsi="Arial" w:cs="Arial"/>
+          <w:spacing w:val="-2"/>
+          <w:w w:val="90"/>
+          <w:sz w:val="21"/>
+          <w:szCs w:val="21"/>
+        </w:rPr>
+        <w:t xml:space="preserve"> </w:t>
+      </w:r>
+      <w:r>
+        <w:rPr>
+          <w:rFonts w:ascii="Arial" w:hAnsi="Arial" w:cs="Arial"/>
+          <w:w w:val="90"/>
+          <w:sz w:val="21"/>
+          <w:szCs w:val="21"/>
         </w:rPr>
         <w:t>SMS confirmation</w:t>
       </w:r>
       <w:r>
         <w:rPr>
-          <w:spacing w:val="-2"/>
-          <w:w w:val="90"/>
-          <w:sz w:val="19"/>
-        </w:rPr>
-        <w:t xml:space="preserve"> </w:t>
-      </w:r>
-      <w:r>
-        <w:rPr>
-          <w:w w:val="90"/>
-          <w:sz w:val="19"/>
+          <w:rFonts w:ascii="Arial" w:hAnsi="Arial" w:cs="Arial"/>
+          <w:spacing w:val="-2"/>
+          <w:w w:val="90"/>
+          <w:sz w:val="21"/>
+          <w:szCs w:val="21"/>
+        </w:rPr>
+        <w:t xml:space="preserve"> </w:t>
+      </w:r>
+      <w:r>
+        <w:rPr>
+          <w:rFonts w:ascii="Arial" w:hAnsi="Arial" w:cs="Arial"/>
+          <w:w w:val="90"/>
+          <w:sz w:val="21"/>
+          <w:szCs w:val="21"/>
         </w:rPr>
         <w:t>from</w:t>
       </w:r>
       <w:r>
         <w:rPr>
-          <w:spacing w:val="-2"/>
-          <w:w w:val="90"/>
-          <w:sz w:val="19"/>
-        </w:rPr>
-        <w:t xml:space="preserve"> </w:t>
-      </w:r>
-      <w:r>
-        <w:rPr>
-          <w:w w:val="90"/>
-          <w:sz w:val="19"/>
+          <w:rFonts w:ascii="Arial" w:hAnsi="Arial" w:cs="Arial"/>
+          <w:spacing w:val="-2"/>
+          <w:w w:val="90"/>
+          <w:sz w:val="21"/>
+          <w:szCs w:val="21"/>
+        </w:rPr>
+        <w:t xml:space="preserve"> </w:t>
+      </w:r>
+      <w:r>
+        <w:rPr>
+          <w:rFonts w:ascii="Arial" w:hAnsi="Arial" w:cs="Arial"/>
+          <w:w w:val="90"/>
+          <w:sz w:val="21"/>
+          <w:szCs w:val="21"/>
         </w:rPr>
         <w:t>SMF. Please</w:t>
       </w:r>
       <w:r>
         <w:rPr>
+          <w:rFonts w:ascii="Arial" w:hAnsi="Arial" w:cs="Arial"/>
           <w:spacing w:val="-3"/>
           <w:w w:val="90"/>
-          <w:sz w:val="19"/>
-        </w:rPr>
-        <w:t xml:space="preserve"> </w:t>
-      </w:r>
-      <w:r>
-        <w:rPr>
-          <w:w w:val="90"/>
-          <w:sz w:val="19"/>
+          <w:sz w:val="21"/>
+          <w:szCs w:val="21"/>
+        </w:rPr>
+        <w:t xml:space="preserve"> </w:t>
+      </w:r>
+      <w:r>
+        <w:rPr>
+          <w:rFonts w:ascii="Arial" w:hAnsi="Arial" w:cs="Arial"/>
+          <w:w w:val="90"/>
+          <w:sz w:val="21"/>
+          <w:szCs w:val="21"/>
         </w:rPr>
         <w:t>be</w:t>
       </w:r>
       <w:r>
         <w:rPr>
+          <w:rFonts w:ascii="Arial" w:hAnsi="Arial" w:cs="Arial"/>
           <w:spacing w:val="-3"/>
           <w:w w:val="90"/>
-          <w:sz w:val="19"/>
-        </w:rPr>
-        <w:t xml:space="preserve"> </w:t>
-      </w:r>
-      <w:r>
-        <w:rPr>
-          <w:w w:val="90"/>
-          <w:sz w:val="19"/>
+          <w:sz w:val="21"/>
+          <w:szCs w:val="21"/>
+        </w:rPr>
+        <w:t xml:space="preserve"> </w:t>
+      </w:r>
+      <w:r>
+        <w:rPr>
+          <w:rFonts w:ascii="Arial" w:hAnsi="Arial" w:cs="Arial"/>
+          <w:w w:val="90"/>
+          <w:sz w:val="21"/>
+          <w:szCs w:val="21"/>
         </w:rPr>
         <w:t>informed</w:t>
       </w:r>
       <w:r>
         <w:rPr>
-          <w:spacing w:val="-2"/>
-          <w:w w:val="90"/>
-          <w:sz w:val="19"/>
-        </w:rPr>
-        <w:t xml:space="preserve"> </w:t>
-      </w:r>
-      <w:r>
-        <w:rPr>
-          <w:w w:val="90"/>
-          <w:sz w:val="19"/>
+          <w:rFonts w:ascii="Arial" w:hAnsi="Arial" w:cs="Arial"/>
+          <w:spacing w:val="-2"/>
+          <w:w w:val="90"/>
+          <w:sz w:val="21"/>
+          <w:szCs w:val="21"/>
+        </w:rPr>
+        <w:t xml:space="preserve"> </w:t>
+      </w:r>
+      <w:r>
+        <w:rPr>
+          <w:rFonts w:ascii="Arial" w:hAnsi="Arial" w:cs="Arial"/>
+          <w:w w:val="90"/>
+          <w:sz w:val="21"/>
+          <w:szCs w:val="21"/>
         </w:rPr>
         <w:t>that no</w:t>
       </w:r>
       <w:r>
         <w:rPr>
-          <w:spacing w:val="-2"/>
-          <w:w w:val="90"/>
-          <w:sz w:val="19"/>
-        </w:rPr>
-        <w:t xml:space="preserve"> </w:t>
-      </w:r>
-      <w:r>
-        <w:rPr>
-          <w:w w:val="90"/>
-          <w:sz w:val="19"/>
+          <w:rFonts w:ascii="Arial" w:hAnsi="Arial" w:cs="Arial"/>
+          <w:spacing w:val="-2"/>
+          <w:w w:val="90"/>
+          <w:sz w:val="21"/>
+          <w:szCs w:val="21"/>
+        </w:rPr>
+        <w:t xml:space="preserve"> </w:t>
+      </w:r>
+      <w:r>
+        <w:rPr>
+          <w:rFonts w:ascii="Arial" w:hAnsi="Arial" w:cs="Arial"/>
+          <w:w w:val="90"/>
+          <w:sz w:val="21"/>
+          <w:szCs w:val="21"/>
         </w:rPr>
         <w:t>payments should</w:t>
       </w:r>
       <w:r>
         <w:rPr>
-          <w:spacing w:val="-2"/>
-          <w:w w:val="90"/>
-          <w:sz w:val="19"/>
-        </w:rPr>
-        <w:t xml:space="preserve"> </w:t>
-      </w:r>
-      <w:r>
-        <w:rPr>
-          <w:w w:val="90"/>
-          <w:sz w:val="19"/>
+          <w:rFonts w:ascii="Arial" w:hAnsi="Arial" w:cs="Arial"/>
+          <w:spacing w:val="-2"/>
+          <w:w w:val="90"/>
+          <w:sz w:val="21"/>
+          <w:szCs w:val="21"/>
+        </w:rPr>
+        <w:t xml:space="preserve"> </w:t>
+      </w:r>
+      <w:r>
+        <w:rPr>
+          <w:rFonts w:ascii="Arial" w:hAnsi="Arial" w:cs="Arial"/>
+          <w:w w:val="90"/>
+          <w:sz w:val="21"/>
+          <w:szCs w:val="21"/>
         </w:rPr>
         <w:t>be</w:t>
       </w:r>
       <w:r>
         <w:rPr>
+          <w:rFonts w:ascii="Arial" w:hAnsi="Arial" w:cs="Arial"/>
           <w:spacing w:val="-3"/>
           <w:w w:val="90"/>
-          <w:sz w:val="19"/>
-        </w:rPr>
-        <w:t xml:space="preserve"> </w:t>
-      </w:r>
-      <w:r>
-        <w:rPr>
-          <w:w w:val="90"/>
-          <w:sz w:val="19"/>
+          <w:sz w:val="21"/>
+          <w:szCs w:val="21"/>
+        </w:rPr>
+        <w:t xml:space="preserve"> </w:t>
+      </w:r>
+      <w:r>
+        <w:rPr>
+          <w:rFonts w:ascii="Arial" w:hAnsi="Arial" w:cs="Arial"/>
+          <w:w w:val="90"/>
+          <w:sz w:val="21"/>
+          <w:szCs w:val="21"/>
         </w:rPr>
         <w:t>made</w:t>
       </w:r>
       <w:r>
         <w:rPr>
+          <w:rFonts w:ascii="Arial" w:hAnsi="Arial" w:cs="Arial"/>
           <w:spacing w:val="-3"/>
           <w:w w:val="90"/>
-          <w:sz w:val="19"/>
-        </w:rPr>
-        <w:t xml:space="preserve"> </w:t>
-      </w:r>
-      <w:r>
-        <w:rPr>
-          <w:w w:val="90"/>
-          <w:sz w:val="19"/>
+          <w:sz w:val="21"/>
+          <w:szCs w:val="21"/>
+        </w:rPr>
+        <w:t xml:space="preserve"> </w:t>
+      </w:r>
+      <w:r>
+        <w:rPr>
+          <w:rFonts w:ascii="Arial" w:hAnsi="Arial" w:cs="Arial"/>
+          <w:w w:val="90"/>
+          <w:sz w:val="21"/>
+          <w:szCs w:val="21"/>
         </w:rPr>
         <w:t>to</w:t>
       </w:r>
       <w:r>
         <w:rPr>
-          <w:spacing w:val="-2"/>
-          <w:w w:val="90"/>
-          <w:sz w:val="19"/>
-        </w:rPr>
-        <w:t xml:space="preserve"> </w:t>
-      </w:r>
-      <w:r>
-        <w:rPr>
-          <w:w w:val="90"/>
-          <w:sz w:val="19"/>
+          <w:rFonts w:ascii="Arial" w:hAnsi="Arial" w:cs="Arial"/>
+          <w:spacing w:val="-2"/>
+          <w:w w:val="90"/>
+          <w:sz w:val="21"/>
+          <w:szCs w:val="21"/>
+        </w:rPr>
+        <w:t xml:space="preserve"> </w:t>
+      </w:r>
+      <w:r>
+        <w:rPr>
+          <w:rFonts w:ascii="Arial" w:hAnsi="Arial" w:cs="Arial"/>
+          <w:w w:val="90"/>
+          <w:sz w:val="21"/>
+          <w:szCs w:val="21"/>
         </w:rPr>
         <w:t>any</w:t>
       </w:r>
       <w:r>
         <w:rPr>
-          <w:spacing w:val="-2"/>
-          <w:w w:val="90"/>
-          <w:sz w:val="19"/>
-        </w:rPr>
-        <w:t xml:space="preserve"> </w:t>
-      </w:r>
-      <w:r>
-        <w:rPr>
-          <w:w w:val="90"/>
-          <w:sz w:val="19"/>
+          <w:rFonts w:ascii="Arial" w:hAnsi="Arial" w:cs="Arial"/>
+          <w:spacing w:val="-2"/>
+          <w:w w:val="90"/>
+          <w:sz w:val="21"/>
+          <w:szCs w:val="21"/>
+        </w:rPr>
+        <w:t xml:space="preserve"> </w:t>
+      </w:r>
+      <w:r>
+        <w:rPr>
+          <w:rFonts w:ascii="Arial" w:hAnsi="Arial" w:cs="Arial"/>
+          <w:w w:val="90"/>
+          <w:sz w:val="21"/>
+          <w:szCs w:val="21"/>
         </w:rPr>
         <w:t>individual</w:t>
       </w:r>
       <w:r>
         <w:rPr>
+          <w:rFonts w:ascii="Arial" w:hAnsi="Arial" w:cs="Arial"/>
           <w:spacing w:val="-8"/>
           <w:w w:val="90"/>
-          <w:sz w:val="19"/>
-        </w:rPr>
-        <w:t xml:space="preserve"> </w:t>
-      </w:r>
-      <w:r>
-        <w:rPr>
-          <w:w w:val="90"/>
-          <w:sz w:val="19"/>
+          <w:sz w:val="21"/>
+          <w:szCs w:val="21"/>
+        </w:rPr>
+        <w:t xml:space="preserve"> </w:t>
+      </w:r>
+      <w:r>
+        <w:rPr>
+          <w:rFonts w:ascii="Arial" w:hAnsi="Arial" w:cs="Arial"/>
+          <w:w w:val="90"/>
+          <w:sz w:val="21"/>
+          <w:szCs w:val="21"/>
         </w:rPr>
         <w:t xml:space="preserve">executive's </w:t>
       </w:r>
       <w:r>
         <w:rPr>
+          <w:rFonts w:ascii="Arial" w:hAnsi="Arial" w:cs="Arial"/>
           <w:spacing w:val="-8"/>
-          <w:sz w:val="19"/>
+          <w:sz w:val="21"/>
+          <w:szCs w:val="21"/>
         </w:rPr>
         <w:t>personal account.</w:t>
       </w:r>
       <w:r>
         <w:rPr>
+          <w:rFonts w:ascii="Arial" w:hAnsi="Arial" w:cs="Arial"/>
           <w:spacing w:val="12"/>
-          <w:sz w:val="19"/>
-        </w:rPr>
-        <w:t xml:space="preserve"> </w:t>
-      </w:r>
-      <w:r>
-        <w:rPr>
+          <w:sz w:val="21"/>
+          <w:szCs w:val="21"/>
+        </w:rPr>
+        <w:t xml:space="preserve"> </w:t>
+      </w:r>
+      <w:r>
+        <w:rPr>
+          <w:rFonts w:ascii="Arial" w:hAnsi="Arial" w:cs="Arial"/>
           <w:spacing w:val="-8"/>
-          <w:sz w:val="19"/>
+          <w:sz w:val="21"/>
+          <w:szCs w:val="21"/>
         </w:rPr>
         <w:t>Management</w:t>
       </w:r>
       <w:r>
         <w:rPr>
-          <w:sz w:val="19"/>
-        </w:rPr>
-        <w:t xml:space="preserve"> </w:t>
-      </w:r>
-      <w:r>
-        <w:rPr>
+          <w:rFonts w:ascii="Arial" w:hAnsi="Arial" w:cs="Arial"/>
+          <w:sz w:val="21"/>
+          <w:szCs w:val="21"/>
+        </w:rPr>
+        <w:t xml:space="preserve"> </w:t>
+      </w:r>
+      <w:r>
+        <w:rPr>
+          <w:rFonts w:ascii="Arial" w:hAnsi="Arial" w:cs="Arial"/>
           <w:spacing w:val="-8"/>
-          <w:sz w:val="19"/>
+          <w:sz w:val="21"/>
+          <w:szCs w:val="21"/>
         </w:rPr>
         <w:t>will not</w:t>
       </w:r>
       <w:r>
         <w:rPr>
-          <w:sz w:val="19"/>
-        </w:rPr>
-        <w:t xml:space="preserve"> </w:t>
-      </w:r>
-      <w:r>
-        <w:rPr>
+          <w:rFonts w:ascii="Arial" w:hAnsi="Arial" w:cs="Arial"/>
+          <w:sz w:val="21"/>
+          <w:szCs w:val="21"/>
+        </w:rPr>
+        <w:t xml:space="preserve"> </w:t>
+      </w:r>
+      <w:r>
+        <w:rPr>
+          <w:rFonts w:ascii="Arial" w:hAnsi="Arial" w:cs="Arial"/>
           <w:spacing w:val="-8"/>
-          <w:sz w:val="19"/>
+          <w:sz w:val="21"/>
+          <w:szCs w:val="21"/>
         </w:rPr>
         <w:t>take</w:t>
       </w:r>
       <w:r>
         <w:rPr>
-          <w:sz w:val="19"/>
-        </w:rPr>
-        <w:t xml:space="preserve"> </w:t>
-      </w:r>
-      <w:r>
-        <w:rPr>
+          <w:rFonts w:ascii="Arial" w:hAnsi="Arial" w:cs="Arial"/>
+          <w:sz w:val="21"/>
+          <w:szCs w:val="21"/>
+        </w:rPr>
+        <w:t xml:space="preserve"> </w:t>
+      </w:r>
+      <w:r>
+        <w:rPr>
+          <w:rFonts w:ascii="Arial" w:hAnsi="Arial" w:cs="Arial"/>
           <w:spacing w:val="-8"/>
-          <w:sz w:val="19"/>
+          <w:sz w:val="21"/>
+          <w:szCs w:val="21"/>
         </w:rPr>
         <w:t>responsibility</w:t>
       </w:r>
       <w:r>
         <w:rPr>
-          <w:sz w:val="19"/>
-        </w:rPr>
-        <w:t xml:space="preserve"> </w:t>
-      </w:r>
-      <w:r>
-        <w:rPr>
+          <w:rFonts w:ascii="Arial" w:hAnsi="Arial" w:cs="Arial"/>
+          <w:sz w:val="21"/>
+          <w:szCs w:val="21"/>
+        </w:rPr>
+        <w:t xml:space="preserve"> </w:t>
+      </w:r>
+      <w:r>
+        <w:rPr>
+          <w:rFonts w:ascii="Arial" w:hAnsi="Arial" w:cs="Arial"/>
           <w:spacing w:val="-8"/>
-          <w:sz w:val="19"/>
+          <w:sz w:val="21"/>
+          <w:szCs w:val="21"/>
         </w:rPr>
         <w:t>for</w:t>
       </w:r>
       <w:r>
         <w:rPr>
-          <w:sz w:val="19"/>
-        </w:rPr>
-        <w:t xml:space="preserve"> </w:t>
-      </w:r>
-      <w:r>
-        <w:rPr>
+          <w:rFonts w:ascii="Arial" w:hAnsi="Arial" w:cs="Arial"/>
+          <w:sz w:val="21"/>
+          <w:szCs w:val="21"/>
+        </w:rPr>
+        <w:t xml:space="preserve"> </w:t>
+      </w:r>
+      <w:r>
+        <w:rPr>
+          <w:rFonts w:ascii="Arial" w:hAnsi="Arial" w:cs="Arial"/>
           <w:spacing w:val="-8"/>
-          <w:sz w:val="19"/>
+          <w:sz w:val="21"/>
+          <w:szCs w:val="21"/>
         </w:rPr>
         <w:t>such</w:t>
       </w:r>
       <w:r>
         <w:rPr>
-          <w:sz w:val="19"/>
-        </w:rPr>
-        <w:t xml:space="preserve"> </w:t>
-      </w:r>
-      <w:r>
-        <w:rPr>
+          <w:rFonts w:ascii="Arial" w:hAnsi="Arial" w:cs="Arial"/>
+          <w:sz w:val="21"/>
+          <w:szCs w:val="21"/>
+        </w:rPr>
+        <w:t xml:space="preserve"> </w:t>
+      </w:r>
+      <w:r>
+        <w:rPr>
+          <w:rFonts w:ascii="Arial" w:hAnsi="Arial" w:cs="Arial"/>
           <w:spacing w:val="-8"/>
-          <w:sz w:val="19"/>
+          <w:sz w:val="21"/>
+          <w:szCs w:val="21"/>
         </w:rPr>
         <w:t>payments.</w:t>
       </w:r>
@@ -4009,329 +5500,525 @@
         <w:pStyle w:val="BodyText"/>
         <w:spacing w:before="36"/>
         <w:rPr>
+          <w:rFonts w:ascii="Arial" w:hAnsi="Arial" w:cs="Arial"/>
           <w:b w:val="0"/>
-          <w:sz w:val="19"/>
+          <w:sz w:val="21"/>
+          <w:szCs w:val="21"/>
         </w:rPr>
       </w:pPr>
     </w:p>
     <w:p>
       <w:pPr>
         <w:pStyle w:val="BodyText"/>
-        <w:spacing w:line="225" w:lineRule="auto"/>
         <w:ind w:left="90" w:right="223"/>
+        <w:rPr>
+          <w:rFonts w:ascii="Arial" w:hAnsi="Arial" w:cs="Arial"/>
+          <w:sz w:val="21"/>
+          <w:szCs w:val="21"/>
+        </w:rPr>
       </w:pPr>
       <w:r>
         <w:rPr>
-          <w:spacing w:val="-4"/>
-          <w:w w:val="90"/>
+          <w:rFonts w:ascii="Arial" w:hAnsi="Arial" w:cs="Arial"/>
+          <w:spacing w:val="-4"/>
+          <w:w w:val="90"/>
+          <w:sz w:val="21"/>
+          <w:szCs w:val="21"/>
         </w:rPr>
         <w:t>For any clarifications</w:t>
       </w:r>
       <w:r>
-        <w:t xml:space="preserve"> </w:t>
-      </w:r>
-      <w:r>
-        <w:rPr>
-          <w:spacing w:val="-4"/>
-          <w:w w:val="90"/>
+        <w:rPr>
+          <w:rFonts w:ascii="Arial" w:hAnsi="Arial" w:cs="Arial"/>
+          <w:sz w:val="21"/>
+          <w:szCs w:val="21"/>
+        </w:rPr>
+        <w:t xml:space="preserve"> </w:t>
+      </w:r>
+      <w:r>
+        <w:rPr>
+          <w:rFonts w:ascii="Arial" w:hAnsi="Arial" w:cs="Arial"/>
+          <w:spacing w:val="-4"/>
+          <w:w w:val="90"/>
+          <w:sz w:val="21"/>
+          <w:szCs w:val="21"/>
         </w:rPr>
         <w:t>or to resolve</w:t>
       </w:r>
       <w:r>
-        <w:t xml:space="preserve"> </w:t>
-      </w:r>
-      <w:r>
-        <w:rPr>
-          <w:spacing w:val="-4"/>
-          <w:w w:val="90"/>
+        <w:rPr>
+          <w:rFonts w:ascii="Arial" w:hAnsi="Arial" w:cs="Arial"/>
+          <w:sz w:val="21"/>
+          <w:szCs w:val="21"/>
+        </w:rPr>
+        <w:t xml:space="preserve"> </w:t>
+      </w:r>
+      <w:r>
+        <w:rPr>
+          <w:rFonts w:ascii="Arial" w:hAnsi="Arial" w:cs="Arial"/>
+          <w:spacing w:val="-4"/>
+          <w:w w:val="90"/>
+          <w:sz w:val="21"/>
+          <w:szCs w:val="21"/>
         </w:rPr>
         <w:t>this</w:t>
       </w:r>
       <w:r>
-        <w:t xml:space="preserve"> </w:t>
-      </w:r>
-      <w:r>
-        <w:rPr>
-          <w:spacing w:val="-4"/>
-          <w:w w:val="90"/>
+        <w:rPr>
+          <w:rFonts w:ascii="Arial" w:hAnsi="Arial" w:cs="Arial"/>
+          <w:sz w:val="21"/>
+          <w:szCs w:val="21"/>
+        </w:rPr>
+        <w:t xml:space="preserve"> </w:t>
+      </w:r>
+      <w:r>
+        <w:rPr>
+          <w:rFonts w:ascii="Arial" w:hAnsi="Arial" w:cs="Arial"/>
+          <w:spacing w:val="-4"/>
+          <w:w w:val="90"/>
+          <w:sz w:val="21"/>
+          <w:szCs w:val="21"/>
         </w:rPr>
         <w:t>matter promptly,</w:t>
       </w:r>
       <w:r>
-        <w:t xml:space="preserve"> </w:t>
-      </w:r>
-      <w:r>
-        <w:rPr>
-          <w:spacing w:val="-4"/>
-          <w:w w:val="90"/>
+        <w:rPr>
+          <w:rFonts w:ascii="Arial" w:hAnsi="Arial" w:cs="Arial"/>
+          <w:sz w:val="21"/>
+          <w:szCs w:val="21"/>
+        </w:rPr>
+        <w:t xml:space="preserve"> </w:t>
+      </w:r>
+      <w:r>
+        <w:rPr>
+          <w:rFonts w:ascii="Arial" w:hAnsi="Arial" w:cs="Arial"/>
+          <w:spacing w:val="-4"/>
+          <w:w w:val="90"/>
+          <w:sz w:val="21"/>
+          <w:szCs w:val="21"/>
         </w:rPr>
         <w:t>you</w:t>
       </w:r>
       <w:r>
         <w:rPr>
+          <w:rFonts w:ascii="Arial" w:hAnsi="Arial" w:cs="Arial"/>
           <w:spacing w:val="-6"/>
-        </w:rPr>
-        <w:t xml:space="preserve"> </w:t>
-      </w:r>
-      <w:r>
-        <w:rPr>
-          <w:spacing w:val="-4"/>
-          <w:w w:val="90"/>
+          <w:sz w:val="21"/>
+          <w:szCs w:val="21"/>
+        </w:rPr>
+        <w:t xml:space="preserve"> </w:t>
+      </w:r>
+      <w:r>
+        <w:rPr>
+          <w:rFonts w:ascii="Arial" w:hAnsi="Arial" w:cs="Arial"/>
+          <w:spacing w:val="-4"/>
+          <w:w w:val="90"/>
+          <w:sz w:val="21"/>
+          <w:szCs w:val="21"/>
         </w:rPr>
         <w:t>may contact</w:t>
       </w:r>
       <w:r>
         <w:rPr>
+          <w:rFonts w:ascii="Arial" w:hAnsi="Arial" w:cs="Arial"/>
           <w:spacing w:val="-1"/>
-        </w:rPr>
-        <w:t xml:space="preserve"> </w:t>
-      </w:r>
-      <w:r>
-        <w:rPr>
-          <w:spacing w:val="-4"/>
-          <w:w w:val="90"/>
+          <w:sz w:val="21"/>
+          <w:szCs w:val="21"/>
+        </w:rPr>
+        <w:t xml:space="preserve"> </w:t>
+      </w:r>
+      <w:r>
+        <w:rPr>
+          <w:rFonts w:ascii="Arial" w:hAnsi="Arial" w:cs="Arial"/>
+          <w:spacing w:val="-4"/>
+          <w:w w:val="90"/>
+          <w:sz w:val="21"/>
+          <w:szCs w:val="21"/>
         </w:rPr>
         <w:t>our customer service</w:t>
       </w:r>
       <w:r>
-        <w:t xml:space="preserve"> </w:t>
-      </w:r>
-      <w:r>
-        <w:rPr>
-          <w:spacing w:val="-4"/>
-          <w:w w:val="90"/>
+        <w:rPr>
+          <w:rFonts w:ascii="Arial" w:hAnsi="Arial" w:cs="Arial"/>
+          <w:sz w:val="21"/>
+          <w:szCs w:val="21"/>
+        </w:rPr>
+        <w:t xml:space="preserve"> </w:t>
+      </w:r>
+      <w:r>
+        <w:rPr>
+          <w:rFonts w:ascii="Arial" w:hAnsi="Arial" w:cs="Arial"/>
+          <w:spacing w:val="-4"/>
+          <w:w w:val="90"/>
+          <w:sz w:val="21"/>
+          <w:szCs w:val="21"/>
         </w:rPr>
         <w:t>at</w:t>
       </w:r>
       <w:r>
         <w:rPr>
+          <w:rFonts w:ascii="Arial" w:hAnsi="Arial" w:cs="Arial"/>
           <w:spacing w:val="-1"/>
-        </w:rPr>
-        <w:t xml:space="preserve"> </w:t>
-      </w:r>
-      <w:r>
-        <w:rPr>
-          <w:spacing w:val="-4"/>
-          <w:w w:val="90"/>
+          <w:sz w:val="21"/>
+          <w:szCs w:val="21"/>
+        </w:rPr>
+        <w:t xml:space="preserve"> </w:t>
+      </w:r>
+      <w:r>
+        <w:rPr>
+          <w:rFonts w:ascii="Arial" w:hAnsi="Arial" w:cs="Arial"/>
+          <w:spacing w:val="-4"/>
+          <w:w w:val="90"/>
+          <w:sz w:val="21"/>
+          <w:szCs w:val="21"/>
         </w:rPr>
         <w:t>9642160111 or visit</w:t>
       </w:r>
       <w:r>
         <w:rPr>
+          <w:rFonts w:ascii="Arial" w:hAnsi="Arial" w:cs="Arial"/>
           <w:spacing w:val="-1"/>
-        </w:rPr>
-        <w:t xml:space="preserve"> </w:t>
-      </w:r>
-      <w:r>
-        <w:rPr>
-          <w:spacing w:val="-4"/>
-          <w:w w:val="90"/>
+          <w:sz w:val="21"/>
+          <w:szCs w:val="21"/>
+        </w:rPr>
+        <w:t xml:space="preserve"> </w:t>
+      </w:r>
+      <w:r>
+        <w:rPr>
+          <w:rFonts w:ascii="Arial" w:hAnsi="Arial" w:cs="Arial"/>
+          <w:spacing w:val="-4"/>
+          <w:w w:val="90"/>
+          <w:sz w:val="21"/>
+          <w:szCs w:val="21"/>
         </w:rPr>
         <w:t>the</w:t>
       </w:r>
       <w:r>
-        <w:t xml:space="preserve"> </w:t>
-      </w:r>
-      <w:r>
-        <w:rPr>
-          <w:spacing w:val="-4"/>
-          <w:w w:val="90"/>
+        <w:rPr>
+          <w:rFonts w:ascii="Arial" w:hAnsi="Arial" w:cs="Arial"/>
+          <w:sz w:val="21"/>
+          <w:szCs w:val="21"/>
+        </w:rPr>
+        <w:t xml:space="preserve"> </w:t>
+      </w:r>
+      <w:r>
+        <w:rPr>
+          <w:rFonts w:ascii="Arial" w:hAnsi="Arial" w:cs="Arial"/>
+          <w:spacing w:val="-4"/>
+          <w:w w:val="90"/>
+          <w:sz w:val="21"/>
+          <w:szCs w:val="21"/>
         </w:rPr>
         <w:t>nearest</w:t>
       </w:r>
       <w:r>
         <w:rPr>
+          <w:rFonts w:ascii="Arial" w:hAnsi="Arial" w:cs="Arial"/>
           <w:spacing w:val="-1"/>
-        </w:rPr>
-        <w:t xml:space="preserve"> </w:t>
-      </w:r>
-      <w:r>
-        <w:rPr>
-          <w:spacing w:val="-4"/>
-          <w:w w:val="90"/>
+          <w:sz w:val="21"/>
+          <w:szCs w:val="21"/>
+        </w:rPr>
+        <w:t xml:space="preserve"> </w:t>
+      </w:r>
+      <w:r>
+        <w:rPr>
+          <w:rFonts w:ascii="Arial" w:hAnsi="Arial" w:cs="Arial"/>
+          <w:spacing w:val="-4"/>
+          <w:w w:val="90"/>
+          <w:sz w:val="21"/>
+          <w:szCs w:val="21"/>
         </w:rPr>
         <w:t xml:space="preserve">branch at </w:t>
       </w:r>
       <w:r>
         <w:rPr>
+          <w:rFonts w:ascii="Arial" w:hAnsi="Arial" w:cs="Arial"/>
           <w:spacing w:val="-10"/>
+          <w:sz w:val="21"/>
+          <w:szCs w:val="21"/>
         </w:rPr>
         <w:t>your</w:t>
       </w:r>
       <w:r>
         <w:rPr>
+          <w:rFonts w:ascii="Arial" w:hAnsi="Arial" w:cs="Arial"/>
           <w:spacing w:val="-12"/>
-        </w:rPr>
-        <w:t xml:space="preserve"> </w:t>
-      </w:r>
-      <w:r>
-        <w:rPr>
+          <w:sz w:val="21"/>
+          <w:szCs w:val="21"/>
+        </w:rPr>
+        <w:t xml:space="preserve"> </w:t>
+      </w:r>
+      <w:r>
+        <w:rPr>
+          <w:rFonts w:ascii="Arial" w:hAnsi="Arial" w:cs="Arial"/>
           <w:spacing w:val="-10"/>
+          <w:sz w:val="21"/>
+          <w:szCs w:val="21"/>
         </w:rPr>
         <w:t>earliest</w:t>
       </w:r>
       <w:r>
         <w:rPr>
-          <w:spacing w:val="-4"/>
-        </w:rPr>
-        <w:t xml:space="preserve"> </w:t>
-      </w:r>
-      <w:r>
-        <w:rPr>
+          <w:rFonts w:ascii="Arial" w:hAnsi="Arial" w:cs="Arial"/>
+          <w:spacing w:val="-4"/>
+          <w:sz w:val="21"/>
+          <w:szCs w:val="21"/>
+        </w:rPr>
+        <w:t xml:space="preserve"> </w:t>
+      </w:r>
+      <w:r>
+        <w:rPr>
+          <w:rFonts w:ascii="Arial" w:hAnsi="Arial" w:cs="Arial"/>
           <w:spacing w:val="-10"/>
+          <w:sz w:val="21"/>
+          <w:szCs w:val="21"/>
         </w:rPr>
         <w:t>convenience.</w:t>
       </w:r>
       <w:r>
-        <w:t xml:space="preserve"> </w:t>
-      </w:r>
-      <w:r>
-        <w:rPr>
+        <w:rPr>
+          <w:rFonts w:ascii="Arial" w:hAnsi="Arial" w:cs="Arial"/>
+          <w:sz w:val="21"/>
+          <w:szCs w:val="21"/>
+        </w:rPr>
+        <w:t xml:space="preserve"> </w:t>
+      </w:r>
+      <w:r>
+        <w:rPr>
+          <w:rFonts w:ascii="Arial" w:hAnsi="Arial" w:cs="Arial"/>
           <w:spacing w:val="-10"/>
+          <w:sz w:val="21"/>
+          <w:szCs w:val="21"/>
         </w:rPr>
         <w:t>Please</w:t>
       </w:r>
       <w:r>
-        <w:t xml:space="preserve"> </w:t>
-      </w:r>
-      <w:r>
-        <w:rPr>
+        <w:rPr>
+          <w:rFonts w:ascii="Arial" w:hAnsi="Arial" w:cs="Arial"/>
+          <w:sz w:val="21"/>
+          <w:szCs w:val="21"/>
+        </w:rPr>
+        <w:t xml:space="preserve"> </w:t>
+      </w:r>
+      <w:r>
+        <w:rPr>
+          <w:rFonts w:ascii="Arial" w:hAnsi="Arial" w:cs="Arial"/>
           <w:spacing w:val="-10"/>
+          <w:sz w:val="21"/>
+          <w:szCs w:val="21"/>
         </w:rPr>
         <w:t>note</w:t>
       </w:r>
       <w:r>
-        <w:t xml:space="preserve"> </w:t>
-      </w:r>
-      <w:r>
-        <w:rPr>
+        <w:rPr>
+          <w:rFonts w:ascii="Arial" w:hAnsi="Arial" w:cs="Arial"/>
+          <w:sz w:val="21"/>
+          <w:szCs w:val="21"/>
+        </w:rPr>
+        <w:t xml:space="preserve"> </w:t>
+      </w:r>
+      <w:r>
+        <w:rPr>
+          <w:rFonts w:ascii="Arial" w:hAnsi="Arial" w:cs="Arial"/>
           <w:spacing w:val="-10"/>
+          <w:sz w:val="21"/>
+          <w:szCs w:val="21"/>
         </w:rPr>
         <w:t>that</w:t>
       </w:r>
       <w:r>
         <w:rPr>
-          <w:spacing w:val="-4"/>
-        </w:rPr>
-        <w:t xml:space="preserve"> </w:t>
-      </w:r>
-      <w:r>
-        <w:rPr>
+          <w:rFonts w:ascii="Arial" w:hAnsi="Arial" w:cs="Arial"/>
+          <w:spacing w:val="-4"/>
+          <w:sz w:val="21"/>
+          <w:szCs w:val="21"/>
+        </w:rPr>
+        <w:t xml:space="preserve"> </w:t>
+      </w:r>
+      <w:r>
+        <w:rPr>
+          <w:rFonts w:ascii="Arial" w:hAnsi="Arial" w:cs="Arial"/>
           <w:spacing w:val="-10"/>
+          <w:sz w:val="21"/>
+          <w:szCs w:val="21"/>
         </w:rPr>
         <w:t>failure</w:t>
       </w:r>
       <w:r>
-        <w:t xml:space="preserve"> </w:t>
-      </w:r>
-      <w:r>
-        <w:rPr>
+        <w:rPr>
+          <w:rFonts w:ascii="Arial" w:hAnsi="Arial" w:cs="Arial"/>
+          <w:sz w:val="21"/>
+          <w:szCs w:val="21"/>
+        </w:rPr>
+        <w:t xml:space="preserve"> </w:t>
+      </w:r>
+      <w:r>
+        <w:rPr>
+          <w:rFonts w:ascii="Arial" w:hAnsi="Arial" w:cs="Arial"/>
           <w:spacing w:val="-10"/>
+          <w:sz w:val="21"/>
+          <w:szCs w:val="21"/>
         </w:rPr>
         <w:t>to</w:t>
       </w:r>
       <w:r>
         <w:rPr>
+          <w:rFonts w:ascii="Arial" w:hAnsi="Arial" w:cs="Arial"/>
           <w:spacing w:val="-11"/>
-        </w:rPr>
-        <w:t xml:space="preserve"> </w:t>
-      </w:r>
-      <w:r>
-        <w:rPr>
+          <w:sz w:val="21"/>
+          <w:szCs w:val="21"/>
+        </w:rPr>
+        <w:t xml:space="preserve"> </w:t>
+      </w:r>
+      <w:r>
+        <w:rPr>
+          <w:rFonts w:ascii="Arial" w:hAnsi="Arial" w:cs="Arial"/>
           <w:spacing w:val="-10"/>
+          <w:sz w:val="21"/>
+          <w:szCs w:val="21"/>
         </w:rPr>
         <w:t>address</w:t>
       </w:r>
       <w:r>
         <w:rPr>
-          <w:spacing w:val="-2"/>
-        </w:rPr>
-        <w:t xml:space="preserve"> </w:t>
-      </w:r>
-      <w:r>
-        <w:rPr>
+          <w:rFonts w:ascii="Arial" w:hAnsi="Arial" w:cs="Arial"/>
+          <w:spacing w:val="-2"/>
+          <w:sz w:val="21"/>
+          <w:szCs w:val="21"/>
+        </w:rPr>
+        <w:t xml:space="preserve"> </w:t>
+      </w:r>
+      <w:r>
+        <w:rPr>
+          <w:rFonts w:ascii="Arial" w:hAnsi="Arial" w:cs="Arial"/>
           <w:spacing w:val="-10"/>
+          <w:sz w:val="21"/>
+          <w:szCs w:val="21"/>
         </w:rPr>
         <w:t>this</w:t>
       </w:r>
       <w:r>
         <w:rPr>
-          <w:spacing w:val="-2"/>
-        </w:rPr>
-        <w:t xml:space="preserve"> </w:t>
-      </w:r>
-      <w:r>
-        <w:rPr>
+          <w:rFonts w:ascii="Arial" w:hAnsi="Arial" w:cs="Arial"/>
+          <w:spacing w:val="-2"/>
+          <w:sz w:val="21"/>
+          <w:szCs w:val="21"/>
+        </w:rPr>
+        <w:t xml:space="preserve"> </w:t>
+      </w:r>
+      <w:r>
+        <w:rPr>
+          <w:rFonts w:ascii="Arial" w:hAnsi="Arial" w:cs="Arial"/>
           <w:spacing w:val="-10"/>
+          <w:sz w:val="21"/>
+          <w:szCs w:val="21"/>
         </w:rPr>
         <w:t>notice</w:t>
       </w:r>
       <w:r>
-        <w:t xml:space="preserve"> </w:t>
-      </w:r>
-      <w:r>
-        <w:rPr>
+        <w:rPr>
+          <w:rFonts w:ascii="Arial" w:hAnsi="Arial" w:cs="Arial"/>
+          <w:sz w:val="21"/>
+          <w:szCs w:val="21"/>
+        </w:rPr>
+        <w:t xml:space="preserve"> </w:t>
+      </w:r>
+      <w:r>
+        <w:rPr>
+          <w:rFonts w:ascii="Arial" w:hAnsi="Arial" w:cs="Arial"/>
           <w:spacing w:val="-10"/>
+          <w:sz w:val="21"/>
+          <w:szCs w:val="21"/>
         </w:rPr>
         <w:t>may</w:t>
       </w:r>
       <w:r>
         <w:rPr>
+          <w:rFonts w:ascii="Arial" w:hAnsi="Arial" w:cs="Arial"/>
           <w:spacing w:val="-11"/>
-        </w:rPr>
-        <w:t xml:space="preserve"> </w:t>
-      </w:r>
-      <w:r>
-        <w:rPr>
+          <w:sz w:val="21"/>
+          <w:szCs w:val="21"/>
+        </w:rPr>
+        <w:t xml:space="preserve"> </w:t>
+      </w:r>
+      <w:r>
+        <w:rPr>
+          <w:rFonts w:ascii="Arial" w:hAnsi="Arial" w:cs="Arial"/>
           <w:spacing w:val="-10"/>
+          <w:sz w:val="21"/>
+          <w:szCs w:val="21"/>
         </w:rPr>
         <w:t>lead</w:t>
       </w:r>
       <w:r>
         <w:rPr>
+          <w:rFonts w:ascii="Arial" w:hAnsi="Arial" w:cs="Arial"/>
           <w:spacing w:val="-21"/>
-        </w:rPr>
-        <w:t xml:space="preserve"> </w:t>
-      </w:r>
-      <w:r>
-        <w:rPr>
+          <w:sz w:val="21"/>
+          <w:szCs w:val="21"/>
+        </w:rPr>
+        <w:t xml:space="preserve"> </w:t>
+      </w:r>
+      <w:r>
+        <w:rPr>
+          <w:rFonts w:ascii="Arial" w:hAnsi="Arial" w:cs="Arial"/>
           <w:spacing w:val="-10"/>
+          <w:sz w:val="21"/>
+          <w:szCs w:val="21"/>
         </w:rPr>
         <w:t>to</w:t>
       </w:r>
       <w:r>
         <w:rPr>
+          <w:rFonts w:ascii="Arial" w:hAnsi="Arial" w:cs="Arial"/>
           <w:spacing w:val="-11"/>
-        </w:rPr>
-        <w:t xml:space="preserve"> </w:t>
-      </w:r>
-      <w:r>
-        <w:rPr>
+          <w:sz w:val="21"/>
+          <w:szCs w:val="21"/>
+        </w:rPr>
+        <w:t xml:space="preserve"> </w:t>
+      </w:r>
+      <w:r>
+        <w:rPr>
+          <w:rFonts w:ascii="Arial" w:hAnsi="Arial" w:cs="Arial"/>
           <w:spacing w:val="-10"/>
+          <w:sz w:val="21"/>
+          <w:szCs w:val="21"/>
         </w:rPr>
         <w:t>serious</w:t>
       </w:r>
       <w:r>
         <w:rPr>
-          <w:spacing w:val="-2"/>
-        </w:rPr>
-        <w:t xml:space="preserve"> </w:t>
-      </w:r>
-      <w:r>
-        <w:rPr>
+          <w:rFonts w:ascii="Arial" w:hAnsi="Arial" w:cs="Arial"/>
+          <w:spacing w:val="-2"/>
+          <w:sz w:val="21"/>
+          <w:szCs w:val="21"/>
+        </w:rPr>
+        <w:t xml:space="preserve"> </w:t>
+      </w:r>
+      <w:r>
+        <w:rPr>
+          <w:rFonts w:ascii="Arial" w:hAnsi="Arial" w:cs="Arial"/>
           <w:spacing w:val="-10"/>
+          <w:sz w:val="21"/>
+          <w:szCs w:val="21"/>
         </w:rPr>
         <w:t>legal</w:t>
       </w:r>
       <w:r>
         <w:rPr>
+          <w:rFonts w:ascii="Arial" w:hAnsi="Arial" w:cs="Arial"/>
           <w:spacing w:val="-6"/>
-        </w:rPr>
-        <w:t xml:space="preserve"> </w:t>
-      </w:r>
-      <w:r>
-        <w:rPr>
+          <w:sz w:val="21"/>
+          <w:szCs w:val="21"/>
+        </w:rPr>
+        <w:t xml:space="preserve"> </w:t>
+      </w:r>
+      <w:r>
+        <w:rPr>
+          <w:rFonts w:ascii="Arial" w:hAnsi="Arial" w:cs="Arial"/>
           <w:spacing w:val="-10"/>
+          <w:sz w:val="21"/>
+          <w:szCs w:val="21"/>
         </w:rPr>
         <w:t>consequences.</w:t>
       </w:r>
@@ -4340,704 +6027,919 @@
       <w:pPr>
         <w:pStyle w:val="BodyText"/>
         <w:spacing w:before="8"/>
+        <w:rPr>
+          <w:rFonts w:ascii="Arial" w:hAnsi="Arial" w:cs="Arial"/>
+          <w:sz w:val="21"/>
+          <w:szCs w:val="21"/>
+        </w:rPr>
       </w:pPr>
     </w:p>
     <w:p>
       <w:pPr>
-        <w:spacing w:line="434" w:lineRule="auto"/>
-        <w:ind w:left="90" w:right="2815"/>
-        <w:rPr>
-          <w:sz w:val="19"/>
+        <w:ind w:left="90"/>
+        <w:rPr>
+          <w:rFonts w:ascii="Arial" w:hAnsi="Arial" w:cs="Arial"/>
+          <w:w w:val="90"/>
+          <w:sz w:val="21"/>
+          <w:szCs w:val="21"/>
         </w:rPr>
       </w:pPr>
       <w:r>
         <w:rPr>
-          <w:w w:val="90"/>
-          <w:sz w:val="19"/>
+          <w:rFonts w:ascii="Arial" w:hAnsi="Arial" w:cs="Arial"/>
+          <w:w w:val="90"/>
+          <w:sz w:val="21"/>
+          <w:szCs w:val="21"/>
         </w:rPr>
         <w:t>We</w:t>
       </w:r>
       <w:r>
         <w:rPr>
+          <w:rFonts w:ascii="Arial" w:hAnsi="Arial" w:cs="Arial"/>
           <w:spacing w:val="-8"/>
           <w:w w:val="90"/>
-          <w:sz w:val="19"/>
-        </w:rPr>
-        <w:t xml:space="preserve"> </w:t>
-      </w:r>
-      <w:r>
-        <w:rPr>
-          <w:w w:val="90"/>
-          <w:sz w:val="19"/>
+          <w:sz w:val="21"/>
+          <w:szCs w:val="21"/>
+        </w:rPr>
+        <w:t xml:space="preserve"> </w:t>
+      </w:r>
+      <w:r>
+        <w:rPr>
+          <w:rFonts w:ascii="Arial" w:hAnsi="Arial" w:cs="Arial"/>
+          <w:w w:val="90"/>
+          <w:sz w:val="21"/>
+          <w:szCs w:val="21"/>
         </w:rPr>
         <w:t>urge</w:t>
       </w:r>
       <w:r>
         <w:rPr>
+          <w:rFonts w:ascii="Arial" w:hAnsi="Arial" w:cs="Arial"/>
           <w:spacing w:val="-7"/>
           <w:w w:val="90"/>
-          <w:sz w:val="19"/>
-        </w:rPr>
-        <w:t xml:space="preserve"> </w:t>
-      </w:r>
-      <w:r>
-        <w:rPr>
-          <w:w w:val="90"/>
-          <w:sz w:val="19"/>
+          <w:sz w:val="21"/>
+          <w:szCs w:val="21"/>
+        </w:rPr>
+        <w:t xml:space="preserve"> </w:t>
+      </w:r>
+      <w:r>
+        <w:rPr>
+          <w:rFonts w:ascii="Arial" w:hAnsi="Arial" w:cs="Arial"/>
+          <w:w w:val="90"/>
+          <w:sz w:val="21"/>
+          <w:szCs w:val="21"/>
         </w:rPr>
         <w:t>you</w:t>
       </w:r>
       <w:r>
         <w:rPr>
+          <w:rFonts w:ascii="Arial" w:hAnsi="Arial" w:cs="Arial"/>
           <w:spacing w:val="-7"/>
           <w:w w:val="90"/>
-          <w:sz w:val="19"/>
-        </w:rPr>
-        <w:t xml:space="preserve"> </w:t>
-      </w:r>
-      <w:r>
-        <w:rPr>
-          <w:w w:val="90"/>
-          <w:sz w:val="19"/>
+          <w:sz w:val="21"/>
+          <w:szCs w:val="21"/>
+        </w:rPr>
+        <w:t xml:space="preserve"> </w:t>
+      </w:r>
+      <w:r>
+        <w:rPr>
+          <w:rFonts w:ascii="Arial" w:hAnsi="Arial" w:cs="Arial"/>
+          <w:w w:val="90"/>
+          <w:sz w:val="21"/>
+          <w:szCs w:val="21"/>
         </w:rPr>
         <w:t>to</w:t>
       </w:r>
       <w:r>
         <w:rPr>
+          <w:rFonts w:ascii="Arial" w:hAnsi="Arial" w:cs="Arial"/>
           <w:spacing w:val="-7"/>
           <w:w w:val="90"/>
-          <w:sz w:val="19"/>
-        </w:rPr>
-        <w:t xml:space="preserve"> </w:t>
-      </w:r>
-      <w:r>
-        <w:rPr>
-          <w:w w:val="90"/>
-          <w:sz w:val="19"/>
+          <w:sz w:val="21"/>
+          <w:szCs w:val="21"/>
+        </w:rPr>
+        <w:t xml:space="preserve"> </w:t>
+      </w:r>
+      <w:r>
+        <w:rPr>
+          <w:rFonts w:ascii="Arial" w:hAnsi="Arial" w:cs="Arial"/>
+          <w:w w:val="90"/>
+          <w:sz w:val="21"/>
+          <w:szCs w:val="21"/>
         </w:rPr>
         <w:t>treat</w:t>
       </w:r>
       <w:r>
         <w:rPr>
+          <w:rFonts w:ascii="Arial" w:hAnsi="Arial" w:cs="Arial"/>
           <w:spacing w:val="-6"/>
           <w:w w:val="90"/>
-          <w:sz w:val="19"/>
-        </w:rPr>
-        <w:t xml:space="preserve"> </w:t>
-      </w:r>
-      <w:r>
-        <w:rPr>
-          <w:w w:val="90"/>
-          <w:sz w:val="19"/>
+          <w:sz w:val="21"/>
+          <w:szCs w:val="21"/>
+        </w:rPr>
+        <w:t xml:space="preserve"> </w:t>
+      </w:r>
+      <w:r>
+        <w:rPr>
+          <w:rFonts w:ascii="Arial" w:hAnsi="Arial" w:cs="Arial"/>
+          <w:w w:val="90"/>
+          <w:sz w:val="21"/>
+          <w:szCs w:val="21"/>
         </w:rPr>
         <w:t>this matter</w:t>
       </w:r>
       <w:r>
         <w:rPr>
+          <w:rFonts w:ascii="Arial" w:hAnsi="Arial" w:cs="Arial"/>
           <w:spacing w:val="-3"/>
           <w:w w:val="90"/>
-          <w:sz w:val="19"/>
-        </w:rPr>
-        <w:t xml:space="preserve"> </w:t>
-      </w:r>
-      <w:r>
-        <w:rPr>
-          <w:w w:val="90"/>
-          <w:sz w:val="19"/>
+          <w:sz w:val="21"/>
+          <w:szCs w:val="21"/>
+        </w:rPr>
+        <w:t xml:space="preserve"> </w:t>
+      </w:r>
+      <w:r>
+        <w:rPr>
+          <w:rFonts w:ascii="Arial" w:hAnsi="Arial" w:cs="Arial"/>
+          <w:w w:val="90"/>
+          <w:sz w:val="21"/>
+          <w:szCs w:val="21"/>
         </w:rPr>
         <w:t>with</w:t>
       </w:r>
       <w:r>
         <w:rPr>
+          <w:rFonts w:ascii="Arial" w:hAnsi="Arial" w:cs="Arial"/>
           <w:spacing w:val="-7"/>
           <w:w w:val="90"/>
-          <w:sz w:val="19"/>
-        </w:rPr>
-        <w:t xml:space="preserve"> </w:t>
-      </w:r>
-      <w:r>
-        <w:rPr>
-          <w:w w:val="90"/>
-          <w:sz w:val="19"/>
+          <w:sz w:val="21"/>
+          <w:szCs w:val="21"/>
+        </w:rPr>
+        <w:t xml:space="preserve"> </w:t>
+      </w:r>
+      <w:r>
+        <w:rPr>
+          <w:rFonts w:ascii="Arial" w:hAnsi="Arial" w:cs="Arial"/>
+          <w:w w:val="90"/>
+          <w:sz w:val="21"/>
+          <w:szCs w:val="21"/>
         </w:rPr>
         <w:t>the</w:t>
       </w:r>
       <w:r>
         <w:rPr>
+          <w:rFonts w:ascii="Arial" w:hAnsi="Arial" w:cs="Arial"/>
           <w:spacing w:val="-8"/>
           <w:w w:val="90"/>
-          <w:sz w:val="19"/>
-        </w:rPr>
-        <w:t xml:space="preserve"> </w:t>
-      </w:r>
-      <w:r>
-        <w:rPr>
-          <w:w w:val="90"/>
-          <w:sz w:val="19"/>
+          <w:sz w:val="21"/>
+          <w:szCs w:val="21"/>
+        </w:rPr>
+        <w:t xml:space="preserve"> </w:t>
+      </w:r>
+      <w:r>
+        <w:rPr>
+          <w:rFonts w:ascii="Arial" w:hAnsi="Arial" w:cs="Arial"/>
+          <w:w w:val="90"/>
+          <w:sz w:val="21"/>
+          <w:szCs w:val="21"/>
         </w:rPr>
         <w:t>highest</w:t>
       </w:r>
       <w:r>
         <w:rPr>
+          <w:rFonts w:ascii="Arial" w:hAnsi="Arial" w:cs="Arial"/>
           <w:spacing w:val="-3"/>
           <w:w w:val="90"/>
-          <w:sz w:val="19"/>
-        </w:rPr>
-        <w:t xml:space="preserve"> </w:t>
-      </w:r>
-      <w:r>
-        <w:rPr>
-          <w:w w:val="90"/>
-          <w:sz w:val="19"/>
+          <w:sz w:val="21"/>
+          <w:szCs w:val="21"/>
+        </w:rPr>
+        <w:t xml:space="preserve"> </w:t>
+      </w:r>
+      <w:r>
+        <w:rPr>
+          <w:rFonts w:ascii="Arial" w:hAnsi="Arial" w:cs="Arial"/>
+          <w:w w:val="90"/>
+          <w:sz w:val="21"/>
+          <w:szCs w:val="21"/>
         </w:rPr>
         <w:t>priority</w:t>
       </w:r>
       <w:r>
         <w:rPr>
+          <w:rFonts w:ascii="Arial" w:hAnsi="Arial" w:cs="Arial"/>
           <w:spacing w:val="-7"/>
           <w:w w:val="90"/>
-          <w:sz w:val="19"/>
-        </w:rPr>
-        <w:t xml:space="preserve"> </w:t>
-      </w:r>
-      <w:r>
-        <w:rPr>
-          <w:w w:val="90"/>
-          <w:sz w:val="19"/>
+          <w:sz w:val="21"/>
+          <w:szCs w:val="21"/>
+        </w:rPr>
+        <w:t xml:space="preserve"> </w:t>
+      </w:r>
+      <w:r>
+        <w:rPr>
+          <w:rFonts w:ascii="Arial" w:hAnsi="Arial" w:cs="Arial"/>
+          <w:w w:val="90"/>
+          <w:sz w:val="21"/>
+          <w:szCs w:val="21"/>
         </w:rPr>
         <w:t>and</w:t>
       </w:r>
       <w:r>
         <w:rPr>
+          <w:rFonts w:ascii="Arial" w:hAnsi="Arial" w:cs="Arial"/>
           <w:spacing w:val="-7"/>
           <w:w w:val="90"/>
-          <w:sz w:val="19"/>
-        </w:rPr>
-        <w:t xml:space="preserve"> </w:t>
-      </w:r>
-      <w:r>
-        <w:rPr>
-          <w:w w:val="90"/>
-          <w:sz w:val="19"/>
+          <w:sz w:val="21"/>
+          <w:szCs w:val="21"/>
+        </w:rPr>
+        <w:t xml:space="preserve"> </w:t>
+      </w:r>
+      <w:r>
+        <w:rPr>
+          <w:rFonts w:ascii="Arial" w:hAnsi="Arial" w:cs="Arial"/>
+          <w:w w:val="90"/>
+          <w:sz w:val="21"/>
+          <w:szCs w:val="21"/>
         </w:rPr>
         <w:t>look</w:t>
       </w:r>
       <w:r>
         <w:rPr>
+          <w:rFonts w:ascii="Arial" w:hAnsi="Arial" w:cs="Arial"/>
           <w:spacing w:val="-7"/>
           <w:w w:val="90"/>
-          <w:sz w:val="19"/>
-        </w:rPr>
-        <w:t xml:space="preserve"> </w:t>
-      </w:r>
-      <w:r>
-        <w:rPr>
-          <w:w w:val="90"/>
-          <w:sz w:val="19"/>
+          <w:sz w:val="21"/>
+          <w:szCs w:val="21"/>
+        </w:rPr>
+        <w:t xml:space="preserve"> </w:t>
+      </w:r>
+      <w:r>
+        <w:rPr>
+          <w:rFonts w:ascii="Arial" w:hAnsi="Arial" w:cs="Arial"/>
+          <w:w w:val="90"/>
+          <w:sz w:val="21"/>
+          <w:szCs w:val="21"/>
         </w:rPr>
         <w:t>forward</w:t>
       </w:r>
       <w:r>
         <w:rPr>
+          <w:rFonts w:ascii="Arial" w:hAnsi="Arial" w:cs="Arial"/>
           <w:spacing w:val="-7"/>
           <w:w w:val="90"/>
-          <w:sz w:val="19"/>
-        </w:rPr>
-        <w:t xml:space="preserve"> </w:t>
-      </w:r>
-      <w:r>
-        <w:rPr>
-          <w:w w:val="90"/>
-          <w:sz w:val="19"/>
+          <w:sz w:val="21"/>
+          <w:szCs w:val="21"/>
+        </w:rPr>
+        <w:t xml:space="preserve"> </w:t>
+      </w:r>
+      <w:r>
+        <w:rPr>
+          <w:rFonts w:ascii="Arial" w:hAnsi="Arial" w:cs="Arial"/>
+          <w:w w:val="90"/>
+          <w:sz w:val="21"/>
+          <w:szCs w:val="21"/>
         </w:rPr>
         <w:t>to</w:t>
       </w:r>
       <w:r>
         <w:rPr>
+          <w:rFonts w:ascii="Arial" w:hAnsi="Arial" w:cs="Arial"/>
           <w:spacing w:val="-7"/>
           <w:w w:val="90"/>
-          <w:sz w:val="19"/>
-        </w:rPr>
-        <w:t xml:space="preserve"> </w:t>
-      </w:r>
-      <w:r>
-        <w:rPr>
-          <w:w w:val="90"/>
-          <w:sz w:val="19"/>
+          <w:sz w:val="21"/>
+          <w:szCs w:val="21"/>
+        </w:rPr>
+        <w:t xml:space="preserve"> </w:t>
+      </w:r>
+      <w:r>
+        <w:rPr>
+          <w:rFonts w:ascii="Arial" w:hAnsi="Arial" w:cs="Arial"/>
+          <w:w w:val="90"/>
+          <w:sz w:val="21"/>
+          <w:szCs w:val="21"/>
         </w:rPr>
         <w:t>your</w:t>
       </w:r>
       <w:r>
         <w:rPr>
+          <w:rFonts w:ascii="Arial" w:hAnsi="Arial" w:cs="Arial"/>
           <w:spacing w:val="-3"/>
           <w:w w:val="90"/>
-          <w:sz w:val="19"/>
-        </w:rPr>
-        <w:t xml:space="preserve"> </w:t>
-      </w:r>
-      <w:r>
-        <w:rPr>
-          <w:w w:val="90"/>
-          <w:sz w:val="19"/>
+          <w:sz w:val="21"/>
+          <w:szCs w:val="21"/>
+        </w:rPr>
+        <w:t xml:space="preserve"> </w:t>
+      </w:r>
+      <w:r>
+        <w:rPr>
+          <w:rFonts w:ascii="Arial" w:hAnsi="Arial" w:cs="Arial"/>
+          <w:w w:val="90"/>
+          <w:sz w:val="21"/>
+          <w:szCs w:val="21"/>
         </w:rPr>
         <w:t>immediate</w:t>
       </w:r>
       <w:r>
         <w:rPr>
+          <w:rFonts w:ascii="Arial" w:hAnsi="Arial" w:cs="Arial"/>
           <w:spacing w:val="-8"/>
           <w:w w:val="90"/>
-          <w:sz w:val="19"/>
-        </w:rPr>
-        <w:t xml:space="preserve"> </w:t>
-      </w:r>
-      <w:r>
-        <w:rPr>
-          <w:w w:val="90"/>
-          <w:sz w:val="19"/>
+          <w:sz w:val="21"/>
+          <w:szCs w:val="21"/>
+        </w:rPr>
+        <w:t xml:space="preserve"> </w:t>
+      </w:r>
+      <w:r>
+        <w:rPr>
+          <w:rFonts w:ascii="Arial" w:hAnsi="Arial" w:cs="Arial"/>
+          <w:w w:val="90"/>
+          <w:sz w:val="21"/>
+          <w:szCs w:val="21"/>
         </w:rPr>
         <w:t xml:space="preserve">compliance. </w:t>
-      </w:r>
-      <w:r>
-        <w:rPr>
-          <w:sz w:val="19"/>
-        </w:rPr>
-        <w:t>Thanking You,</w:t>
       </w:r>
     </w:p>
     <w:p>
       <w:pPr>
-        <w:spacing w:before="2"/>
         <w:ind w:left="90"/>
         <w:rPr>
-          <w:sz w:val="19"/>
+          <w:rFonts w:ascii="Arial" w:hAnsi="Arial" w:cs="Arial"/>
+          <w:w w:val="90"/>
+          <w:sz w:val="21"/>
+          <w:szCs w:val="21"/>
         </w:rPr>
       </w:pPr>
       <w:r>
         <w:rPr>
-          <w:spacing w:val="-6"/>
-          <w:w w:val="90"/>
-          <w:sz w:val="19"/>
-        </w:rPr>
-        <w:t>SREE</w:t>
-      </w:r>
-      <w:r>
-        <w:rPr>
-          <w:spacing w:val="-9"/>
-          <w:sz w:val="19"/>
-        </w:rPr>
-        <w:t xml:space="preserve"> </w:t>
-      </w:r>
-      <w:r>
-        <w:rPr>
-          <w:spacing w:val="-6"/>
-          <w:w w:val="90"/>
-          <w:sz w:val="19"/>
-        </w:rPr>
-        <w:t>MANI</w:t>
-      </w:r>
-      <w:r>
-        <w:rPr>
-          <w:spacing w:val="4"/>
-          <w:sz w:val="19"/>
-        </w:rPr>
-        <w:t xml:space="preserve"> </w:t>
-      </w:r>
-      <w:r>
-        <w:rPr>
-          <w:spacing w:val="-6"/>
-          <w:w w:val="90"/>
-          <w:sz w:val="19"/>
-        </w:rPr>
-        <w:t>FINANCE</w:t>
+          <w:rFonts w:ascii="Arial" w:hAnsi="Arial" w:cs="Arial"/>
+          <w:sz w:val="21"/>
+          <w:szCs w:val="21"/>
+        </w:rPr>
+        <w:t>Thanking You,</w:t>
       </w:r>
     </w:p>
     <w:p>
       <w:pPr>
-        <w:spacing w:before="178" w:line="434" w:lineRule="auto"/>
-        <w:ind w:left="90" w:right="3965"/>
-        <w:rPr>
-          <w:sz w:val="19"/>
+        <w:ind w:left="90"/>
+        <w:rPr>
+          <w:rFonts w:ascii="Arial" w:hAnsi="Arial" w:cs="Arial"/>
+          <w:sz w:val="21"/>
+          <w:szCs w:val="21"/>
         </w:rPr>
       </w:pPr>
       <w:r>
         <w:rPr>
-          <w:w w:val="90"/>
-          <w:sz w:val="19"/>
+          <w:rFonts w:ascii="Arial" w:hAnsi="Arial" w:cs="Arial"/>
+          <w:spacing w:val="-6"/>
+          <w:w w:val="90"/>
+          <w:sz w:val="21"/>
+          <w:szCs w:val="21"/>
+        </w:rPr>
+        <w:t>SREE</w:t>
+      </w:r>
+      <w:r>
+        <w:rPr>
+          <w:rFonts w:ascii="Arial" w:hAnsi="Arial" w:cs="Arial"/>
+          <w:spacing w:val="-9"/>
+          <w:sz w:val="21"/>
+          <w:szCs w:val="21"/>
+        </w:rPr>
+        <w:t xml:space="preserve"> </w:t>
+      </w:r>
+      <w:r>
+        <w:rPr>
+          <w:rFonts w:ascii="Arial" w:hAnsi="Arial" w:cs="Arial"/>
+          <w:spacing w:val="-6"/>
+          <w:w w:val="90"/>
+          <w:sz w:val="21"/>
+          <w:szCs w:val="21"/>
+        </w:rPr>
+        <w:t>MANI</w:t>
+      </w:r>
+      <w:r>
+        <w:rPr>
+          <w:rFonts w:ascii="Arial" w:hAnsi="Arial" w:cs="Arial"/>
+          <w:spacing w:val="4"/>
+          <w:sz w:val="21"/>
+          <w:szCs w:val="21"/>
+        </w:rPr>
+        <w:t xml:space="preserve"> </w:t>
+      </w:r>
+      <w:r>
+        <w:rPr>
+          <w:rFonts w:ascii="Arial" w:hAnsi="Arial" w:cs="Arial"/>
+          <w:spacing w:val="-6"/>
+          <w:w w:val="90"/>
+          <w:sz w:val="21"/>
+          <w:szCs w:val="21"/>
+        </w:rPr>
+        <w:t>FINANCE</w:t>
+      </w:r>
+    </w:p>
+    <w:p>
+      <w:pPr>
+        <w:spacing w:before="120"/>
+        <w:ind w:left="90"/>
+        <w:rPr>
+          <w:rFonts w:ascii="Arial" w:hAnsi="Arial" w:cs="Arial"/>
+          <w:w w:val="90"/>
+          <w:sz w:val="21"/>
+          <w:szCs w:val="21"/>
+        </w:rPr>
+      </w:pPr>
+      <w:r>
+        <w:rPr>
+          <w:rFonts w:ascii="Arial" w:hAnsi="Arial" w:cs="Arial"/>
+          <w:w w:val="90"/>
+          <w:sz w:val="21"/>
+          <w:szCs w:val="21"/>
         </w:rPr>
         <w:t>H.No.5-4-156,</w:t>
       </w:r>
       <w:r>
         <w:rPr>
+          <w:rFonts w:ascii="Arial" w:hAnsi="Arial" w:cs="Arial"/>
           <w:spacing w:val="-5"/>
           <w:w w:val="90"/>
-          <w:sz w:val="19"/>
-        </w:rPr>
-        <w:t xml:space="preserve"> </w:t>
-      </w:r>
-      <w:r>
-        <w:rPr>
-          <w:w w:val="90"/>
-          <w:sz w:val="19"/>
+          <w:sz w:val="21"/>
+          <w:szCs w:val="21"/>
+        </w:rPr>
+        <w:t xml:space="preserve"> </w:t>
+      </w:r>
+      <w:r>
+        <w:rPr>
+          <w:rFonts w:ascii="Arial" w:hAnsi="Arial" w:cs="Arial"/>
+          <w:w w:val="90"/>
+          <w:sz w:val="21"/>
+          <w:szCs w:val="21"/>
         </w:rPr>
         <w:t>14th</w:t>
       </w:r>
       <w:r>
         <w:rPr>
+          <w:rFonts w:ascii="Arial" w:hAnsi="Arial" w:cs="Arial"/>
           <w:spacing w:val="-8"/>
           <w:w w:val="90"/>
-          <w:sz w:val="19"/>
-        </w:rPr>
-        <w:t xml:space="preserve"> </w:t>
-      </w:r>
-      <w:proofErr w:type="gramStart"/>
-      <w:r>
-        <w:rPr>
-          <w:w w:val="90"/>
-          <w:sz w:val="19"/>
-        </w:rPr>
-        <w:t>Floor,,</w:t>
-      </w:r>
-      <w:proofErr w:type="gramEnd"/>
-      <w:r>
-        <w:rPr>
-          <w:spacing w:val="-2"/>
-          <w:w w:val="90"/>
-          <w:sz w:val="19"/>
-        </w:rPr>
-        <w:t xml:space="preserve"> </w:t>
-      </w:r>
-      <w:r>
-        <w:rPr>
-          <w:w w:val="90"/>
-          <w:sz w:val="19"/>
+          <w:sz w:val="21"/>
+          <w:szCs w:val="21"/>
+        </w:rPr>
+        <w:t xml:space="preserve"> </w:t>
+      </w:r>
+      <w:r>
+        <w:rPr>
+          <w:rFonts w:ascii="Arial" w:hAnsi="Arial" w:cs="Arial"/>
+          <w:w w:val="90"/>
+          <w:sz w:val="21"/>
+          <w:szCs w:val="21"/>
+        </w:rPr>
+        <w:t>Floor,</w:t>
+      </w:r>
+      <w:r>
+        <w:rPr>
+          <w:rFonts w:ascii="Arial" w:hAnsi="Arial" w:cs="Arial"/>
+          <w:spacing w:val="-2"/>
+          <w:w w:val="90"/>
+          <w:sz w:val="21"/>
+          <w:szCs w:val="21"/>
+        </w:rPr>
+        <w:t xml:space="preserve"> </w:t>
+      </w:r>
+      <w:r>
+        <w:rPr>
+          <w:rFonts w:ascii="Arial" w:hAnsi="Arial" w:cs="Arial"/>
+          <w:w w:val="90"/>
+          <w:sz w:val="21"/>
+          <w:szCs w:val="21"/>
         </w:rPr>
         <w:t>T19</w:t>
       </w:r>
       <w:r>
         <w:rPr>
+          <w:rFonts w:ascii="Arial" w:hAnsi="Arial" w:cs="Arial"/>
           <w:spacing w:val="-8"/>
           <w:w w:val="90"/>
-          <w:sz w:val="19"/>
-        </w:rPr>
-        <w:t xml:space="preserve"> </w:t>
-      </w:r>
-      <w:r>
-        <w:rPr>
-          <w:w w:val="90"/>
-          <w:sz w:val="19"/>
+          <w:sz w:val="21"/>
+          <w:szCs w:val="21"/>
+        </w:rPr>
+        <w:t xml:space="preserve"> </w:t>
+      </w:r>
+      <w:r>
+        <w:rPr>
+          <w:rFonts w:ascii="Arial" w:hAnsi="Arial" w:cs="Arial"/>
+          <w:w w:val="90"/>
+          <w:sz w:val="21"/>
+          <w:szCs w:val="21"/>
         </w:rPr>
         <w:t>Towers,</w:t>
       </w:r>
       <w:r>
         <w:rPr>
-          <w:spacing w:val="-2"/>
-          <w:w w:val="90"/>
-          <w:sz w:val="19"/>
-        </w:rPr>
-        <w:t xml:space="preserve"> </w:t>
-      </w:r>
-      <w:r>
-        <w:rPr>
-          <w:w w:val="90"/>
-          <w:sz w:val="19"/>
+          <w:rFonts w:ascii="Arial" w:hAnsi="Arial" w:cs="Arial"/>
+          <w:spacing w:val="-2"/>
+          <w:w w:val="90"/>
+          <w:sz w:val="21"/>
+          <w:szCs w:val="21"/>
+        </w:rPr>
+        <w:t xml:space="preserve"> </w:t>
+      </w:r>
+      <w:r>
+        <w:rPr>
+          <w:rFonts w:ascii="Arial" w:hAnsi="Arial" w:cs="Arial"/>
+          <w:w w:val="90"/>
+          <w:sz w:val="21"/>
+          <w:szCs w:val="21"/>
         </w:rPr>
         <w:t>Near</w:t>
       </w:r>
       <w:r>
         <w:rPr>
+          <w:rFonts w:ascii="Arial" w:hAnsi="Arial" w:cs="Arial"/>
           <w:spacing w:val="-5"/>
           <w:w w:val="90"/>
-          <w:sz w:val="19"/>
-        </w:rPr>
-        <w:t xml:space="preserve"> </w:t>
-      </w:r>
-      <w:r>
-        <w:rPr>
-          <w:w w:val="90"/>
-          <w:sz w:val="19"/>
+          <w:sz w:val="21"/>
+          <w:szCs w:val="21"/>
+        </w:rPr>
+        <w:t xml:space="preserve"> </w:t>
+      </w:r>
+      <w:r>
+        <w:rPr>
+          <w:rFonts w:ascii="Arial" w:hAnsi="Arial" w:cs="Arial"/>
+          <w:w w:val="90"/>
+          <w:sz w:val="21"/>
+          <w:szCs w:val="21"/>
         </w:rPr>
         <w:t>Bus</w:t>
       </w:r>
       <w:r>
         <w:rPr>
+          <w:rFonts w:ascii="Arial" w:hAnsi="Arial" w:cs="Arial"/>
           <w:spacing w:val="-3"/>
           <w:w w:val="90"/>
-          <w:sz w:val="19"/>
-        </w:rPr>
-        <w:t xml:space="preserve"> </w:t>
-      </w:r>
-      <w:r>
-        <w:rPr>
-          <w:w w:val="90"/>
-          <w:sz w:val="19"/>
+          <w:sz w:val="21"/>
+          <w:szCs w:val="21"/>
+        </w:rPr>
+        <w:t xml:space="preserve"> </w:t>
+      </w:r>
+      <w:r>
+        <w:rPr>
+          <w:rFonts w:ascii="Arial" w:hAnsi="Arial" w:cs="Arial"/>
+          <w:w w:val="90"/>
+          <w:sz w:val="21"/>
+          <w:szCs w:val="21"/>
         </w:rPr>
         <w:t>Depot,</w:t>
       </w:r>
       <w:r>
         <w:rPr>
+          <w:rFonts w:ascii="Arial" w:hAnsi="Arial" w:cs="Arial"/>
           <w:spacing w:val="-3"/>
           <w:w w:val="90"/>
-          <w:sz w:val="19"/>
+          <w:sz w:val="21"/>
+          <w:szCs w:val="21"/>
         </w:rPr>
         <w:t xml:space="preserve"> </w:t>
       </w:r>
       <w:proofErr w:type="spellStart"/>
       <w:r>
         <w:rPr>
-          <w:w w:val="90"/>
-          <w:sz w:val="19"/>
+          <w:rFonts w:ascii="Arial" w:hAnsi="Arial" w:cs="Arial"/>
+          <w:w w:val="90"/>
+          <w:sz w:val="21"/>
+          <w:szCs w:val="21"/>
         </w:rPr>
         <w:t>Secunderabad</w:t>
       </w:r>
       <w:proofErr w:type="spellEnd"/>
       <w:r>
         <w:rPr>
-          <w:w w:val="90"/>
-          <w:sz w:val="19"/>
+          <w:rFonts w:ascii="Arial" w:hAnsi="Arial" w:cs="Arial"/>
+          <w:w w:val="90"/>
+          <w:sz w:val="21"/>
+          <w:szCs w:val="21"/>
         </w:rPr>
         <w:t>,</w:t>
       </w:r>
       <w:r>
         <w:rPr>
+          <w:rFonts w:ascii="Arial" w:hAnsi="Arial" w:cs="Arial"/>
           <w:spacing w:val="-3"/>
           <w:w w:val="90"/>
-          <w:sz w:val="19"/>
-        </w:rPr>
-        <w:t xml:space="preserve"> </w:t>
-      </w:r>
-      <w:r>
-        <w:rPr>
-          <w:w w:val="90"/>
-          <w:sz w:val="19"/>
+          <w:sz w:val="21"/>
+          <w:szCs w:val="21"/>
+        </w:rPr>
+        <w:t xml:space="preserve"> </w:t>
+      </w:r>
+      <w:r>
+        <w:rPr>
+          <w:rFonts w:ascii="Arial" w:hAnsi="Arial" w:cs="Arial"/>
+          <w:w w:val="90"/>
+          <w:sz w:val="21"/>
+          <w:szCs w:val="21"/>
         </w:rPr>
         <w:t>Telangana,</w:t>
       </w:r>
       <w:r>
         <w:rPr>
+          <w:rFonts w:ascii="Arial" w:hAnsi="Arial" w:cs="Arial"/>
           <w:spacing w:val="-3"/>
           <w:w w:val="90"/>
-          <w:sz w:val="19"/>
-        </w:rPr>
-        <w:t xml:space="preserve"> </w:t>
-      </w:r>
-      <w:r>
-        <w:rPr>
-          <w:w w:val="90"/>
-          <w:sz w:val="19"/>
+          <w:sz w:val="21"/>
+          <w:szCs w:val="21"/>
+        </w:rPr>
+        <w:t xml:space="preserve"> </w:t>
+      </w:r>
+      <w:r>
+        <w:rPr>
+          <w:rFonts w:ascii="Arial" w:hAnsi="Arial" w:cs="Arial"/>
+          <w:w w:val="90"/>
+          <w:sz w:val="21"/>
+          <w:szCs w:val="21"/>
         </w:rPr>
         <w:t xml:space="preserve">500003. </w:t>
       </w:r>
-      <w:r>
-        <w:rPr>
+    </w:p>
+    <w:p>
+      <w:pPr>
+        <w:spacing w:before="178"/>
+        <w:ind w:left="90"/>
+        <w:rPr>
+          <w:rFonts w:ascii="Arial" w:hAnsi="Arial" w:cs="Arial"/>
+          <w:sz w:val="21"/>
+          <w:szCs w:val="21"/>
+        </w:rPr>
+      </w:pPr>
+      <w:r>
+        <w:rPr>
+          <w:rFonts w:ascii="Arial" w:hAnsi="Arial" w:cs="Arial"/>
           <w:spacing w:val="-8"/>
-          <w:sz w:val="19"/>
+          <w:sz w:val="21"/>
+          <w:szCs w:val="21"/>
         </w:rPr>
         <w:t>Note:</w:t>
       </w:r>
       <w:r>
         <w:rPr>
+          <w:rFonts w:ascii="Arial" w:hAnsi="Arial" w:cs="Arial"/>
           <w:spacing w:val="-11"/>
-          <w:sz w:val="19"/>
-        </w:rPr>
-        <w:t xml:space="preserve"> </w:t>
-      </w:r>
-      <w:r>
-        <w:rPr>
+          <w:sz w:val="21"/>
+          <w:szCs w:val="21"/>
+        </w:rPr>
+        <w:t xml:space="preserve"> </w:t>
+      </w:r>
+      <w:r>
+        <w:rPr>
+          <w:rFonts w:ascii="Arial" w:hAnsi="Arial" w:cs="Arial"/>
           <w:spacing w:val="-8"/>
-          <w:sz w:val="19"/>
+          <w:sz w:val="21"/>
+          <w:szCs w:val="21"/>
         </w:rPr>
         <w:t>This</w:t>
       </w:r>
       <w:r>
         <w:rPr>
+          <w:rFonts w:ascii="Arial" w:hAnsi="Arial" w:cs="Arial"/>
           <w:spacing w:val="7"/>
-          <w:sz w:val="19"/>
-        </w:rPr>
-        <w:t xml:space="preserve"> </w:t>
-      </w:r>
-      <w:r>
-        <w:rPr>
+          <w:sz w:val="21"/>
+          <w:szCs w:val="21"/>
+        </w:rPr>
+        <w:t xml:space="preserve"> </w:t>
+      </w:r>
+      <w:r>
+        <w:rPr>
+          <w:rFonts w:ascii="Arial" w:hAnsi="Arial" w:cs="Arial"/>
           <w:spacing w:val="-8"/>
-          <w:sz w:val="19"/>
+          <w:sz w:val="21"/>
+          <w:szCs w:val="21"/>
         </w:rPr>
         <w:t>is</w:t>
       </w:r>
       <w:r>
         <w:rPr>
+          <w:rFonts w:ascii="Arial" w:hAnsi="Arial" w:cs="Arial"/>
           <w:spacing w:val="7"/>
-          <w:sz w:val="19"/>
-        </w:rPr>
-        <w:t xml:space="preserve"> </w:t>
-      </w:r>
-      <w:r>
-        <w:rPr>
+          <w:sz w:val="21"/>
+          <w:szCs w:val="21"/>
+        </w:rPr>
+        <w:t xml:space="preserve"> </w:t>
+      </w:r>
+      <w:r>
+        <w:rPr>
+          <w:rFonts w:ascii="Arial" w:hAnsi="Arial" w:cs="Arial"/>
           <w:spacing w:val="-8"/>
-          <w:sz w:val="19"/>
+          <w:sz w:val="21"/>
+          <w:szCs w:val="21"/>
         </w:rPr>
         <w:t>a</w:t>
       </w:r>
       <w:r>
         <w:rPr>
+          <w:rFonts w:ascii="Arial" w:hAnsi="Arial" w:cs="Arial"/>
           <w:spacing w:val="-3"/>
-          <w:sz w:val="19"/>
-        </w:rPr>
-        <w:t xml:space="preserve"> </w:t>
-      </w:r>
-      <w:r>
-        <w:rPr>
+          <w:sz w:val="21"/>
+          <w:szCs w:val="21"/>
+        </w:rPr>
+        <w:t xml:space="preserve"> </w:t>
+      </w:r>
+      <w:r>
+        <w:rPr>
+          <w:rFonts w:ascii="Arial" w:hAnsi="Arial" w:cs="Arial"/>
           <w:spacing w:val="-8"/>
-          <w:sz w:val="19"/>
+          <w:sz w:val="21"/>
+          <w:szCs w:val="21"/>
         </w:rPr>
         <w:t>system</w:t>
       </w:r>
       <w:r>
         <w:rPr>
+          <w:rFonts w:ascii="Arial" w:hAnsi="Arial" w:cs="Arial"/>
           <w:spacing w:val="-1"/>
-          <w:sz w:val="19"/>
-        </w:rPr>
-        <w:t xml:space="preserve"> </w:t>
-      </w:r>
-      <w:r>
-        <w:rPr>
+          <w:sz w:val="21"/>
+          <w:szCs w:val="21"/>
+        </w:rPr>
+        <w:t xml:space="preserve"> </w:t>
+      </w:r>
+      <w:r>
+        <w:rPr>
+          <w:rFonts w:ascii="Arial" w:hAnsi="Arial" w:cs="Arial"/>
           <w:spacing w:val="-8"/>
-          <w:sz w:val="19"/>
+          <w:sz w:val="21"/>
+          <w:szCs w:val="21"/>
         </w:rPr>
         <w:t>generated</w:t>
       </w:r>
       <w:r>
         <w:rPr>
+          <w:rFonts w:ascii="Arial" w:hAnsi="Arial" w:cs="Arial"/>
           <w:spacing w:val="-1"/>
-          <w:sz w:val="19"/>
-        </w:rPr>
-        <w:t xml:space="preserve"> </w:t>
-      </w:r>
-      <w:r>
-        <w:rPr>
+          <w:sz w:val="21"/>
+          <w:szCs w:val="21"/>
+        </w:rPr>
+        <w:t xml:space="preserve"> </w:t>
+      </w:r>
+      <w:r>
+        <w:rPr>
+          <w:rFonts w:ascii="Arial" w:hAnsi="Arial" w:cs="Arial"/>
           <w:spacing w:val="-8"/>
-          <w:sz w:val="19"/>
+          <w:sz w:val="21"/>
+          <w:szCs w:val="21"/>
         </w:rPr>
         <w:t>letter.</w:t>
       </w:r>
       <w:r>
         <w:rPr>
+          <w:rFonts w:ascii="Arial" w:hAnsi="Arial" w:cs="Arial"/>
           <w:spacing w:val="7"/>
-          <w:sz w:val="19"/>
-        </w:rPr>
-        <w:t xml:space="preserve"> </w:t>
-      </w:r>
-      <w:r>
-        <w:rPr>
+          <w:sz w:val="21"/>
+          <w:szCs w:val="21"/>
+        </w:rPr>
+        <w:t xml:space="preserve"> </w:t>
+      </w:r>
+      <w:r>
+        <w:rPr>
+          <w:rFonts w:ascii="Arial" w:hAnsi="Arial" w:cs="Arial"/>
           <w:spacing w:val="-8"/>
-          <w:sz w:val="19"/>
+          <w:sz w:val="21"/>
+          <w:szCs w:val="21"/>
         </w:rPr>
         <w:t>Hence,</w:t>
       </w:r>
       <w:r>
         <w:rPr>
+          <w:rFonts w:ascii="Arial" w:hAnsi="Arial" w:cs="Arial"/>
           <w:spacing w:val="7"/>
-          <w:sz w:val="19"/>
-        </w:rPr>
-        <w:t xml:space="preserve"> </w:t>
-      </w:r>
-      <w:r>
-        <w:rPr>
+          <w:sz w:val="21"/>
+          <w:szCs w:val="21"/>
+        </w:rPr>
+        <w:t xml:space="preserve"> </w:t>
+      </w:r>
+      <w:r>
+        <w:rPr>
+          <w:rFonts w:ascii="Arial" w:hAnsi="Arial" w:cs="Arial"/>
           <w:spacing w:val="-8"/>
-          <w:sz w:val="19"/>
+          <w:sz w:val="21"/>
+          <w:szCs w:val="21"/>
         </w:rPr>
         <w:t>it</w:t>
       </w:r>
       <w:r>
         <w:rPr>
-          <w:sz w:val="19"/>
-        </w:rPr>
-        <w:t xml:space="preserve"> </w:t>
-      </w:r>
-      <w:r>
-        <w:rPr>
+          <w:rFonts w:ascii="Arial" w:hAnsi="Arial" w:cs="Arial"/>
+          <w:sz w:val="21"/>
+          <w:szCs w:val="21"/>
+        </w:rPr>
+        <w:t xml:space="preserve"> </w:t>
+      </w:r>
+      <w:r>
+        <w:rPr>
+          <w:rFonts w:ascii="Arial" w:hAnsi="Arial" w:cs="Arial"/>
           <w:spacing w:val="-8"/>
-          <w:sz w:val="19"/>
+          <w:sz w:val="21"/>
+          <w:szCs w:val="21"/>
         </w:rPr>
         <w:t>does</w:t>
       </w:r>
       <w:r>
         <w:rPr>
+          <w:rFonts w:ascii="Arial" w:hAnsi="Arial" w:cs="Arial"/>
           <w:spacing w:val="7"/>
-          <w:sz w:val="19"/>
-        </w:rPr>
-        <w:t xml:space="preserve"> </w:t>
-      </w:r>
-      <w:r>
-        <w:rPr>
+          <w:sz w:val="21"/>
+          <w:szCs w:val="21"/>
+        </w:rPr>
+        <w:t xml:space="preserve"> </w:t>
+      </w:r>
+      <w:r>
+        <w:rPr>
+          <w:rFonts w:ascii="Arial" w:hAnsi="Arial" w:cs="Arial"/>
           <w:spacing w:val="-8"/>
-          <w:sz w:val="19"/>
+          <w:sz w:val="21"/>
+          <w:szCs w:val="21"/>
         </w:rPr>
         <w:t>not</w:t>
       </w:r>
       <w:r>
         <w:rPr>
-          <w:sz w:val="19"/>
-        </w:rPr>
-        <w:t xml:space="preserve"> </w:t>
-      </w:r>
-      <w:r>
-        <w:rPr>
+          <w:rFonts w:ascii="Arial" w:hAnsi="Arial" w:cs="Arial"/>
+          <w:sz w:val="21"/>
+          <w:szCs w:val="21"/>
+        </w:rPr>
+        <w:t xml:space="preserve"> </w:t>
+      </w:r>
+      <w:r>
+        <w:rPr>
+          <w:rFonts w:ascii="Arial" w:hAnsi="Arial" w:cs="Arial"/>
           <w:spacing w:val="-8"/>
-          <w:sz w:val="19"/>
+          <w:sz w:val="21"/>
+          <w:szCs w:val="21"/>
         </w:rPr>
         <w:t>require</w:t>
       </w:r>
       <w:r>
         <w:rPr>
+          <w:rFonts w:ascii="Arial" w:hAnsi="Arial" w:cs="Arial"/>
           <w:spacing w:val="-3"/>
-          <w:sz w:val="19"/>
-        </w:rPr>
-        <w:t xml:space="preserve"> </w:t>
-      </w:r>
-      <w:r>
-        <w:rPr>
+          <w:sz w:val="21"/>
+          <w:szCs w:val="21"/>
+        </w:rPr>
+        <w:t xml:space="preserve"> </w:t>
+      </w:r>
+      <w:r>
+        <w:rPr>
+          <w:rFonts w:ascii="Arial" w:hAnsi="Arial" w:cs="Arial"/>
           <w:spacing w:val="-8"/>
-          <w:sz w:val="19"/>
+          <w:sz w:val="21"/>
+          <w:szCs w:val="21"/>
         </w:rPr>
         <w:t>any</w:t>
       </w:r>
       <w:r>
         <w:rPr>
+          <w:rFonts w:ascii="Arial" w:hAnsi="Arial" w:cs="Arial"/>
           <w:spacing w:val="-1"/>
-          <w:sz w:val="19"/>
-        </w:rPr>
-        <w:t xml:space="preserve"> </w:t>
-      </w:r>
-      <w:r>
-        <w:rPr>
+          <w:sz w:val="21"/>
+          <w:szCs w:val="21"/>
+        </w:rPr>
+        <w:t xml:space="preserve"> </w:t>
+      </w:r>
+      <w:r>
+        <w:rPr>
+          <w:rFonts w:ascii="Arial" w:hAnsi="Arial" w:cs="Arial"/>
           <w:spacing w:val="-8"/>
-          <w:sz w:val="19"/>
+          <w:sz w:val="21"/>
+          <w:szCs w:val="21"/>
         </w:rPr>
         <w:t>signature</w:t>
       </w:r>
       <w:r>
         <w:rPr>
+          <w:rFonts w:ascii="Arial" w:hAnsi="Arial" w:cs="Arial"/>
           <w:spacing w:val="-3"/>
-          <w:sz w:val="19"/>
-        </w:rPr>
-        <w:t xml:space="preserve"> </w:t>
-      </w:r>
-      <w:r>
-        <w:rPr>
+          <w:sz w:val="21"/>
+          <w:szCs w:val="21"/>
+        </w:rPr>
+        <w:t xml:space="preserve"> </w:t>
+      </w:r>
+      <w:r>
+        <w:rPr>
+          <w:rFonts w:ascii="Arial" w:hAnsi="Arial" w:cs="Arial"/>
           <w:spacing w:val="-8"/>
-          <w:sz w:val="19"/>
+          <w:sz w:val="21"/>
+          <w:szCs w:val="21"/>
         </w:rPr>
         <w:t>or</w:t>
       </w:r>
       <w:r>
         <w:rPr>
-          <w:sz w:val="19"/>
-        </w:rPr>
-        <w:t xml:space="preserve"> </w:t>
-      </w:r>
-      <w:r>
-        <w:rPr>
+          <w:rFonts w:ascii="Arial" w:hAnsi="Arial" w:cs="Arial"/>
+          <w:sz w:val="21"/>
+          <w:szCs w:val="21"/>
+        </w:rPr>
+        <w:t xml:space="preserve"> </w:t>
+      </w:r>
+      <w:r>
+        <w:rPr>
+          <w:rFonts w:ascii="Arial" w:hAnsi="Arial" w:cs="Arial"/>
           <w:spacing w:val="-8"/>
-          <w:sz w:val="19"/>
+          <w:sz w:val="21"/>
+          <w:szCs w:val="21"/>
         </w:rPr>
         <w:t>stamp.</w:t>
       </w:r>
